--- a/out/05_Commercial/SNX-COM-FRM-02 Project Handover Record (Rev00 DRAFT).docx
+++ b/out/05_Commercial/SNX-COM-FRM-02 Project Handover Record (Rev00 DRAFT).docx
@@ -4278,7 +4278,7 @@
           <w:sz w:val="24"/>
           <w:szCs w:val="24"/>
         </w:rPr>
-        <w:t xml:space="preserve">4.1 Business Development mengisi Tabel 1 sampai Tabel 10 sesudah closing dan sebelum handover meeting. Dokumen closing sudah lengkap pada saat itu (SNX-COM-SOP-01 butir 4.16).</w:t>
+        <w:t xml:space="preserve">4.1 Business Development mengisi Tabel 1 sampai Tabel 10 sesudah closing dan sebelum handover meeting, lalu mengisi Tabel 11 sesudah handover meeting. Dokumen closing sudah lengkap sebelum handover meeting (SNX-COM-SOP-01 butir 4.16).</w:t>
       </w:r>
     </w:p>
     <w:p>
@@ -4819,7 +4819,7 @@
                 <w:sz w:val="24"/>
                 <w:szCs w:val="24"/>
               </w:rPr>
-              <w:t>Mengisi Tabel 1 sampai Tabel 10, mencatat hasil handover meeting dan penolakan paket handover di Tabel 11, dan melengkapi paket handover yang ditolak (butir 4.1 sampai 4.5, 4.10, 4.12). Memegang tugas Sales dan Sales Executive (SNX-COM-SOP-01, USULAN).</w:t>
+              <w:t>Mengisi Tabel 1 sampai Tabel 10 sebelum handover meeting dan Tabel 11 sesudahnya (hasil handover meeting dan penolakan paket handover), serta melengkapi paket handover yang ditolak (butir 4.1 sampai 4.5, 4.10, 4.12). Memegang tugas Sales dan Sales Executive (SNX-COM-SOP-01, USULAN).</w:t>
             </w:r>
           </w:p>
         </w:tc>
@@ -5296,7 +5296,7 @@
           <w:sz w:val="24"/>
           <w:szCs w:val="24"/>
         </w:rPr>
-        <w:t xml:space="preserve">Business Development mengisi Tabel 1 sampai Tabel 11 menurut petunjuk berikut. Pemegang peran pada tiap baris Tabel 12 mengisi baris itu.</w:t>
+        <w:t xml:space="preserve">Business Development mengisi Tabel 1 sampai Tabel 10 sebelum handover meeting dan Tabel 11 sesudahnya (butir 4.1), menurut petunjuk berikut. Pemegang peran pada tiap baris Tabel 12 mengisi baris itu.</w:t>
       </w:r>
     </w:p>
     <w:tbl>

--- a/out/05_Commercial/SNX-COM-FRM-02 Project Handover Record (Rev00 DRAFT).docx
+++ b/out/05_Commercial/SNX-COM-FRM-02 Project Handover Record (Rev00 DRAFT).docx
@@ -1067,7 +1067,7 @@
           </w:tcPr>
           <w:p>
             <w:r>
-              <w:t>Direktur</w:t>
+              <w:t>VP Commercial</w:t>
             </w:r>
           </w:p>
         </w:tc>
@@ -4909,7 +4909,7 @@
                 <w:sz w:val="24"/>
                 <w:szCs w:val="24"/>
               </w:rPr>
-              <w:t>Menyerahkan paket handover kepada Service Delivery Manager atas nama Commercial (butir 4.11). Pemilik formulir terisi (USULAN, bagian Rekaman) dan menetapkan lokasi rekamannya.</w:t>
+              <w:t>Menyerahkan paket handover kepada Service Delivery Manager atas nama Commercial (butir 4.11). Pemilik dokumen ini menurut blok Identity (USULAN) dan meninjau formulir ini setiap tahun (USULAN). Pemilik formulir terisi (USULAN, bagian Rekaman) dan menetapkan lokasi rekamannya.</w:t>
             </w:r>
           </w:p>
         </w:tc>
@@ -5179,7 +5179,7 @@
                 <w:sz w:val="24"/>
                 <w:szCs w:val="24"/>
               </w:rPr>
-              <w:t>Pemilik dokumen (formulir kosong) menurut blok Identity (USULAN). Meninjau formulir ini setiap tahun (USULAN). Menetapkan struktur kolom (butir 4.15).</w:t>
+              <w:t>Menetapkan struktur kolom (butir 4.15).</w:t>
             </w:r>
           </w:p>
         </w:tc>
@@ -19561,7 +19561,7 @@
           <w:sz w:val="24"/>
           <w:szCs w:val="24"/>
         </w:rPr>
-        <w:t xml:space="preserve">Formulir ini berstatus Draft dan baru dipakai sesudah Direktur Utama menandatangani blok Approval dan COO menetapkan struktur kolomnya. VP Commercial menetapkan lokasi rekaman, dan COO meninjau formulir ini setiap tahun (USULAN).</w:t>
+        <w:t xml:space="preserve">Formulir ini berstatus Draft dan baru dipakai sesudah Direktur Utama menandatangani blok Approval dan COO menetapkan struktur kolomnya. VP Commercial menetapkan lokasi rekaman dan meninjau formulir ini setiap tahun (USULAN).</w:t>
       </w:r>
     </w:p>
     <w:sectPr>

--- a/out/05_Commercial/SNX-COM-FRM-02 Project Handover Record (Rev00 DRAFT).docx
+++ b/out/05_Commercial/SNX-COM-FRM-02 Project Handover Record (Rev00 DRAFT).docx
@@ -217,6 +217,7 @@
     <w:p>
       <w:pPr>
         <w:pStyle w:val="Heading1"/>
+        <w:keepNext/>
         <w:widowControl w:val="0"/>
         <w:spacing w:line="240" w:lineRule="auto"/>
         <w:ind w:right="407" w:firstLine="0"/>
@@ -511,6 +512,10 @@
         <w:gridCol w:w="5850"/>
       </w:tblGrid>
       <w:tr>
+        <w:trPr>
+          <w:cantSplit/>
+          <w:tblHeader/>
+        </w:trPr>
         <w:tc>
           <w:tcPr>
             <w:tcW w:w="3150" w:type="dxa"/>
@@ -523,6 +528,7 @@
           </w:tcPr>
           <w:p>
             <w:pPr>
+              <w:keepNext/>
               <w:widowControl w:val="0"/>
               <w:pBdr>
                 <w:top w:val="nil"/>
@@ -563,6 +569,7 @@
           </w:tcPr>
           <w:p>
             <w:pPr>
+              <w:keepNext/>
               <w:widowControl w:val="0"/>
               <w:pBdr>
                 <w:top w:val="nil"/>
@@ -593,6 +600,9 @@
         </w:tc>
       </w:tr>
       <w:tr>
+        <w:trPr>
+          <w:cantSplit/>
+        </w:trPr>
         <w:tc>
           <w:tcPr>
             <w:tcW w:w="3150" w:type="dxa"/>
@@ -646,6 +656,9 @@
         </w:tc>
       </w:tr>
       <w:tr>
+        <w:trPr>
+          <w:cantSplit/>
+        </w:trPr>
         <w:tc>
           <w:tcPr>
             <w:tcW w:w="3150" w:type="dxa"/>
@@ -699,6 +712,9 @@
         </w:tc>
       </w:tr>
       <w:tr>
+        <w:trPr>
+          <w:cantSplit/>
+        </w:trPr>
         <w:tc>
           <w:tcPr>
             <w:tcW w:w="3150" w:type="dxa"/>
@@ -750,6 +766,9 @@
         </w:tc>
       </w:tr>
       <w:tr>
+        <w:trPr>
+          <w:cantSplit/>
+        </w:trPr>
         <w:tc>
           <w:tcPr>
             <w:tcW w:w="3150" w:type="dxa"/>
@@ -810,6 +829,9 @@
         </w:tc>
       </w:tr>
       <w:tr>
+        <w:trPr>
+          <w:cantSplit/>
+        </w:trPr>
         <w:tc>
           <w:tcPr>
             <w:tcW w:w="3150" w:type="dxa"/>
@@ -861,6 +883,9 @@
         </w:tc>
       </w:tr>
       <w:tr>
+        <w:trPr>
+          <w:cantSplit/>
+        </w:trPr>
         <w:tc>
           <w:tcPr>
             <w:tcW w:w="3150" w:type="dxa"/>
@@ -914,6 +939,9 @@
         </w:tc>
       </w:tr>
       <w:tr>
+        <w:trPr>
+          <w:cantSplit/>
+        </w:trPr>
         <w:tc>
           <w:tcPr>
             <w:tcW w:w="3150" w:type="dxa"/>
@@ -967,6 +995,9 @@
         </w:tc>
       </w:tr>
       <w:tr>
+        <w:trPr>
+          <w:cantSplit/>
+        </w:trPr>
         <w:tc>
           <w:tcPr>
             <w:tcW w:w="3150" w:type="dxa"/>
@@ -1020,6 +1051,9 @@
         </w:tc>
       </w:tr>
       <w:tr>
+        <w:trPr>
+          <w:cantSplit/>
+        </w:trPr>
         <w:tc>
           <w:tcPr>
             <w:tcW w:w="3150" w:type="dxa"/>
@@ -1073,6 +1107,9 @@
         </w:tc>
       </w:tr>
       <w:tr>
+        <w:trPr>
+          <w:cantSplit/>
+        </w:trPr>
         <w:tc>
           <w:tcPr>
             <w:tcW w:w="3150" w:type="dxa"/>
@@ -1126,6 +1163,9 @@
         </w:tc>
       </w:tr>
       <w:tr>
+        <w:trPr>
+          <w:cantSplit/>
+        </w:trPr>
         <w:tc>
           <w:tcPr>
             <w:tcW w:w="3150" w:type="dxa"/>
@@ -1207,6 +1247,7 @@
     <w:p>
       <w:pPr>
         <w:pStyle w:val="Heading1"/>
+        <w:keepNext/>
         <w:widowControl w:val="0"/>
         <w:spacing w:before="816" w:line="240" w:lineRule="auto"/>
         <w:ind w:right="407"/>
@@ -1243,6 +1284,10 @@
         <w:gridCol w:w="3010"/>
       </w:tblGrid>
       <w:tr>
+        <w:trPr>
+          <w:cantSplit/>
+          <w:tblHeader/>
+        </w:trPr>
         <w:tc>
           <w:tcPr>
             <w:tcW w:w="3009" w:type="dxa"/>
@@ -1255,6 +1300,7 @@
           </w:tcPr>
           <w:p>
             <w:pPr>
+              <w:keepNext/>
               <w:widowControl w:val="0"/>
               <w:spacing w:line="240" w:lineRule="auto"/>
               <w:jc w:val="center"/>
@@ -1288,6 +1334,7 @@
           </w:tcPr>
           <w:p>
             <w:pPr>
+              <w:keepNext/>
               <w:widowControl w:val="0"/>
               <w:spacing w:line="240" w:lineRule="auto"/>
               <w:jc w:val="center"/>
@@ -1321,6 +1368,7 @@
           </w:tcPr>
           <w:p>
             <w:pPr>
+              <w:keepNext/>
               <w:widowControl w:val="0"/>
               <w:spacing w:line="240" w:lineRule="auto"/>
               <w:jc w:val="center"/>
@@ -1344,6 +1392,9 @@
         </w:tc>
       </w:tr>
       <w:tr>
+        <w:trPr>
+          <w:cantSplit/>
+        </w:trPr>
         <w:tc>
           <w:tcPr>
             <w:tcW w:w="3009" w:type="dxa"/>
@@ -1392,6 +1443,9 @@
         </w:tc>
       </w:tr>
       <w:tr>
+        <w:trPr>
+          <w:cantSplit/>
+        </w:trPr>
         <w:tc>
           <w:tcPr>
             <w:tcW w:w="3009" w:type="dxa"/>
@@ -1463,6 +1517,9 @@
         </w:tc>
       </w:tr>
       <w:tr>
+        <w:trPr>
+          <w:cantSplit/>
+        </w:trPr>
         <w:tc>
           <w:tcPr>
             <w:tcW w:w="3009" w:type="dxa"/>
@@ -1537,6 +1594,7 @@
     <w:p>
       <w:pPr>
         <w:pStyle w:val="Heading1"/>
+        <w:keepNext/>
         <w:widowControl w:val="0"/>
         <w:spacing w:before="816" w:line="240" w:lineRule="auto"/>
         <w:ind w:right="407"/>
@@ -1578,6 +1636,10 @@
         <w:gridCol w:w="2235"/>
       </w:tblGrid>
       <w:tr>
+        <w:trPr>
+          <w:cantSplit/>
+          <w:tblHeader/>
+        </w:trPr>
         <w:tc>
           <w:tcPr>
             <w:tcW w:w="810" w:type="dxa"/>
@@ -1590,6 +1652,7 @@
           </w:tcPr>
           <w:p>
             <w:pPr>
+              <w:keepNext/>
               <w:widowControl w:val="0"/>
               <w:pBdr>
                 <w:top w:val="nil"/>
@@ -1630,6 +1693,7 @@
           </w:tcPr>
           <w:p>
             <w:pPr>
+              <w:keepNext/>
               <w:widowControl w:val="0"/>
               <w:spacing w:line="240" w:lineRule="auto"/>
               <w:jc w:val="center"/>
@@ -1663,6 +1727,7 @@
           </w:tcPr>
           <w:p>
             <w:pPr>
+              <w:keepNext/>
               <w:widowControl w:val="0"/>
               <w:pBdr>
                 <w:top w:val="nil"/>
@@ -1703,6 +1768,7 @@
           </w:tcPr>
           <w:p>
             <w:pPr>
+              <w:keepNext/>
               <w:widowControl w:val="0"/>
               <w:pBdr>
                 <w:top w:val="nil"/>
@@ -1733,6 +1799,9 @@
         </w:tc>
       </w:tr>
       <w:tr>
+        <w:trPr>
+          <w:cantSplit/>
+        </w:trPr>
         <w:tc>
           <w:tcPr>
             <w:tcW w:w="810" w:type="dxa"/>
@@ -1835,6 +1904,9 @@
         </w:tc>
       </w:tr>
       <w:tr>
+        <w:trPr>
+          <w:cantSplit/>
+        </w:trPr>
         <w:tc>
           <w:tcPr>
             <w:tcW w:w="810" w:type="dxa"/>
@@ -1937,6 +2009,9 @@
         </w:tc>
       </w:tr>
       <w:tr>
+        <w:trPr>
+          <w:cantSplit/>
+        </w:trPr>
         <w:tc>
           <w:tcPr>
             <w:tcW w:w="810" w:type="dxa"/>
@@ -2351,7 +2426,7 @@
           <w:sz w:val="24"/>
           <w:szCs w:val="24"/>
         </w:rPr>
-        <w:t xml:space="preserve">Formulir ini memuat isi handover proyek dari Commercial ke tim pelaksana: scope final, quotation, PO dan kontrak, deliverable, jadwal, PIC, dependency, asumsi, risiko, dan komitmen kepada customer yang harus dipenuhi tim pelaksana.</w:t>
+        <w:t xml:space="preserve">Form ini memuat isi handover proyek dari Commercial ke tim pelaksana: scope final, quotation, PO dan kontrak, deliverable, jadwal, PIC, dependency, asumsi, risiko, dan komitmen kepada customer yang harus dipenuhi tim pelaksana.</w:t>
       </w:r>
     </w:p>
     <w:p>
@@ -2375,7 +2450,7 @@
           <w:sz w:val="24"/>
           <w:szCs w:val="24"/>
         </w:rPr>
-        <w:t xml:space="preserve">Dengan satu catatan ini, tim pelaksana mengetahui apa yang sudah disepakati dan dijanjikan kepada customer sebelum pekerjaan dimulai, dan tiap komitmen tercatat bersama sumbernya.</w:t>
+        <w:t xml:space="preserve">Dengan form ini, tim pelaksana tahu apa yang sudah disepakati dan dijanjikan kepada customer sebelum pekerjaan dimulai, dan setiap komitmen tercatat bersama sumbernya.</w:t>
       </w:r>
     </w:p>
     <w:p>
@@ -2412,11 +2487,12 @@
           <w:sz w:val="24"/>
           <w:szCs w:val="24"/>
         </w:rPr>
-        <w:t xml:space="preserve">Formulir ini mencakup setiap handover dari Commercial ke tim pelaksana sesudah closing (SNX-COM-SOP-01 butir 4.16). Satu formulir mencatat satu handover.</w:t>
+        <w:t xml:space="preserve">Form ini mencakup setiap handover dari Commercial ke tim pelaksana setelah closing (SNX-COM-SOP-01 butir 4.16), satu form untuk satu handover.</w:t>
       </w:r>
     </w:p>
     <w:p>
       <w:pPr>
+        <w:keepNext/>
         <w:pBdr>
           <w:top w:val="nil"/>
           <w:left w:val="nil"/>
@@ -2436,7 +2512,7 @@
           <w:sz w:val="24"/>
           <w:szCs w:val="24"/>
         </w:rPr>
-        <w:t xml:space="preserve">Business Development tidak memakai formulir ini untuk butir berikut (USULAN):</w:t>
+        <w:t xml:space="preserve">Form ini tidak dipakai Business Development untuk butir berikut (USULAN):</w:t>
       </w:r>
     </w:p>
     <w:tbl>
@@ -2449,26 +2525,29 @@
         <w:tblLook w:val="0400" w:firstRow="0" w:lastRow="0" w:firstColumn="0" w:lastColumn="0" w:noHBand="0" w:noVBand="1"/>
       </w:tblPr>
       <w:tblGrid>
-        <w:gridCol w:w="3515"/>
-        <w:gridCol w:w="5273"/>
+        <w:gridCol w:w="3175"/>
+        <w:gridCol w:w="5896"/>
       </w:tblGrid>
       <w:tr>
         <w:trPr>
+          <w:cantSplit/>
+          <w:tblHeader/>
           <w:jc w:val="center"/>
         </w:trPr>
         <w:tc>
           <w:tcPr>
-            <w:tcW w:w="3515" w:type="dxa"/>
-            <w:tcBorders>
-              <w:top w:val="single" w:sz="8" w:space="0" w:color="000000"/>
-              <w:left w:val="single" w:sz="8" w:space="0" w:color="000000"/>
-              <w:bottom w:val="single" w:sz="8" w:space="0" w:color="000000"/>
-              <w:right w:val="single" w:sz="8" w:space="0" w:color="000000"/>
-            </w:tcBorders>
-            <w:vAlign w:val="center"/>
-          </w:tcPr>
-          <w:p>
-            <w:pPr>
+            <w:tcW w:w="3175" w:type="dxa"/>
+            <w:tcBorders>
+              <w:top w:val="single" w:sz="8" w:space="0" w:color="000000"/>
+              <w:left w:val="single" w:sz="8" w:space="0" w:color="000000"/>
+              <w:bottom w:val="single" w:sz="8" w:space="0" w:color="000000"/>
+              <w:right w:val="single" w:sz="8" w:space="0" w:color="000000"/>
+            </w:tcBorders>
+            <w:vAlign w:val="center"/>
+          </w:tcPr>
+          <w:p>
+            <w:pPr>
+              <w:keepNext/>
               <w:jc w:val="center"/>
               <w:rPr>
                 <w:sz w:val="24"/>
@@ -2488,17 +2567,18 @@
         </w:tc>
         <w:tc>
           <w:tcPr>
-            <w:tcW w:w="5273" w:type="dxa"/>
-            <w:tcBorders>
-              <w:top w:val="single" w:sz="8" w:space="0" w:color="000000"/>
-              <w:left w:val="single" w:sz="8" w:space="0" w:color="000000"/>
-              <w:bottom w:val="single" w:sz="8" w:space="0" w:color="000000"/>
-              <w:right w:val="single" w:sz="8" w:space="0" w:color="000000"/>
-            </w:tcBorders>
-            <w:vAlign w:val="center"/>
-          </w:tcPr>
-          <w:p>
-            <w:pPr>
+            <w:tcW w:w="5896" w:type="dxa"/>
+            <w:tcBorders>
+              <w:top w:val="single" w:sz="8" w:space="0" w:color="000000"/>
+              <w:left w:val="single" w:sz="8" w:space="0" w:color="000000"/>
+              <w:bottom w:val="single" w:sz="8" w:space="0" w:color="000000"/>
+              <w:right w:val="single" w:sz="8" w:space="0" w:color="000000"/>
+            </w:tcBorders>
+            <w:vAlign w:val="center"/>
+          </w:tcPr>
+          <w:p>
+            <w:pPr>
+              <w:keepNext/>
               <w:jc w:val="center"/>
               <w:rPr>
                 <w:sz w:val="24"/>
@@ -2519,11 +2599,12 @@
       </w:tr>
       <w:tr>
         <w:trPr>
+          <w:cantSplit/>
           <w:jc w:val="center"/>
         </w:trPr>
         <w:tc>
           <w:tcPr>
-            <w:tcW w:w="3515" w:type="dxa"/>
+            <w:tcW w:w="3175" w:type="dxa"/>
             <w:tcBorders>
               <w:top w:val="single" w:sz="8" w:space="0" w:color="000000"/>
               <w:left w:val="single" w:sz="8" w:space="0" w:color="000000"/>
@@ -2551,40 +2632,41 @@
         </w:tc>
         <w:tc>
           <w:tcPr>
-            <w:tcW w:w="5273" w:type="dxa"/>
-            <w:tcBorders>
-              <w:top w:val="single" w:sz="8" w:space="0" w:color="000000"/>
-              <w:left w:val="single" w:sz="8" w:space="0" w:color="000000"/>
-              <w:bottom w:val="single" w:sz="8" w:space="0" w:color="000000"/>
-              <w:right w:val="single" w:sz="8" w:space="0" w:color="000000"/>
-            </w:tcBorders>
-            <w:vAlign w:val="center"/>
-          </w:tcPr>
-          <w:p>
-            <w:pPr>
-              <w:rPr>
-                <w:sz w:val="24"/>
-                <w:szCs w:val="24"/>
-              </w:rPr>
-            </w:pPr>
-            <w:r>
-              <w:rPr>
-                <w:b w:val="0"/>
-                <w:sz w:val="24"/>
-                <w:szCs w:val="24"/>
-              </w:rPr>
-              <w:t>Dicatat di SNX-COM-FRM-01. Formulir ini dipakai sesudah closing.</w:t>
+            <w:tcW w:w="5896" w:type="dxa"/>
+            <w:tcBorders>
+              <w:top w:val="single" w:sz="8" w:space="0" w:color="000000"/>
+              <w:left w:val="single" w:sz="8" w:space="0" w:color="000000"/>
+              <w:bottom w:val="single" w:sz="8" w:space="0" w:color="000000"/>
+              <w:right w:val="single" w:sz="8" w:space="0" w:color="000000"/>
+            </w:tcBorders>
+            <w:vAlign w:val="center"/>
+          </w:tcPr>
+          <w:p>
+            <w:pPr>
+              <w:rPr>
+                <w:sz w:val="24"/>
+                <w:szCs w:val="24"/>
+              </w:rPr>
+            </w:pPr>
+            <w:r>
+              <w:rPr>
+                <w:b w:val="0"/>
+                <w:sz w:val="24"/>
+                <w:szCs w:val="24"/>
+              </w:rPr>
+              <w:t>Dicatat di SNX-COM-FRM-01. Form ini dipakai setelah closing.</w:t>
             </w:r>
           </w:p>
         </w:tc>
       </w:tr>
       <w:tr>
         <w:trPr>
+          <w:cantSplit/>
           <w:jc w:val="center"/>
         </w:trPr>
         <w:tc>
           <w:tcPr>
-            <w:tcW w:w="3515" w:type="dxa"/>
+            <w:tcW w:w="3175" w:type="dxa"/>
             <w:tcBorders>
               <w:top w:val="single" w:sz="8" w:space="0" w:color="000000"/>
               <w:left w:val="single" w:sz="8" w:space="0" w:color="000000"/>
@@ -2612,40 +2694,41 @@
         </w:tc>
         <w:tc>
           <w:tcPr>
-            <w:tcW w:w="5273" w:type="dxa"/>
-            <w:tcBorders>
-              <w:top w:val="single" w:sz="8" w:space="0" w:color="000000"/>
-              <w:left w:val="single" w:sz="8" w:space="0" w:color="000000"/>
-              <w:bottom w:val="single" w:sz="8" w:space="0" w:color="000000"/>
-              <w:right w:val="single" w:sz="8" w:space="0" w:color="000000"/>
-            </w:tcBorders>
-            <w:vAlign w:val="center"/>
-          </w:tcPr>
-          <w:p>
-            <w:pPr>
-              <w:rPr>
-                <w:sz w:val="24"/>
-                <w:szCs w:val="24"/>
-              </w:rPr>
-            </w:pPr>
-            <w:r>
-              <w:rPr>
-                <w:b w:val="0"/>
-                <w:sz w:val="24"/>
-                <w:szCs w:val="24"/>
-              </w:rPr>
-              <w:t>Ada di SNX-COM-SOP-02. Formulir ini tidak memuat nilai harga.</w:t>
+            <w:tcW w:w="5896" w:type="dxa"/>
+            <w:tcBorders>
+              <w:top w:val="single" w:sz="8" w:space="0" w:color="000000"/>
+              <w:left w:val="single" w:sz="8" w:space="0" w:color="000000"/>
+              <w:bottom w:val="single" w:sz="8" w:space="0" w:color="000000"/>
+              <w:right w:val="single" w:sz="8" w:space="0" w:color="000000"/>
+            </w:tcBorders>
+            <w:vAlign w:val="center"/>
+          </w:tcPr>
+          <w:p>
+            <w:pPr>
+              <w:rPr>
+                <w:sz w:val="24"/>
+                <w:szCs w:val="24"/>
+              </w:rPr>
+            </w:pPr>
+            <w:r>
+              <w:rPr>
+                <w:b w:val="0"/>
+                <w:sz w:val="24"/>
+                <w:szCs w:val="24"/>
+              </w:rPr>
+              <w:t>Diatur di SNX-COM-SOP-02. Form ini tidak memuat nilai harga.</w:t>
             </w:r>
           </w:p>
         </w:tc>
       </w:tr>
       <w:tr>
         <w:trPr>
+          <w:cantSplit/>
           <w:jc w:val="center"/>
         </w:trPr>
         <w:tc>
           <w:tcPr>
-            <w:tcW w:w="3515" w:type="dxa"/>
+            <w:tcW w:w="3175" w:type="dxa"/>
             <w:tcBorders>
               <w:top w:val="single" w:sz="8" w:space="0" w:color="000000"/>
               <w:left w:val="single" w:sz="8" w:space="0" w:color="000000"/>
@@ -2673,40 +2756,41 @@
         </w:tc>
         <w:tc>
           <w:tcPr>
-            <w:tcW w:w="5273" w:type="dxa"/>
-            <w:tcBorders>
-              <w:top w:val="single" w:sz="8" w:space="0" w:color="000000"/>
-              <w:left w:val="single" w:sz="8" w:space="0" w:color="000000"/>
-              <w:bottom w:val="single" w:sz="8" w:space="0" w:color="000000"/>
-              <w:right w:val="single" w:sz="8" w:space="0" w:color="000000"/>
-            </w:tcBorders>
-            <w:vAlign w:val="center"/>
-          </w:tcPr>
-          <w:p>
-            <w:pPr>
-              <w:rPr>
-                <w:sz w:val="24"/>
-                <w:szCs w:val="24"/>
-              </w:rPr>
-            </w:pPr>
-            <w:r>
-              <w:rPr>
-                <w:b w:val="0"/>
-                <w:sz w:val="24"/>
-                <w:szCs w:val="24"/>
-              </w:rPr>
-              <w:t>Ada di SNX-OPS-SOP-01 dan sheet Checklist G1 di SNX-OPS-FRM-01. Formulir ini hanya mencatat hasilnya di Tabel 11.</w:t>
+            <w:tcW w:w="5896" w:type="dxa"/>
+            <w:tcBorders>
+              <w:top w:val="single" w:sz="8" w:space="0" w:color="000000"/>
+              <w:left w:val="single" w:sz="8" w:space="0" w:color="000000"/>
+              <w:bottom w:val="single" w:sz="8" w:space="0" w:color="000000"/>
+              <w:right w:val="single" w:sz="8" w:space="0" w:color="000000"/>
+            </w:tcBorders>
+            <w:vAlign w:val="center"/>
+          </w:tcPr>
+          <w:p>
+            <w:pPr>
+              <w:rPr>
+                <w:sz w:val="24"/>
+                <w:szCs w:val="24"/>
+              </w:rPr>
+            </w:pPr>
+            <w:r>
+              <w:rPr>
+                <w:b w:val="0"/>
+                <w:sz w:val="24"/>
+                <w:szCs w:val="24"/>
+              </w:rPr>
+              <w:t>Diatur di SNX-OPS-SOP-01 dan sheet Checklist G1 di SNX-OPS-FRM-01. Form ini hanya mencatat hasilnya di Tabel 11.</w:t>
             </w:r>
           </w:p>
         </w:tc>
       </w:tr>
       <w:tr>
         <w:trPr>
+          <w:cantSplit/>
           <w:jc w:val="center"/>
         </w:trPr>
         <w:tc>
           <w:tcPr>
-            <w:tcW w:w="3515" w:type="dxa"/>
+            <w:tcW w:w="3175" w:type="dxa"/>
             <w:tcBorders>
               <w:top w:val="single" w:sz="8" w:space="0" w:color="000000"/>
               <w:left w:val="single" w:sz="8" w:space="0" w:color="000000"/>
@@ -2734,40 +2818,41 @@
         </w:tc>
         <w:tc>
           <w:tcPr>
-            <w:tcW w:w="5273" w:type="dxa"/>
-            <w:tcBorders>
-              <w:top w:val="single" w:sz="8" w:space="0" w:color="000000"/>
-              <w:left w:val="single" w:sz="8" w:space="0" w:color="000000"/>
-              <w:bottom w:val="single" w:sz="8" w:space="0" w:color="000000"/>
-              <w:right w:val="single" w:sz="8" w:space="0" w:color="000000"/>
-            </w:tcBorders>
-            <w:vAlign w:val="center"/>
-          </w:tcPr>
-          <w:p>
-            <w:pPr>
-              <w:rPr>
-                <w:sz w:val="24"/>
-                <w:szCs w:val="24"/>
-              </w:rPr>
-            </w:pPr>
-            <w:r>
-              <w:rPr>
-                <w:b w:val="0"/>
-                <w:sz w:val="24"/>
-                <w:szCs w:val="24"/>
-              </w:rPr>
-              <w:t>Project Manager menyusunnya di SNX-OPS-FRM-01 dan SNX-OPS-FRM-02 sesudah gate G1.</w:t>
+            <w:tcW w:w="5896" w:type="dxa"/>
+            <w:tcBorders>
+              <w:top w:val="single" w:sz="8" w:space="0" w:color="000000"/>
+              <w:left w:val="single" w:sz="8" w:space="0" w:color="000000"/>
+              <w:bottom w:val="single" w:sz="8" w:space="0" w:color="000000"/>
+              <w:right w:val="single" w:sz="8" w:space="0" w:color="000000"/>
+            </w:tcBorders>
+            <w:vAlign w:val="center"/>
+          </w:tcPr>
+          <w:p>
+            <w:pPr>
+              <w:rPr>
+                <w:sz w:val="24"/>
+                <w:szCs w:val="24"/>
+              </w:rPr>
+            </w:pPr>
+            <w:r>
+              <w:rPr>
+                <w:b w:val="0"/>
+                <w:sz w:val="24"/>
+                <w:szCs w:val="24"/>
+              </w:rPr>
+              <w:t>Project Manager menyusunnya di SNX-OPS-FRM-01 dan SNX-OPS-FRM-02 setelah gate G1.</w:t>
             </w:r>
           </w:p>
         </w:tc>
       </w:tr>
       <w:tr>
         <w:trPr>
+          <w:cantSplit/>
           <w:jc w:val="center"/>
         </w:trPr>
         <w:tc>
           <w:tcPr>
-            <w:tcW w:w="3515" w:type="dxa"/>
+            <w:tcW w:w="3175" w:type="dxa"/>
             <w:tcBorders>
               <w:top w:val="single" w:sz="8" w:space="0" w:color="000000"/>
               <w:left w:val="single" w:sz="8" w:space="0" w:color="000000"/>
@@ -2795,40 +2880,41 @@
         </w:tc>
         <w:tc>
           <w:tcPr>
-            <w:tcW w:w="5273" w:type="dxa"/>
-            <w:tcBorders>
-              <w:top w:val="single" w:sz="8" w:space="0" w:color="000000"/>
-              <w:left w:val="single" w:sz="8" w:space="0" w:color="000000"/>
-              <w:bottom w:val="single" w:sz="8" w:space="0" w:color="000000"/>
-              <w:right w:val="single" w:sz="8" w:space="0" w:color="000000"/>
-            </w:tcBorders>
-            <w:vAlign w:val="center"/>
-          </w:tcPr>
-          <w:p>
-            <w:pPr>
-              <w:rPr>
-                <w:sz w:val="24"/>
-                <w:szCs w:val="24"/>
-              </w:rPr>
-            </w:pPr>
-            <w:r>
-              <w:rPr>
-                <w:b w:val="0"/>
-                <w:sz w:val="24"/>
-                <w:szCs w:val="24"/>
-              </w:rPr>
-              <w:t>Ada di SNX-OPS-FRM-06. Formulir ini mencatat handover sebelum implementasi, bukan penyerahan hasil kerja.</w:t>
+            <w:tcW w:w="5896" w:type="dxa"/>
+            <w:tcBorders>
+              <w:top w:val="single" w:sz="8" w:space="0" w:color="000000"/>
+              <w:left w:val="single" w:sz="8" w:space="0" w:color="000000"/>
+              <w:bottom w:val="single" w:sz="8" w:space="0" w:color="000000"/>
+              <w:right w:val="single" w:sz="8" w:space="0" w:color="000000"/>
+            </w:tcBorders>
+            <w:vAlign w:val="center"/>
+          </w:tcPr>
+          <w:p>
+            <w:pPr>
+              <w:rPr>
+                <w:sz w:val="24"/>
+                <w:szCs w:val="24"/>
+              </w:rPr>
+            </w:pPr>
+            <w:r>
+              <w:rPr>
+                <w:b w:val="0"/>
+                <w:sz w:val="24"/>
+                <w:szCs w:val="24"/>
+              </w:rPr>
+              <w:t>Dicatat di SNX-OPS-FRM-06. Form ini mencatat handover sebelum implementasi, bukan penyerahan hasil kerja.</w:t>
             </w:r>
           </w:p>
         </w:tc>
       </w:tr>
       <w:tr>
         <w:trPr>
+          <w:cantSplit/>
           <w:jc w:val="center"/>
         </w:trPr>
         <w:tc>
           <w:tcPr>
-            <w:tcW w:w="3515" w:type="dxa"/>
+            <w:tcW w:w="3175" w:type="dxa"/>
             <w:tcBorders>
               <w:top w:val="single" w:sz="8" w:space="0" w:color="000000"/>
               <w:left w:val="single" w:sz="8" w:space="0" w:color="000000"/>
@@ -2856,29 +2942,29 @@
         </w:tc>
         <w:tc>
           <w:tcPr>
-            <w:tcW w:w="5273" w:type="dxa"/>
-            <w:tcBorders>
-              <w:top w:val="single" w:sz="8" w:space="0" w:color="000000"/>
-              <w:left w:val="single" w:sz="8" w:space="0" w:color="000000"/>
-              <w:bottom w:val="single" w:sz="8" w:space="0" w:color="000000"/>
-              <w:right w:val="single" w:sz="8" w:space="0" w:color="000000"/>
-            </w:tcBorders>
-            <w:vAlign w:val="center"/>
-          </w:tcPr>
-          <w:p>
-            <w:pPr>
-              <w:rPr>
-                <w:sz w:val="24"/>
-                <w:szCs w:val="24"/>
-              </w:rPr>
-            </w:pPr>
-            <w:r>
-              <w:rPr>
-                <w:b w:val="0"/>
-                <w:sz w:val="24"/>
-                <w:szCs w:val="24"/>
-              </w:rPr>
-              <w:t>Ada di SNX-FAT-SOP-01. Formulir ini hanya mencatat PIC billing customer di Tabel 6.</w:t>
+            <w:tcW w:w="5896" w:type="dxa"/>
+            <w:tcBorders>
+              <w:top w:val="single" w:sz="8" w:space="0" w:color="000000"/>
+              <w:left w:val="single" w:sz="8" w:space="0" w:color="000000"/>
+              <w:bottom w:val="single" w:sz="8" w:space="0" w:color="000000"/>
+              <w:right w:val="single" w:sz="8" w:space="0" w:color="000000"/>
+            </w:tcBorders>
+            <w:vAlign w:val="center"/>
+          </w:tcPr>
+          <w:p>
+            <w:pPr>
+              <w:rPr>
+                <w:sz w:val="24"/>
+                <w:szCs w:val="24"/>
+              </w:rPr>
+            </w:pPr>
+            <w:r>
+              <w:rPr>
+                <w:b w:val="0"/>
+                <w:sz w:val="24"/>
+                <w:szCs w:val="24"/>
+              </w:rPr>
+              <w:t>Diatur di SNX-FAT-SOP-01. Form ini hanya mencatat PIC billing customer di Tabel 6.</w:t>
             </w:r>
           </w:p>
         </w:tc>
@@ -2911,6 +2997,7 @@
     <w:p>
       <w:pPr>
         <w:pStyle w:val="Heading1"/>
+        <w:keepNext/>
         <w:numPr>
           <w:ilvl w:val="0"/>
           <w:numId w:val="7"/>
@@ -2932,10 +3019,12 @@
       </w:tblPr>
       <w:tblGrid>
         <w:gridCol w:w="2041"/>
-        <w:gridCol w:w="6747"/>
+        <w:gridCol w:w="7030"/>
       </w:tblGrid>
       <w:tr>
         <w:trPr>
+          <w:cantSplit/>
+          <w:tblHeader/>
           <w:jc w:val="center"/>
         </w:trPr>
         <w:tc>
@@ -2951,6 +3040,7 @@
           </w:tcPr>
           <w:p>
             <w:pPr>
+              <w:keepNext/>
               <w:jc w:val="center"/>
               <w:rPr>
                 <w:sz w:val="24"/>
@@ -2970,17 +3060,18 @@
         </w:tc>
         <w:tc>
           <w:tcPr>
-            <w:tcW w:w="6747" w:type="dxa"/>
-            <w:tcBorders>
-              <w:top w:val="single" w:sz="8" w:space="0" w:color="000000"/>
-              <w:left w:val="single" w:sz="8" w:space="0" w:color="000000"/>
-              <w:bottom w:val="single" w:sz="8" w:space="0" w:color="000000"/>
-              <w:right w:val="single" w:sz="8" w:space="0" w:color="000000"/>
-            </w:tcBorders>
-            <w:vAlign w:val="center"/>
-          </w:tcPr>
-          <w:p>
-            <w:pPr>
+            <w:tcW w:w="7030" w:type="dxa"/>
+            <w:tcBorders>
+              <w:top w:val="single" w:sz="8" w:space="0" w:color="000000"/>
+              <w:left w:val="single" w:sz="8" w:space="0" w:color="000000"/>
+              <w:bottom w:val="single" w:sz="8" w:space="0" w:color="000000"/>
+              <w:right w:val="single" w:sz="8" w:space="0" w:color="000000"/>
+            </w:tcBorders>
+            <w:vAlign w:val="center"/>
+          </w:tcPr>
+          <w:p>
+            <w:pPr>
+              <w:keepNext/>
               <w:jc w:val="center"/>
               <w:rPr>
                 <w:sz w:val="24"/>
@@ -3001,6 +3092,7 @@
       </w:tr>
       <w:tr>
         <w:trPr>
+          <w:cantSplit/>
           <w:jc w:val="center"/>
         </w:trPr>
         <w:tc>
@@ -3033,35 +3125,36 @@
         </w:tc>
         <w:tc>
           <w:tcPr>
-            <w:tcW w:w="6747" w:type="dxa"/>
-            <w:tcBorders>
-              <w:top w:val="single" w:sz="8" w:space="0" w:color="000000"/>
-              <w:left w:val="single" w:sz="8" w:space="0" w:color="000000"/>
-              <w:bottom w:val="single" w:sz="8" w:space="0" w:color="000000"/>
-              <w:right w:val="single" w:sz="8" w:space="0" w:color="000000"/>
-            </w:tcBorders>
-            <w:vAlign w:val="center"/>
-          </w:tcPr>
-          <w:p>
-            <w:pPr>
-              <w:rPr>
-                <w:sz w:val="24"/>
-                <w:szCs w:val="24"/>
-              </w:rPr>
-            </w:pPr>
-            <w:r>
-              <w:rPr>
-                <w:b w:val="0"/>
-                <w:sz w:val="24"/>
-                <w:szCs w:val="24"/>
-              </w:rPr>
-              <w:t>Keadaan yang dianggap benar saat scope dan jadwal ditetapkan, tetapi belum dibuktikan. Proposal SINUX memuatnya di bagian Assumptions.</w:t>
+            <w:tcW w:w="7030" w:type="dxa"/>
+            <w:tcBorders>
+              <w:top w:val="single" w:sz="8" w:space="0" w:color="000000"/>
+              <w:left w:val="single" w:sz="8" w:space="0" w:color="000000"/>
+              <w:bottom w:val="single" w:sz="8" w:space="0" w:color="000000"/>
+              <w:right w:val="single" w:sz="8" w:space="0" w:color="000000"/>
+            </w:tcBorders>
+            <w:vAlign w:val="center"/>
+          </w:tcPr>
+          <w:p>
+            <w:pPr>
+              <w:rPr>
+                <w:sz w:val="24"/>
+                <w:szCs w:val="24"/>
+              </w:rPr>
+            </w:pPr>
+            <w:r>
+              <w:rPr>
+                <w:b w:val="0"/>
+                <w:sz w:val="24"/>
+                <w:szCs w:val="24"/>
+              </w:rPr>
+              <w:t>Keadaan yang dianggap benar saat scope dan jadwal ditetapkan, tetapi belum dibuktikan. Di proposal SINUX disebut Assumptions.</w:t>
             </w:r>
           </w:p>
         </w:tc>
       </w:tr>
       <w:tr>
         <w:trPr>
+          <w:cantSplit/>
           <w:jc w:val="center"/>
         </w:trPr>
         <w:tc>
@@ -3094,7 +3187,7 @@
         </w:tc>
         <w:tc>
           <w:tcPr>
-            <w:tcW w:w="6747" w:type="dxa"/>
+            <w:tcW w:w="7030" w:type="dxa"/>
             <w:tcBorders>
               <w:top w:val="single" w:sz="8" w:space="0" w:color="000000"/>
               <w:left w:val="single" w:sz="8" w:space="0" w:color="000000"/>
@@ -3123,6 +3216,7 @@
       </w:tr>
       <w:tr>
         <w:trPr>
+          <w:cantSplit/>
           <w:jc w:val="center"/>
         </w:trPr>
         <w:tc>
@@ -3155,7 +3249,7 @@
         </w:tc>
         <w:tc>
           <w:tcPr>
-            <w:tcW w:w="6747" w:type="dxa"/>
+            <w:tcW w:w="7030" w:type="dxa"/>
             <w:tcBorders>
               <w:top w:val="single" w:sz="8" w:space="0" w:color="000000"/>
               <w:left w:val="single" w:sz="8" w:space="0" w:color="000000"/>
@@ -3184,6 +3278,7 @@
       </w:tr>
       <w:tr>
         <w:trPr>
+          <w:cantSplit/>
           <w:jc w:val="center"/>
         </w:trPr>
         <w:tc>
@@ -3216,7 +3311,7 @@
         </w:tc>
         <w:tc>
           <w:tcPr>
-            <w:tcW w:w="6747" w:type="dxa"/>
+            <w:tcW w:w="7030" w:type="dxa"/>
             <w:tcBorders>
               <w:top w:val="single" w:sz="8" w:space="0" w:color="000000"/>
               <w:left w:val="single" w:sz="8" w:space="0" w:color="000000"/>
@@ -3245,6 +3340,7 @@
       </w:tr>
       <w:tr>
         <w:trPr>
+          <w:cantSplit/>
           <w:jc w:val="center"/>
         </w:trPr>
         <w:tc>
@@ -3277,35 +3373,36 @@
         </w:tc>
         <w:tc>
           <w:tcPr>
-            <w:tcW w:w="6747" w:type="dxa"/>
-            <w:tcBorders>
-              <w:top w:val="single" w:sz="8" w:space="0" w:color="000000"/>
-              <w:left w:val="single" w:sz="8" w:space="0" w:color="000000"/>
-              <w:bottom w:val="single" w:sz="8" w:space="0" w:color="000000"/>
-              <w:right w:val="single" w:sz="8" w:space="0" w:color="000000"/>
-            </w:tcBorders>
-            <w:vAlign w:val="center"/>
-          </w:tcPr>
-          <w:p>
-            <w:pPr>
-              <w:rPr>
-                <w:sz w:val="24"/>
-                <w:szCs w:val="24"/>
-              </w:rPr>
-            </w:pPr>
-            <w:r>
-              <w:rPr>
-                <w:b w:val="0"/>
-                <w:sz w:val="24"/>
-                <w:szCs w:val="24"/>
-              </w:rPr>
-              <w:t>Hasil kerja yang SINUX serahkan kepada customer menurut quotation, PO, atau kontrak. Proposal SINUX memuatnya di bagian Deliverables.</w:t>
+            <w:tcW w:w="7030" w:type="dxa"/>
+            <w:tcBorders>
+              <w:top w:val="single" w:sz="8" w:space="0" w:color="000000"/>
+              <w:left w:val="single" w:sz="8" w:space="0" w:color="000000"/>
+              <w:bottom w:val="single" w:sz="8" w:space="0" w:color="000000"/>
+              <w:right w:val="single" w:sz="8" w:space="0" w:color="000000"/>
+            </w:tcBorders>
+            <w:vAlign w:val="center"/>
+          </w:tcPr>
+          <w:p>
+            <w:pPr>
+              <w:rPr>
+                <w:sz w:val="24"/>
+                <w:szCs w:val="24"/>
+              </w:rPr>
+            </w:pPr>
+            <w:r>
+              <w:rPr>
+                <w:b w:val="0"/>
+                <w:sz w:val="24"/>
+                <w:szCs w:val="24"/>
+              </w:rPr>
+              <w:t>Hasil kerja yang diserahkan SINUX kepada customer sesuai quotation, PO, atau kontrak. Di proposal SINUX disebut Deliverables.</w:t>
             </w:r>
           </w:p>
         </w:tc>
       </w:tr>
       <w:tr>
         <w:trPr>
+          <w:cantSplit/>
           <w:jc w:val="center"/>
         </w:trPr>
         <w:tc>
@@ -3338,35 +3435,36 @@
         </w:tc>
         <w:tc>
           <w:tcPr>
-            <w:tcW w:w="6747" w:type="dxa"/>
-            <w:tcBorders>
-              <w:top w:val="single" w:sz="8" w:space="0" w:color="000000"/>
-              <w:left w:val="single" w:sz="8" w:space="0" w:color="000000"/>
-              <w:bottom w:val="single" w:sz="8" w:space="0" w:color="000000"/>
-              <w:right w:val="single" w:sz="8" w:space="0" w:color="000000"/>
-            </w:tcBorders>
-            <w:vAlign w:val="center"/>
-          </w:tcPr>
-          <w:p>
-            <w:pPr>
-              <w:rPr>
-                <w:sz w:val="24"/>
-                <w:szCs w:val="24"/>
-              </w:rPr>
-            </w:pPr>
-            <w:r>
-              <w:rPr>
-                <w:b w:val="0"/>
-                <w:sz w:val="24"/>
-                <w:szCs w:val="24"/>
-              </w:rPr>
-              <w:t>Jabatan Direktur (JA-02) di SNX-HR-ORG-01. Dokumen Operation menyebutnya COO; sesudah penyebutan ini formulir ini memakai COO.</w:t>
+            <w:tcW w:w="7030" w:type="dxa"/>
+            <w:tcBorders>
+              <w:top w:val="single" w:sz="8" w:space="0" w:color="000000"/>
+              <w:left w:val="single" w:sz="8" w:space="0" w:color="000000"/>
+              <w:bottom w:val="single" w:sz="8" w:space="0" w:color="000000"/>
+              <w:right w:val="single" w:sz="8" w:space="0" w:color="000000"/>
+            </w:tcBorders>
+            <w:vAlign w:val="center"/>
+          </w:tcPr>
+          <w:p>
+            <w:pPr>
+              <w:rPr>
+                <w:sz w:val="24"/>
+                <w:szCs w:val="24"/>
+              </w:rPr>
+            </w:pPr>
+            <w:r>
+              <w:rPr>
+                <w:b w:val="0"/>
+                <w:sz w:val="24"/>
+                <w:szCs w:val="24"/>
+              </w:rPr>
+              <w:t>Jabatan Direktur (JA-02) di SNX-HR-ORG-01, disebut COO di dokumen Operation dan di form ini.</w:t>
             </w:r>
           </w:p>
         </w:tc>
       </w:tr>
       <w:tr>
         <w:trPr>
+          <w:cantSplit/>
           <w:jc w:val="center"/>
         </w:trPr>
         <w:tc>
@@ -3399,7 +3497,7 @@
         </w:tc>
         <w:tc>
           <w:tcPr>
-            <w:tcW w:w="6747" w:type="dxa"/>
+            <w:tcW w:w="7030" w:type="dxa"/>
             <w:tcBorders>
               <w:top w:val="single" w:sz="8" w:space="0" w:color="000000"/>
               <w:left w:val="single" w:sz="8" w:space="0" w:color="000000"/>
@@ -3428,6 +3526,7 @@
       </w:tr>
       <w:tr>
         <w:trPr>
+          <w:cantSplit/>
           <w:jc w:val="center"/>
         </w:trPr>
         <w:tc>
@@ -3460,7 +3559,7 @@
         </w:tc>
         <w:tc>
           <w:tcPr>
-            <w:tcW w:w="6747" w:type="dxa"/>
+            <w:tcW w:w="7030" w:type="dxa"/>
             <w:tcBorders>
               <w:top w:val="single" w:sz="8" w:space="0" w:color="000000"/>
               <w:left w:val="single" w:sz="8" w:space="0" w:color="000000"/>
@@ -3489,6 +3588,7 @@
       </w:tr>
       <w:tr>
         <w:trPr>
+          <w:cantSplit/>
           <w:jc w:val="center"/>
         </w:trPr>
         <w:tc>
@@ -3521,7 +3621,7 @@
         </w:tc>
         <w:tc>
           <w:tcPr>
-            <w:tcW w:w="6747" w:type="dxa"/>
+            <w:tcW w:w="7030" w:type="dxa"/>
             <w:tcBorders>
               <w:top w:val="single" w:sz="8" w:space="0" w:color="000000"/>
               <w:left w:val="single" w:sz="8" w:space="0" w:color="000000"/>
@@ -3550,6 +3650,7 @@
       </w:tr>
       <w:tr>
         <w:trPr>
+          <w:cantSplit/>
           <w:jc w:val="center"/>
         </w:trPr>
         <w:tc>
@@ -3582,7 +3683,7 @@
         </w:tc>
         <w:tc>
           <w:tcPr>
-            <w:tcW w:w="6747" w:type="dxa"/>
+            <w:tcW w:w="7030" w:type="dxa"/>
             <w:tcBorders>
               <w:top w:val="single" w:sz="8" w:space="0" w:color="000000"/>
               <w:left w:val="single" w:sz="8" w:space="0" w:color="000000"/>
@@ -3611,6 +3712,7 @@
       </w:tr>
       <w:tr>
         <w:trPr>
+          <w:cantSplit/>
           <w:jc w:val="center"/>
         </w:trPr>
         <w:tc>
@@ -3643,7 +3745,7 @@
         </w:tc>
         <w:tc>
           <w:tcPr>
-            <w:tcW w:w="6747" w:type="dxa"/>
+            <w:tcW w:w="7030" w:type="dxa"/>
             <w:tcBorders>
               <w:top w:val="single" w:sz="8" w:space="0" w:color="000000"/>
               <w:left w:val="single" w:sz="8" w:space="0" w:color="000000"/>
@@ -3672,6 +3774,7 @@
       </w:tr>
       <w:tr>
         <w:trPr>
+          <w:cantSplit/>
           <w:jc w:val="center"/>
         </w:trPr>
         <w:tc>
@@ -3704,7 +3807,7 @@
         </w:tc>
         <w:tc>
           <w:tcPr>
-            <w:tcW w:w="6747" w:type="dxa"/>
+            <w:tcW w:w="7030" w:type="dxa"/>
             <w:tcBorders>
               <w:top w:val="single" w:sz="8" w:space="0" w:color="000000"/>
               <w:left w:val="single" w:sz="8" w:space="0" w:color="000000"/>
@@ -3733,6 +3836,7 @@
       </w:tr>
       <w:tr>
         <w:trPr>
+          <w:cantSplit/>
           <w:jc w:val="center"/>
         </w:trPr>
         <w:tc>
@@ -3765,35 +3869,36 @@
         </w:tc>
         <w:tc>
           <w:tcPr>
-            <w:tcW w:w="6747" w:type="dxa"/>
-            <w:tcBorders>
-              <w:top w:val="single" w:sz="8" w:space="0" w:color="000000"/>
-              <w:left w:val="single" w:sz="8" w:space="0" w:color="000000"/>
-              <w:bottom w:val="single" w:sz="8" w:space="0" w:color="000000"/>
-              <w:right w:val="single" w:sz="8" w:space="0" w:color="000000"/>
-            </w:tcBorders>
-            <w:vAlign w:val="center"/>
-          </w:tcPr>
-          <w:p>
-            <w:pPr>
-              <w:rPr>
-                <w:sz w:val="24"/>
-                <w:szCs w:val="24"/>
-              </w:rPr>
-            </w:pPr>
-            <w:r>
-              <w:rPr>
-                <w:b w:val="0"/>
-                <w:sz w:val="24"/>
-                <w:szCs w:val="24"/>
-              </w:rPr>
-              <w:t>Kumpulan catatan dan berkas yang Commercial serahkan ke tim pelaksana pada handover. Dokumen Operation menyebutnya paket G1.</w:t>
+            <w:tcW w:w="7030" w:type="dxa"/>
+            <w:tcBorders>
+              <w:top w:val="single" w:sz="8" w:space="0" w:color="000000"/>
+              <w:left w:val="single" w:sz="8" w:space="0" w:color="000000"/>
+              <w:bottom w:val="single" w:sz="8" w:space="0" w:color="000000"/>
+              <w:right w:val="single" w:sz="8" w:space="0" w:color="000000"/>
+            </w:tcBorders>
+            <w:vAlign w:val="center"/>
+          </w:tcPr>
+          <w:p>
+            <w:pPr>
+              <w:rPr>
+                <w:sz w:val="24"/>
+                <w:szCs w:val="24"/>
+              </w:rPr>
+            </w:pPr>
+            <w:r>
+              <w:rPr>
+                <w:b w:val="0"/>
+                <w:sz w:val="24"/>
+                <w:szCs w:val="24"/>
+              </w:rPr>
+              <w:t>Kumpulan catatan dan berkas yang diserahkan Commercial ke tim pelaksana pada handover. Dokumen Operation menyebutnya paket G1.</w:t>
             </w:r>
           </w:p>
         </w:tc>
       </w:tr>
       <w:tr>
         <w:trPr>
+          <w:cantSplit/>
           <w:jc w:val="center"/>
         </w:trPr>
         <w:tc>
@@ -3826,7 +3931,7 @@
         </w:tc>
         <w:tc>
           <w:tcPr>
-            <w:tcW w:w="6747" w:type="dxa"/>
+            <w:tcW w:w="7030" w:type="dxa"/>
             <w:tcBorders>
               <w:top w:val="single" w:sz="8" w:space="0" w:color="000000"/>
               <w:left w:val="single" w:sz="8" w:space="0" w:color="000000"/>
@@ -3855,6 +3960,7 @@
       </w:tr>
       <w:tr>
         <w:trPr>
+          <w:cantSplit/>
           <w:jc w:val="center"/>
         </w:trPr>
         <w:tc>
@@ -3887,7 +3993,7 @@
         </w:tc>
         <w:tc>
           <w:tcPr>
-            <w:tcW w:w="6747" w:type="dxa"/>
+            <w:tcW w:w="7030" w:type="dxa"/>
             <w:tcBorders>
               <w:top w:val="single" w:sz="8" w:space="0" w:color="000000"/>
               <w:left w:val="single" w:sz="8" w:space="0" w:color="000000"/>
@@ -3916,6 +4022,7 @@
       </w:tr>
       <w:tr>
         <w:trPr>
+          <w:cantSplit/>
           <w:jc w:val="center"/>
         </w:trPr>
         <w:tc>
@@ -3948,35 +4055,36 @@
         </w:tc>
         <w:tc>
           <w:tcPr>
-            <w:tcW w:w="6747" w:type="dxa"/>
-            <w:tcBorders>
-              <w:top w:val="single" w:sz="8" w:space="0" w:color="000000"/>
-              <w:left w:val="single" w:sz="8" w:space="0" w:color="000000"/>
-              <w:bottom w:val="single" w:sz="8" w:space="0" w:color="000000"/>
-              <w:right w:val="single" w:sz="8" w:space="0" w:color="000000"/>
-            </w:tcBorders>
-            <w:vAlign w:val="center"/>
-          </w:tcPr>
-          <w:p>
-            <w:pPr>
-              <w:rPr>
-                <w:sz w:val="24"/>
-                <w:szCs w:val="24"/>
-              </w:rPr>
-            </w:pPr>
-            <w:r>
-              <w:rPr>
-                <w:b w:val="0"/>
-                <w:sz w:val="24"/>
-                <w:szCs w:val="24"/>
-              </w:rPr>
-              <w:t>Penawaran harga SINUX kepada customer. Pengendaliannya ada di SNX-COM-SOP-02.</w:t>
+            <w:tcW w:w="7030" w:type="dxa"/>
+            <w:tcBorders>
+              <w:top w:val="single" w:sz="8" w:space="0" w:color="000000"/>
+              <w:left w:val="single" w:sz="8" w:space="0" w:color="000000"/>
+              <w:bottom w:val="single" w:sz="8" w:space="0" w:color="000000"/>
+              <w:right w:val="single" w:sz="8" w:space="0" w:color="000000"/>
+            </w:tcBorders>
+            <w:vAlign w:val="center"/>
+          </w:tcPr>
+          <w:p>
+            <w:pPr>
+              <w:rPr>
+                <w:sz w:val="24"/>
+                <w:szCs w:val="24"/>
+              </w:rPr>
+            </w:pPr>
+            <w:r>
+              <w:rPr>
+                <w:b w:val="0"/>
+                <w:sz w:val="24"/>
+                <w:szCs w:val="24"/>
+              </w:rPr>
+              <w:t>Penawaran harga SINUX kepada customer, dikendalikan sesuai SNX-COM-SOP-02.</w:t>
             </w:r>
           </w:p>
         </w:tc>
       </w:tr>
       <w:tr>
         <w:trPr>
+          <w:cantSplit/>
           <w:jc w:val="center"/>
         </w:trPr>
         <w:tc>
@@ -4009,35 +4117,36 @@
         </w:tc>
         <w:tc>
           <w:tcPr>
-            <w:tcW w:w="6747" w:type="dxa"/>
-            <w:tcBorders>
-              <w:top w:val="single" w:sz="8" w:space="0" w:color="000000"/>
-              <w:left w:val="single" w:sz="8" w:space="0" w:color="000000"/>
-              <w:bottom w:val="single" w:sz="8" w:space="0" w:color="000000"/>
-              <w:right w:val="single" w:sz="8" w:space="0" w:color="000000"/>
-            </w:tcBorders>
-            <w:vAlign w:val="center"/>
-          </w:tcPr>
-          <w:p>
-            <w:pPr>
-              <w:rPr>
-                <w:sz w:val="24"/>
-                <w:szCs w:val="24"/>
-              </w:rPr>
-            </w:pPr>
-            <w:r>
-              <w:rPr>
-                <w:b w:val="0"/>
-                <w:sz w:val="24"/>
-                <w:szCs w:val="24"/>
-              </w:rPr>
-              <w:t>Kejadian yang dapat mengganggu scope, jadwal, atau komitmen kepada customer. Paket handover menyebutnya Risks (SNX-COM-SOP-01 butir 4.16).</w:t>
+            <w:tcW w:w="7030" w:type="dxa"/>
+            <w:tcBorders>
+              <w:top w:val="single" w:sz="8" w:space="0" w:color="000000"/>
+              <w:left w:val="single" w:sz="8" w:space="0" w:color="000000"/>
+              <w:bottom w:val="single" w:sz="8" w:space="0" w:color="000000"/>
+              <w:right w:val="single" w:sz="8" w:space="0" w:color="000000"/>
+            </w:tcBorders>
+            <w:vAlign w:val="center"/>
+          </w:tcPr>
+          <w:p>
+            <w:pPr>
+              <w:rPr>
+                <w:sz w:val="24"/>
+                <w:szCs w:val="24"/>
+              </w:rPr>
+            </w:pPr>
+            <w:r>
+              <w:rPr>
+                <w:b w:val="0"/>
+                <w:sz w:val="24"/>
+                <w:szCs w:val="24"/>
+              </w:rPr>
+              <w:t>Kejadian yang dapat mengganggu scope, jadwal, atau komitmen kepada customer. Di paket handover disebut Risks (SNX-COM-SOP-01 butir 4.16).</w:t>
             </w:r>
           </w:p>
         </w:tc>
       </w:tr>
       <w:tr>
         <w:trPr>
+          <w:cantSplit/>
           <w:jc w:val="center"/>
         </w:trPr>
         <w:tc>
@@ -4070,7 +4179,7 @@
         </w:tc>
         <w:tc>
           <w:tcPr>
-            <w:tcW w:w="6747" w:type="dxa"/>
+            <w:tcW w:w="7030" w:type="dxa"/>
             <w:tcBorders>
               <w:top w:val="single" w:sz="8" w:space="0" w:color="000000"/>
               <w:left w:val="single" w:sz="8" w:space="0" w:color="000000"/>
@@ -4099,6 +4208,7 @@
       </w:tr>
       <w:tr>
         <w:trPr>
+          <w:cantSplit/>
           <w:jc w:val="center"/>
         </w:trPr>
         <w:tc>
@@ -4131,35 +4241,36 @@
         </w:tc>
         <w:tc>
           <w:tcPr>
-            <w:tcW w:w="6747" w:type="dxa"/>
-            <w:tcBorders>
-              <w:top w:val="single" w:sz="8" w:space="0" w:color="000000"/>
-              <w:left w:val="single" w:sz="8" w:space="0" w:color="000000"/>
-              <w:bottom w:val="single" w:sz="8" w:space="0" w:color="000000"/>
-              <w:right w:val="single" w:sz="8" w:space="0" w:color="000000"/>
-            </w:tcBorders>
-            <w:vAlign w:val="center"/>
-          </w:tcPr>
-          <w:p>
-            <w:pPr>
-              <w:rPr>
-                <w:sz w:val="24"/>
-                <w:szCs w:val="24"/>
-              </w:rPr>
-            </w:pPr>
-            <w:r>
-              <w:rPr>
-                <w:b w:val="0"/>
-                <w:sz w:val="24"/>
-                <w:szCs w:val="24"/>
-              </w:rPr>
-              <w:t>Service Delivery Manager, Project Manager, dan peran Divisi Operation lain yang menjalankan proyek customer sesudah handover (USULAN).</w:t>
+            <w:tcW w:w="7030" w:type="dxa"/>
+            <w:tcBorders>
+              <w:top w:val="single" w:sz="8" w:space="0" w:color="000000"/>
+              <w:left w:val="single" w:sz="8" w:space="0" w:color="000000"/>
+              <w:bottom w:val="single" w:sz="8" w:space="0" w:color="000000"/>
+              <w:right w:val="single" w:sz="8" w:space="0" w:color="000000"/>
+            </w:tcBorders>
+            <w:vAlign w:val="center"/>
+          </w:tcPr>
+          <w:p>
+            <w:pPr>
+              <w:rPr>
+                <w:sz w:val="24"/>
+                <w:szCs w:val="24"/>
+              </w:rPr>
+            </w:pPr>
+            <w:r>
+              <w:rPr>
+                <w:b w:val="0"/>
+                <w:sz w:val="24"/>
+                <w:szCs w:val="24"/>
+              </w:rPr>
+              <w:t>Service Delivery Manager, Project Manager, dan peran Divisi Operation lain yang menjalankan proyek customer setelah handover (USULAN).</w:t>
             </w:r>
           </w:p>
         </w:tc>
       </w:tr>
       <w:tr>
         <w:trPr>
+          <w:cantSplit/>
           <w:jc w:val="center"/>
         </w:trPr>
         <w:tc>
@@ -4192,29 +4303,29 @@
         </w:tc>
         <w:tc>
           <w:tcPr>
-            <w:tcW w:w="6747" w:type="dxa"/>
-            <w:tcBorders>
-              <w:top w:val="single" w:sz="8" w:space="0" w:color="000000"/>
-              <w:left w:val="single" w:sz="8" w:space="0" w:color="000000"/>
-              <w:bottom w:val="single" w:sz="8" w:space="0" w:color="000000"/>
-              <w:right w:val="single" w:sz="8" w:space="0" w:color="000000"/>
-            </w:tcBorders>
-            <w:vAlign w:val="center"/>
-          </w:tcPr>
-          <w:p>
-            <w:pPr>
-              <w:rPr>
-                <w:sz w:val="24"/>
-                <w:szCs w:val="24"/>
-              </w:rPr>
-            </w:pPr>
-            <w:r>
-              <w:rPr>
-                <w:b w:val="0"/>
-                <w:sz w:val="24"/>
-                <w:szCs w:val="24"/>
-              </w:rPr>
-              <w:t>Label untuk isi yang belum diputus secara tertulis oleh pimpinan SINUX.</w:t>
+            <w:tcW w:w="7030" w:type="dxa"/>
+            <w:tcBorders>
+              <w:top w:val="single" w:sz="8" w:space="0" w:color="000000"/>
+              <w:left w:val="single" w:sz="8" w:space="0" w:color="000000"/>
+              <w:bottom w:val="single" w:sz="8" w:space="0" w:color="000000"/>
+              <w:right w:val="single" w:sz="8" w:space="0" w:color="000000"/>
+            </w:tcBorders>
+            <w:vAlign w:val="center"/>
+          </w:tcPr>
+          <w:p>
+            <w:pPr>
+              <w:rPr>
+                <w:sz w:val="24"/>
+                <w:szCs w:val="24"/>
+              </w:rPr>
+            </w:pPr>
+            <w:r>
+              <w:rPr>
+                <w:b w:val="0"/>
+                <w:sz w:val="24"/>
+                <w:szCs w:val="24"/>
+              </w:rPr>
+              <w:t>Label untuk isi yang belum diputuskan secara tertulis oleh pimpinan SINUX.</w:t>
             </w:r>
           </w:p>
         </w:tc>
@@ -4278,7 +4389,7 @@
           <w:sz w:val="24"/>
           <w:szCs w:val="24"/>
         </w:rPr>
-        <w:t xml:space="preserve">4.1 Business Development mengisi Tabel 1 sampai Tabel 10 sesudah closing dan sebelum handover meeting, lalu mengisi Tabel 11 sesudah handover meeting. Dokumen closing sudah lengkap sebelum handover meeting (SNX-COM-SOP-01 butir 4.16).</w:t>
+        <w:t xml:space="preserve">4.1 Business Development mengisi Tabel 1 sampai Tabel 10 setelah closing dan sebelum handover meeting, lalu Tabel 11 setelah handover meeting. Dokumen closing harus sudah lengkap sebelum handover meeting (SNX-COM-SOP-01 butir 4.16).</w:t>
       </w:r>
     </w:p>
     <w:p>
@@ -4302,7 +4413,7 @@
           <w:sz w:val="24"/>
           <w:szCs w:val="24"/>
         </w:rPr>
-        <w:t xml:space="preserve">4.2 Isi minimal paket handover menurut SNX-COM-SOP-01 butir 4.16 adalah Customer Background, Scope, Timeline, Risks, Commitment, dan Contact Person. Dalam formulir ini keenamnya ada di Tabel 1 (Customer Background), Tabel 3 dan Tabel 4 (Scope), Tabel 5 (Timeline), Tabel 6 (Contact Person), Tabel 9 (Risks), dan Tabel 10 (Commitment). Tabel 2, Tabel 7, dan Tabel 8 menambahkan dokumen dasar, dependency, dan asumsi.</w:t>
+        <w:t xml:space="preserve">4.2 Isi minimal paket handover menurut SNX-COM-SOP-01 butir 4.16 adalah Customer Background (Tabel 1), Scope (Tabel 3 dan Tabel 4), Timeline (Tabel 5), Risks (Tabel 9), Commitment (Tabel 10), dan Contact Person (Tabel 6). Tabel 2, Tabel 7, dan Tabel 8 menambahkan dokumen dasar, dependency, dan asumsi.</w:t>
       </w:r>
     </w:p>
     <w:p>
@@ -4350,7 +4461,7 @@
           <w:sz w:val="24"/>
           <w:szCs w:val="24"/>
         </w:rPr>
-        <w:t xml:space="preserve">4.4 Bila ada SNX-COM-FRM-01 yang terisi untuk order handover ini, Business Development memakai hasil kelompok Kesesuaian Scope dan Delivery Commitment di formulir itu sebagai bahan Tabel 4, 5, 7, 8, dan 10.</w:t>
+        <w:t xml:space="preserve">4.4 Jika ada SNX-COM-FRM-01 terisi untuk order ini, Business Development memakai hasil kelompok Kesesuaian Scope dan Delivery Commitment di form itu sebagai bahan Tabel 4, 5, 7, 8, dan 10.</w:t>
       </w:r>
     </w:p>
     <w:p>
@@ -4374,7 +4485,7 @@
           <w:sz w:val="24"/>
           <w:szCs w:val="24"/>
         </w:rPr>
-        <w:t xml:space="preserve">4.5 Bila quotation, PO, dan kontrak berbeda tentang scope, jadwal, atau komitmen, Business Development mencatat perbedaan itu di Tabel 9 dan membawanya ke handover meeting.</w:t>
+        <w:t xml:space="preserve">4.5 Jika quotation, PO, dan kontrak berbeda tentang scope, jadwal, atau komitmen, Business Development mencatat perbedaannya di Tabel 9 dan membawanya ke handover meeting.</w:t>
       </w:r>
     </w:p>
     <w:p>
@@ -4422,7 +4533,7 @@
           <w:sz w:val="24"/>
           <w:szCs w:val="24"/>
         </w:rPr>
-        <w:t xml:space="preserve">4.7 Tabel 10 memuat semua komitmen kepada customer, termasuk SLA dan target layanan yang dijanjikan serta janji lisan yang belum ada di kontrak (sheet Checklist G1 di SNX-OPS-FRM-01). Janji kepada customer yang tidak tercatat di gate G1 tidak mengikat tim pelaksana sampai VP Commercial dan COO menyetujuinya (POL-OPS-001 bagian 8 ketentuan 3, yang menulis Commercial dan COO).</w:t>
+        <w:t xml:space="preserve">4.7 Tabel 10 memuat semua komitmen kepada customer, termasuk SLA, target layanan yang dijanjikan, dan janji lisan yang belum ada di kontrak (sheet Checklist G1 di SNX-OPS-FRM-01). Janji yang tidak tercatat di gate G1 tidak mengikat tim pelaksana sampai disetujui VP Commercial dan COO (POL-OPS-001 bagian 8 ketentuan 3, yang menulis Commercial dan COO).</w:t>
       </w:r>
     </w:p>
     <w:p>
@@ -4446,7 +4557,7 @@
           <w:sz w:val="24"/>
           <w:szCs w:val="24"/>
         </w:rPr>
-        <w:t xml:space="preserve">4.8 Business Development tidak menulis kata sandi, PIN, token, atau kunci akses customer di formulir ini. Business Development menulis dependency akses sebagai kebutuhan, tanpa kredensialnya (POL-OPS-001 kebijakan P-03).</w:t>
+        <w:t xml:space="preserve">4.8 Business Development tidak menulis kata sandi, PIN, token, atau kunci akses customer di form ini. Dependency akses ditulis sebagai kebutuhan, tanpa kredensialnya (POL-OPS-001 kebijakan P-03).</w:t>
       </w:r>
     </w:p>
     <w:p>
@@ -4494,7 +4605,7 @@
           <w:sz w:val="24"/>
           <w:szCs w:val="24"/>
         </w:rPr>
-        <w:t xml:space="preserve">4.10 Business Development dan Service Delivery Manager membahas Tabel 1 sampai Tabel 10 di handover meeting. Service Delivery Manager menyebut jabatan tim pelaksana yang memenuhi tiap komitmen di Tabel 10. Business Development mencatat hasil pembahasan di Tabel 11.</w:t>
+        <w:t xml:space="preserve">4.10 Business Development dan Service Delivery Manager membahas Tabel 1 sampai Tabel 10 di handover meeting. Service Delivery Manager menyebut jabatan tim pelaksana yang memenuhi tiap komitmen di Tabel 10, dan Business Development mencatat hasil pembahasan di Tabel 11.</w:t>
       </w:r>
     </w:p>
     <w:p>
@@ -4518,7 +4629,7 @@
           <w:sz w:val="24"/>
           <w:szCs w:val="24"/>
         </w:rPr>
-        <w:t xml:space="preserve">4.11 VP Commercial menyerahkan paket handover kepada Service Delivery Manager atas nama Commercial (SNX-COM-SOP-01 butir 4.19, berstatus USULAN di sana). Service Delivery Manager menerima atau menolak paket handover dengan checklist G1 dan mencatat keputusan di SNX-OPS-FRM-01 (SNX-OPS-SOP-01 butir 4.1).</w:t>
+        <w:t xml:space="preserve">4.11 VP Commercial menyerahkan paket handover kepada Service Delivery Manager atas nama Commercial (SNX-COM-SOP-01 butir 4.19, berstatus USULAN di sana). Service Delivery Manager menerima atau menolak paket handover dengan checklist G1 dan mencatat keputusannya di SNX-OPS-FRM-01 (SNX-OPS-SOP-01 butir 4.1).</w:t>
       </w:r>
     </w:p>
     <w:p>
@@ -4542,7 +4653,7 @@
           <w:sz w:val="24"/>
           <w:szCs w:val="24"/>
         </w:rPr>
-        <w:t xml:space="preserve">4.12 Bila Service Delivery Manager menolak paket handover, Business Development melengkapi paket handover sesuai alasan penolakan (SNX-COM-SOP-01 butir 4.19) dan mencatat alasan serta tanggal pelengkapan di Tabel 11.</w:t>
+        <w:t xml:space="preserve">4.12 Jika paket handover ditolak Service Delivery Manager, Business Development melengkapinya sesuai alasan penolakan (SNX-COM-SOP-01 butir 4.19), lalu mencatat alasan dan tanggal pelengkapan di Tabel 11.</w:t>
       </w:r>
     </w:p>
     <w:p>
@@ -4566,7 +4677,7 @@
           <w:sz w:val="24"/>
           <w:szCs w:val="24"/>
         </w:rPr>
-        <w:t xml:space="preserve">4.13 Tanda tangan Service Delivery Manager di Tabel 12 menunjukkan paket handover sudah ia terima untuk diperiksa. Keputusan gate G1 tetap ada di SNX-OPS-FRM-01.</w:t>
+        <w:t xml:space="preserve">4.13 Tanda tangan Service Delivery Manager di Tabel 12 menunjukkan paket handover sudah diterima untuk diperiksa. Keputusan gate G1 tetap dicatat di SNX-OPS-FRM-01.</w:t>
       </w:r>
     </w:p>
     <w:p>
@@ -4590,7 +4701,7 @@
           <w:sz w:val="24"/>
           <w:szCs w:val="24"/>
         </w:rPr>
-        <w:t xml:space="preserve">4.14 Formulir kosong berklasifikasi INTERNAL. Formulir terisi memuat informasi customer dan kontrak, sehingga berklasifikasi RESTRICTED (Internal) menurut SNX-ISMS-PRO-01 (USULAN, mengikuti SNX-COM-SOP-01 butir 4.13).</w:t>
+        <w:t xml:space="preserve">4.14 Form kosong berklasifikasi INTERNAL. Form terisi memuat informasi customer dan kontrak, sehingga berklasifikasi RESTRICTED (Internal) sesuai SNX-ISMS-PRO-01 (USULAN, mengikuti SNX-COM-SOP-01 butir 4.13).</w:t>
       </w:r>
     </w:p>
     <w:p>
@@ -4614,7 +4725,7 @@
           <w:sz w:val="24"/>
           <w:szCs w:val="24"/>
         </w:rPr>
-        <w:t xml:space="preserve">4.15 Struktur kolom Tabel 1 sampai Tabel 12 dan butir 4.1 sampai 4.5, 4.9, 4.10, dan 4.13 berstatus (USULAN) sampai COO menetapkannya.</w:t>
+        <w:t xml:space="preserve">4.15 Struktur kolom Tabel 1 sampai Tabel 12 serta butir 4.1 sampai 4.5, 4.9, 4.10, dan 4.13 masih menunggu penetapan COO (USULAN).</w:t>
       </w:r>
     </w:p>
     <w:p>
@@ -4632,6 +4743,7 @@
     </w:p>
     <w:p>
       <w:pPr>
+        <w:keepNext/>
         <w:pBdr>
           <w:top w:val="nil"/>
           <w:left w:val="nil"/>
@@ -4651,7 +4763,7 @@
           <w:sz w:val="24"/>
           <w:szCs w:val="24"/>
         </w:rPr>
-        <w:t xml:space="preserve">Nama peran mengikuti SNX-HR-ORG-01. Service Delivery Manager dan Project Manager adalah jabatan usulan tanpa pemegang di sana (butir K-10).</w:t>
+        <w:t xml:space="preserve">Nama peran mengikuti SNX-HR-ORG-01.</w:t>
       </w:r>
     </w:p>
     <w:tbl>
@@ -4664,27 +4776,30 @@
         <w:tblLook w:val="0400" w:firstRow="0" w:lastRow="0" w:firstColumn="0" w:lastColumn="0" w:noHBand="0" w:noVBand="1"/>
       </w:tblPr>
       <w:tblGrid>
-        <w:gridCol w:w="1814"/>
-        <w:gridCol w:w="4195"/>
-        <w:gridCol w:w="2778"/>
+        <w:gridCol w:w="1701"/>
+        <w:gridCol w:w="4649"/>
+        <w:gridCol w:w="2721"/>
       </w:tblGrid>
       <w:tr>
         <w:trPr>
+          <w:cantSplit/>
+          <w:tblHeader/>
           <w:jc w:val="center"/>
         </w:trPr>
         <w:tc>
           <w:tcPr>
-            <w:tcW w:w="1814" w:type="dxa"/>
-            <w:tcBorders>
-              <w:top w:val="single" w:sz="8" w:space="0" w:color="000000"/>
-              <w:left w:val="single" w:sz="8" w:space="0" w:color="000000"/>
-              <w:bottom w:val="single" w:sz="8" w:space="0" w:color="000000"/>
-              <w:right w:val="single" w:sz="8" w:space="0" w:color="000000"/>
-            </w:tcBorders>
-            <w:vAlign w:val="center"/>
-          </w:tcPr>
-          <w:p>
-            <w:pPr>
+            <w:tcW w:w="1701" w:type="dxa"/>
+            <w:tcBorders>
+              <w:top w:val="single" w:sz="8" w:space="0" w:color="000000"/>
+              <w:left w:val="single" w:sz="8" w:space="0" w:color="000000"/>
+              <w:bottom w:val="single" w:sz="8" w:space="0" w:color="000000"/>
+              <w:right w:val="single" w:sz="8" w:space="0" w:color="000000"/>
+            </w:tcBorders>
+            <w:vAlign w:val="center"/>
+          </w:tcPr>
+          <w:p>
+            <w:pPr>
+              <w:keepNext/>
               <w:jc w:val="center"/>
               <w:rPr>
                 <w:sz w:val="24"/>
@@ -4704,17 +4819,18 @@
         </w:tc>
         <w:tc>
           <w:tcPr>
-            <w:tcW w:w="4195" w:type="dxa"/>
-            <w:tcBorders>
-              <w:top w:val="single" w:sz="8" w:space="0" w:color="000000"/>
-              <w:left w:val="single" w:sz="8" w:space="0" w:color="000000"/>
-              <w:bottom w:val="single" w:sz="8" w:space="0" w:color="000000"/>
-              <w:right w:val="single" w:sz="8" w:space="0" w:color="000000"/>
-            </w:tcBorders>
-            <w:vAlign w:val="center"/>
-          </w:tcPr>
-          <w:p>
-            <w:pPr>
+            <w:tcW w:w="4649" w:type="dxa"/>
+            <w:tcBorders>
+              <w:top w:val="single" w:sz="8" w:space="0" w:color="000000"/>
+              <w:left w:val="single" w:sz="8" w:space="0" w:color="000000"/>
+              <w:bottom w:val="single" w:sz="8" w:space="0" w:color="000000"/>
+              <w:right w:val="single" w:sz="8" w:space="0" w:color="000000"/>
+            </w:tcBorders>
+            <w:vAlign w:val="center"/>
+          </w:tcPr>
+          <w:p>
+            <w:pPr>
+              <w:keepNext/>
               <w:jc w:val="center"/>
               <w:rPr>
                 <w:sz w:val="24"/>
@@ -4728,23 +4844,24 @@
                 <w:sz w:val="24"/>
                 <w:szCs w:val="24"/>
               </w:rPr>
-              <w:t>Tugas pada formulir ini</w:t>
-            </w:r>
-          </w:p>
-        </w:tc>
-        <w:tc>
-          <w:tcPr>
-            <w:tcW w:w="2778" w:type="dxa"/>
-            <w:tcBorders>
-              <w:top w:val="single" w:sz="8" w:space="0" w:color="000000"/>
-              <w:left w:val="single" w:sz="8" w:space="0" w:color="000000"/>
-              <w:bottom w:val="single" w:sz="8" w:space="0" w:color="000000"/>
-              <w:right w:val="single" w:sz="8" w:space="0" w:color="000000"/>
-            </w:tcBorders>
-            <w:vAlign w:val="center"/>
-          </w:tcPr>
-          <w:p>
-            <w:pPr>
+              <w:t>Tugas pada form ini</w:t>
+            </w:r>
+          </w:p>
+        </w:tc>
+        <w:tc>
+          <w:tcPr>
+            <w:tcW w:w="2721" w:type="dxa"/>
+            <w:tcBorders>
+              <w:top w:val="single" w:sz="8" w:space="0" w:color="000000"/>
+              <w:left w:val="single" w:sz="8" w:space="0" w:color="000000"/>
+              <w:bottom w:val="single" w:sz="8" w:space="0" w:color="000000"/>
+              <w:right w:val="single" w:sz="8" w:space="0" w:color="000000"/>
+            </w:tcBorders>
+            <w:vAlign w:val="center"/>
+          </w:tcPr>
+          <w:p>
+            <w:pPr>
+              <w:keepNext/>
               <w:jc w:val="center"/>
               <w:rPr>
                 <w:sz w:val="24"/>
@@ -4758,18 +4875,19 @@
                 <w:sz w:val="24"/>
                 <w:szCs w:val="24"/>
               </w:rPr>
-              <w:t>Wewenang pada formulir ini</w:t>
+              <w:t>Wewenang pada form ini</w:t>
             </w:r>
           </w:p>
         </w:tc>
       </w:tr>
       <w:tr>
         <w:trPr>
+          <w:cantSplit/>
           <w:jc w:val="center"/>
         </w:trPr>
         <w:tc>
           <w:tcPr>
-            <w:tcW w:w="1814" w:type="dxa"/>
+            <w:tcW w:w="1701" w:type="dxa"/>
             <w:tcBorders>
               <w:top w:val="single" w:sz="8" w:space="0" w:color="000000"/>
               <w:left w:val="single" w:sz="8" w:space="0" w:color="000000"/>
@@ -4797,69 +4915,70 @@
         </w:tc>
         <w:tc>
           <w:tcPr>
-            <w:tcW w:w="4195" w:type="dxa"/>
-            <w:tcBorders>
-              <w:top w:val="single" w:sz="8" w:space="0" w:color="000000"/>
-              <w:left w:val="single" w:sz="8" w:space="0" w:color="000000"/>
-              <w:bottom w:val="single" w:sz="8" w:space="0" w:color="000000"/>
-              <w:right w:val="single" w:sz="8" w:space="0" w:color="000000"/>
-            </w:tcBorders>
-            <w:vAlign w:val="center"/>
-          </w:tcPr>
-          <w:p>
-            <w:pPr>
-              <w:rPr>
-                <w:sz w:val="24"/>
-                <w:szCs w:val="24"/>
-              </w:rPr>
-            </w:pPr>
-            <w:r>
-              <w:rPr>
-                <w:b w:val="0"/>
-                <w:sz w:val="24"/>
-                <w:szCs w:val="24"/>
-              </w:rPr>
-              <w:t>Mengisi Tabel 1 sampai Tabel 10 sebelum handover meeting dan Tabel 11 sesudahnya (hasil handover meeting dan penolakan paket handover), serta melengkapi paket handover yang ditolak (butir 4.1 sampai 4.5, 4.10, 4.12). Memegang tugas Sales dan Sales Executive (SNX-COM-SOP-01, USULAN).</w:t>
-            </w:r>
-          </w:p>
-        </w:tc>
-        <w:tc>
-          <w:tcPr>
-            <w:tcW w:w="2778" w:type="dxa"/>
-            <w:tcBorders>
-              <w:top w:val="single" w:sz="8" w:space="0" w:color="000000"/>
-              <w:left w:val="single" w:sz="8" w:space="0" w:color="000000"/>
-              <w:bottom w:val="single" w:sz="8" w:space="0" w:color="000000"/>
-              <w:right w:val="single" w:sz="8" w:space="0" w:color="000000"/>
-            </w:tcBorders>
-            <w:vAlign w:val="center"/>
-          </w:tcPr>
-          <w:p>
-            <w:pPr>
-              <w:jc w:val="both"/>
-              <w:rPr>
-                <w:sz w:val="24"/>
-                <w:szCs w:val="24"/>
-              </w:rPr>
-            </w:pPr>
-            <w:r>
-              <w:rPr>
-                <w:b w:val="0"/>
-                <w:sz w:val="24"/>
-                <w:szCs w:val="24"/>
-              </w:rPr>
-              <w:t>Mencatat dan tidak memutuskan. Tidak menjanjikan jadwal sebelum Service Delivery Manager mengonfirmasinya (butir 4.6).</w:t>
+            <w:tcW w:w="4649" w:type="dxa"/>
+            <w:tcBorders>
+              <w:top w:val="single" w:sz="8" w:space="0" w:color="000000"/>
+              <w:left w:val="single" w:sz="8" w:space="0" w:color="000000"/>
+              <w:bottom w:val="single" w:sz="8" w:space="0" w:color="000000"/>
+              <w:right w:val="single" w:sz="8" w:space="0" w:color="000000"/>
+            </w:tcBorders>
+            <w:vAlign w:val="center"/>
+          </w:tcPr>
+          <w:p>
+            <w:pPr>
+              <w:rPr>
+                <w:sz w:val="24"/>
+                <w:szCs w:val="24"/>
+              </w:rPr>
+            </w:pPr>
+            <w:r>
+              <w:rPr>
+                <w:b w:val="0"/>
+                <w:sz w:val="24"/>
+                <w:szCs w:val="24"/>
+              </w:rPr>
+              <w:t>Mengisi Tabel 1 sampai Tabel 10 sebelum handover meeting dan Tabel 11 setelahnya, termasuk hasil handover meeting dan penolakan paket handover. Melengkapi paket handover yang ditolak. Memegang tugas Sales dan Sales Executive di SNX-COM-SOP-01 (USULAN).</w:t>
+            </w:r>
+          </w:p>
+        </w:tc>
+        <w:tc>
+          <w:tcPr>
+            <w:tcW w:w="2721" w:type="dxa"/>
+            <w:tcBorders>
+              <w:top w:val="single" w:sz="8" w:space="0" w:color="000000"/>
+              <w:left w:val="single" w:sz="8" w:space="0" w:color="000000"/>
+              <w:bottom w:val="single" w:sz="8" w:space="0" w:color="000000"/>
+              <w:right w:val="single" w:sz="8" w:space="0" w:color="000000"/>
+            </w:tcBorders>
+            <w:vAlign w:val="center"/>
+          </w:tcPr>
+          <w:p>
+            <w:pPr>
+              <w:jc w:val="left"/>
+              <w:rPr>
+                <w:sz w:val="24"/>
+                <w:szCs w:val="24"/>
+              </w:rPr>
+            </w:pPr>
+            <w:r>
+              <w:rPr>
+                <w:b w:val="0"/>
+                <w:sz w:val="24"/>
+                <w:szCs w:val="24"/>
+              </w:rPr>
+              <w:t>Mencatat dan tidak memutuskan. Tidak menjanjikan jadwal sebelum dikonfirmasi Service Delivery Manager (butir 4.6).</w:t>
             </w:r>
           </w:p>
         </w:tc>
       </w:tr>
       <w:tr>
         <w:trPr>
+          <w:cantSplit/>
           <w:jc w:val="center"/>
         </w:trPr>
         <w:tc>
           <w:tcPr>
-            <w:tcW w:w="1814" w:type="dxa"/>
+            <w:tcW w:w="1701" w:type="dxa"/>
             <w:tcBorders>
               <w:top w:val="single" w:sz="8" w:space="0" w:color="000000"/>
               <w:left w:val="single" w:sz="8" w:space="0" w:color="000000"/>
@@ -4887,69 +5006,70 @@
         </w:tc>
         <w:tc>
           <w:tcPr>
-            <w:tcW w:w="4195" w:type="dxa"/>
-            <w:tcBorders>
-              <w:top w:val="single" w:sz="8" w:space="0" w:color="000000"/>
-              <w:left w:val="single" w:sz="8" w:space="0" w:color="000000"/>
-              <w:bottom w:val="single" w:sz="8" w:space="0" w:color="000000"/>
-              <w:right w:val="single" w:sz="8" w:space="0" w:color="000000"/>
-            </w:tcBorders>
-            <w:vAlign w:val="center"/>
-          </w:tcPr>
-          <w:p>
-            <w:pPr>
-              <w:rPr>
-                <w:sz w:val="24"/>
-                <w:szCs w:val="24"/>
-              </w:rPr>
-            </w:pPr>
-            <w:r>
-              <w:rPr>
-                <w:b w:val="0"/>
-                <w:sz w:val="24"/>
-                <w:szCs w:val="24"/>
-              </w:rPr>
-              <w:t>Menyerahkan paket handover kepada Service Delivery Manager atas nama Commercial (butir 4.11). Pemilik dokumen ini menurut blok Identity (USULAN) dan meninjau formulir ini setiap tahun (USULAN). Pemilik formulir terisi (USULAN, bagian Rekaman) dan menetapkan lokasi rekamannya.</w:t>
-            </w:r>
-          </w:p>
-        </w:tc>
-        <w:tc>
-          <w:tcPr>
-            <w:tcW w:w="2778" w:type="dxa"/>
-            <w:tcBorders>
-              <w:top w:val="single" w:sz="8" w:space="0" w:color="000000"/>
-              <w:left w:val="single" w:sz="8" w:space="0" w:color="000000"/>
-              <w:bottom w:val="single" w:sz="8" w:space="0" w:color="000000"/>
-              <w:right w:val="single" w:sz="8" w:space="0" w:color="000000"/>
-            </w:tcBorders>
-            <w:vAlign w:val="center"/>
-          </w:tcPr>
-          <w:p>
-            <w:pPr>
-              <w:jc w:val="both"/>
-              <w:rPr>
-                <w:sz w:val="24"/>
-                <w:szCs w:val="24"/>
-              </w:rPr>
-            </w:pPr>
-            <w:r>
-              <w:rPr>
-                <w:b w:val="0"/>
-                <w:sz w:val="24"/>
-                <w:szCs w:val="24"/>
-              </w:rPr>
-              <w:t>Bersama COO menyetujui komitmen yang belum tercatat (butir 4.7). Peran Commercial di sana dipetakan ke VP Commercial (USULAN).</w:t>
+            <w:tcW w:w="4649" w:type="dxa"/>
+            <w:tcBorders>
+              <w:top w:val="single" w:sz="8" w:space="0" w:color="000000"/>
+              <w:left w:val="single" w:sz="8" w:space="0" w:color="000000"/>
+              <w:bottom w:val="single" w:sz="8" w:space="0" w:color="000000"/>
+              <w:right w:val="single" w:sz="8" w:space="0" w:color="000000"/>
+            </w:tcBorders>
+            <w:vAlign w:val="center"/>
+          </w:tcPr>
+          <w:p>
+            <w:pPr>
+              <w:rPr>
+                <w:sz w:val="24"/>
+                <w:szCs w:val="24"/>
+              </w:rPr>
+            </w:pPr>
+            <w:r>
+              <w:rPr>
+                <w:b w:val="0"/>
+                <w:sz w:val="24"/>
+                <w:szCs w:val="24"/>
+              </w:rPr>
+              <w:t>Menyerahkan paket handover kepada Service Delivery Manager atas nama Commercial (butir 4.11). Sebagai pemilik form ini dan form terisi, meninjau form ini setiap tahun dan menetapkan lokasi record (rekaman) form terisi (USULAN).</w:t>
+            </w:r>
+          </w:p>
+        </w:tc>
+        <w:tc>
+          <w:tcPr>
+            <w:tcW w:w="2721" w:type="dxa"/>
+            <w:tcBorders>
+              <w:top w:val="single" w:sz="8" w:space="0" w:color="000000"/>
+              <w:left w:val="single" w:sz="8" w:space="0" w:color="000000"/>
+              <w:bottom w:val="single" w:sz="8" w:space="0" w:color="000000"/>
+              <w:right w:val="single" w:sz="8" w:space="0" w:color="000000"/>
+            </w:tcBorders>
+            <w:vAlign w:val="center"/>
+          </w:tcPr>
+          <w:p>
+            <w:pPr>
+              <w:jc w:val="left"/>
+              <w:rPr>
+                <w:sz w:val="24"/>
+                <w:szCs w:val="24"/>
+              </w:rPr>
+            </w:pPr>
+            <w:r>
+              <w:rPr>
+                <w:b w:val="0"/>
+                <w:sz w:val="24"/>
+                <w:szCs w:val="24"/>
+              </w:rPr>
+              <w:t>Bersama COO menyetujui komitmen yang belum tercatat (butir 4.7); peran Commercial di butir itu dipetakan ke VP Commercial (USULAN).</w:t>
             </w:r>
           </w:p>
         </w:tc>
       </w:tr>
       <w:tr>
         <w:trPr>
+          <w:cantSplit/>
           <w:jc w:val="center"/>
         </w:trPr>
         <w:tc>
           <w:tcPr>
-            <w:tcW w:w="1814" w:type="dxa"/>
+            <w:tcW w:w="1701" w:type="dxa"/>
             <w:tcBorders>
               <w:top w:val="single" w:sz="8" w:space="0" w:color="000000"/>
               <w:left w:val="single" w:sz="8" w:space="0" w:color="000000"/>
@@ -4977,46 +5097,46 @@
         </w:tc>
         <w:tc>
           <w:tcPr>
-            <w:tcW w:w="4195" w:type="dxa"/>
-            <w:tcBorders>
-              <w:top w:val="single" w:sz="8" w:space="0" w:color="000000"/>
-              <w:left w:val="single" w:sz="8" w:space="0" w:color="000000"/>
-              <w:bottom w:val="single" w:sz="8" w:space="0" w:color="000000"/>
-              <w:right w:val="single" w:sz="8" w:space="0" w:color="000000"/>
-            </w:tcBorders>
-            <w:vAlign w:val="center"/>
-          </w:tcPr>
-          <w:p>
-            <w:pPr>
-              <w:rPr>
-                <w:sz w:val="24"/>
-                <w:szCs w:val="24"/>
-              </w:rPr>
-            </w:pPr>
-            <w:r>
-              <w:rPr>
-                <w:b w:val="0"/>
-                <w:sz w:val="24"/>
-                <w:szCs w:val="24"/>
-              </w:rPr>
-              <w:t>Mengonfirmasi tanggal di Tabel 5 (butir 4.6), menyebut jabatan pemenuh komitmen di handover meeting, dan memeriksa paket handover (butir 4.10, 4.11).</w:t>
-            </w:r>
-          </w:p>
-        </w:tc>
-        <w:tc>
-          <w:tcPr>
-            <w:tcW w:w="2778" w:type="dxa"/>
-            <w:tcBorders>
-              <w:top w:val="single" w:sz="8" w:space="0" w:color="000000"/>
-              <w:left w:val="single" w:sz="8" w:space="0" w:color="000000"/>
-              <w:bottom w:val="single" w:sz="8" w:space="0" w:color="000000"/>
-              <w:right w:val="single" w:sz="8" w:space="0" w:color="000000"/>
-            </w:tcBorders>
-            <w:vAlign w:val="center"/>
-          </w:tcPr>
-          <w:p>
-            <w:pPr>
-              <w:jc w:val="both"/>
+            <w:tcW w:w="4649" w:type="dxa"/>
+            <w:tcBorders>
+              <w:top w:val="single" w:sz="8" w:space="0" w:color="000000"/>
+              <w:left w:val="single" w:sz="8" w:space="0" w:color="000000"/>
+              <w:bottom w:val="single" w:sz="8" w:space="0" w:color="000000"/>
+              <w:right w:val="single" w:sz="8" w:space="0" w:color="000000"/>
+            </w:tcBorders>
+            <w:vAlign w:val="center"/>
+          </w:tcPr>
+          <w:p>
+            <w:pPr>
+              <w:rPr>
+                <w:sz w:val="24"/>
+                <w:szCs w:val="24"/>
+              </w:rPr>
+            </w:pPr>
+            <w:r>
+              <w:rPr>
+                <w:b w:val="0"/>
+                <w:sz w:val="24"/>
+                <w:szCs w:val="24"/>
+              </w:rPr>
+              <w:t>Mengonfirmasi tanggal di Tabel 5, menyebut jabatan pemenuh komitmen di handover meeting, dan memeriksa paket handover.</w:t>
+            </w:r>
+          </w:p>
+        </w:tc>
+        <w:tc>
+          <w:tcPr>
+            <w:tcW w:w="2721" w:type="dxa"/>
+            <w:tcBorders>
+              <w:top w:val="single" w:sz="8" w:space="0" w:color="000000"/>
+              <w:left w:val="single" w:sz="8" w:space="0" w:color="000000"/>
+              <w:bottom w:val="single" w:sz="8" w:space="0" w:color="000000"/>
+              <w:right w:val="single" w:sz="8" w:space="0" w:color="000000"/>
+            </w:tcBorders>
+            <w:vAlign w:val="center"/>
+          </w:tcPr>
+          <w:p>
+            <w:pPr>
+              <w:jc w:val="left"/>
               <w:rPr>
                 <w:sz w:val="24"/>
                 <w:szCs w:val="24"/>
@@ -5035,11 +5155,12 @@
       </w:tr>
       <w:tr>
         <w:trPr>
+          <w:cantSplit/>
           <w:jc w:val="center"/>
         </w:trPr>
         <w:tc>
           <w:tcPr>
-            <w:tcW w:w="1814" w:type="dxa"/>
+            <w:tcW w:w="1701" w:type="dxa"/>
             <w:tcBorders>
               <w:top w:val="single" w:sz="8" w:space="0" w:color="000000"/>
               <w:left w:val="single" w:sz="8" w:space="0" w:color="000000"/>
@@ -5067,46 +5188,46 @@
         </w:tc>
         <w:tc>
           <w:tcPr>
-            <w:tcW w:w="4195" w:type="dxa"/>
-            <w:tcBorders>
-              <w:top w:val="single" w:sz="8" w:space="0" w:color="000000"/>
-              <w:left w:val="single" w:sz="8" w:space="0" w:color="000000"/>
-              <w:bottom w:val="single" w:sz="8" w:space="0" w:color="000000"/>
-              <w:right w:val="single" w:sz="8" w:space="0" w:color="000000"/>
-            </w:tcBorders>
-            <w:vAlign w:val="center"/>
-          </w:tcPr>
-          <w:p>
-            <w:pPr>
-              <w:rPr>
-                <w:sz w:val="24"/>
-                <w:szCs w:val="24"/>
-              </w:rPr>
-            </w:pPr>
-            <w:r>
-              <w:rPr>
-                <w:b w:val="0"/>
-                <w:sz w:val="24"/>
-                <w:szCs w:val="24"/>
-              </w:rPr>
-              <w:t>Memeriksa paket handover dengan checklist G1 dan memakai Tabel 9 sebagai bahan risiko awal (butir 4.9; SNX-OPS-SOP-01 tahap Inisiasi).</w:t>
-            </w:r>
-          </w:p>
-        </w:tc>
-        <w:tc>
-          <w:tcPr>
-            <w:tcW w:w="2778" w:type="dxa"/>
-            <w:tcBorders>
-              <w:top w:val="single" w:sz="8" w:space="0" w:color="000000"/>
-              <w:left w:val="single" w:sz="8" w:space="0" w:color="000000"/>
-              <w:bottom w:val="single" w:sz="8" w:space="0" w:color="000000"/>
-              <w:right w:val="single" w:sz="8" w:space="0" w:color="000000"/>
-            </w:tcBorders>
-            <w:vAlign w:val="center"/>
-          </w:tcPr>
-          <w:p>
-            <w:pPr>
-              <w:jc w:val="both"/>
+            <w:tcW w:w="4649" w:type="dxa"/>
+            <w:tcBorders>
+              <w:top w:val="single" w:sz="8" w:space="0" w:color="000000"/>
+              <w:left w:val="single" w:sz="8" w:space="0" w:color="000000"/>
+              <w:bottom w:val="single" w:sz="8" w:space="0" w:color="000000"/>
+              <w:right w:val="single" w:sz="8" w:space="0" w:color="000000"/>
+            </w:tcBorders>
+            <w:vAlign w:val="center"/>
+          </w:tcPr>
+          <w:p>
+            <w:pPr>
+              <w:rPr>
+                <w:sz w:val="24"/>
+                <w:szCs w:val="24"/>
+              </w:rPr>
+            </w:pPr>
+            <w:r>
+              <w:rPr>
+                <w:b w:val="0"/>
+                <w:sz w:val="24"/>
+                <w:szCs w:val="24"/>
+              </w:rPr>
+              <w:t>Memeriksa paket handover dengan checklist G1 dan memakai Tabel 9 sebagai bahan risiko awal (SNX-OPS-SOP-01 tahap Inisiasi).</w:t>
+            </w:r>
+          </w:p>
+        </w:tc>
+        <w:tc>
+          <w:tcPr>
+            <w:tcW w:w="2721" w:type="dxa"/>
+            <w:tcBorders>
+              <w:top w:val="single" w:sz="8" w:space="0" w:color="000000"/>
+              <w:left w:val="single" w:sz="8" w:space="0" w:color="000000"/>
+              <w:bottom w:val="single" w:sz="8" w:space="0" w:color="000000"/>
+              <w:right w:val="single" w:sz="8" w:space="0" w:color="000000"/>
+            </w:tcBorders>
+            <w:vAlign w:val="center"/>
+          </w:tcPr>
+          <w:p>
+            <w:pPr>
+              <w:jc w:val="left"/>
               <w:rPr>
                 <w:sz w:val="24"/>
                 <w:szCs w:val="24"/>
@@ -5125,11 +5246,12 @@
       </w:tr>
       <w:tr>
         <w:trPr>
+          <w:cantSplit/>
           <w:jc w:val="center"/>
         </w:trPr>
         <w:tc>
           <w:tcPr>
-            <w:tcW w:w="1814" w:type="dxa"/>
+            <w:tcW w:w="1701" w:type="dxa"/>
             <w:tcBorders>
               <w:top w:val="single" w:sz="8" w:space="0" w:color="000000"/>
               <w:left w:val="single" w:sz="8" w:space="0" w:color="000000"/>
@@ -5157,46 +5279,46 @@
         </w:tc>
         <w:tc>
           <w:tcPr>
-            <w:tcW w:w="4195" w:type="dxa"/>
-            <w:tcBorders>
-              <w:top w:val="single" w:sz="8" w:space="0" w:color="000000"/>
-              <w:left w:val="single" w:sz="8" w:space="0" w:color="000000"/>
-              <w:bottom w:val="single" w:sz="8" w:space="0" w:color="000000"/>
-              <w:right w:val="single" w:sz="8" w:space="0" w:color="000000"/>
-            </w:tcBorders>
-            <w:vAlign w:val="center"/>
-          </w:tcPr>
-          <w:p>
-            <w:pPr>
-              <w:rPr>
-                <w:sz w:val="24"/>
-                <w:szCs w:val="24"/>
-              </w:rPr>
-            </w:pPr>
-            <w:r>
-              <w:rPr>
-                <w:b w:val="0"/>
-                <w:sz w:val="24"/>
-                <w:szCs w:val="24"/>
-              </w:rPr>
-              <w:t>Menetapkan struktur kolom (butir 4.15).</w:t>
-            </w:r>
-          </w:p>
-        </w:tc>
-        <w:tc>
-          <w:tcPr>
-            <w:tcW w:w="2778" w:type="dxa"/>
-            <w:tcBorders>
-              <w:top w:val="single" w:sz="8" w:space="0" w:color="000000"/>
-              <w:left w:val="single" w:sz="8" w:space="0" w:color="000000"/>
-              <w:bottom w:val="single" w:sz="8" w:space="0" w:color="000000"/>
-              <w:right w:val="single" w:sz="8" w:space="0" w:color="000000"/>
-            </w:tcBorders>
-            <w:vAlign w:val="center"/>
-          </w:tcPr>
-          <w:p>
-            <w:pPr>
-              <w:jc w:val="both"/>
+            <w:tcW w:w="4649" w:type="dxa"/>
+            <w:tcBorders>
+              <w:top w:val="single" w:sz="8" w:space="0" w:color="000000"/>
+              <w:left w:val="single" w:sz="8" w:space="0" w:color="000000"/>
+              <w:bottom w:val="single" w:sz="8" w:space="0" w:color="000000"/>
+              <w:right w:val="single" w:sz="8" w:space="0" w:color="000000"/>
+            </w:tcBorders>
+            <w:vAlign w:val="center"/>
+          </w:tcPr>
+          <w:p>
+            <w:pPr>
+              <w:rPr>
+                <w:sz w:val="24"/>
+                <w:szCs w:val="24"/>
+              </w:rPr>
+            </w:pPr>
+            <w:r>
+              <w:rPr>
+                <w:b w:val="0"/>
+                <w:sz w:val="24"/>
+                <w:szCs w:val="24"/>
+              </w:rPr>
+              <w:t>Menetapkan struktur kolom Tabel 1 sampai Tabel 12.</w:t>
+            </w:r>
+          </w:p>
+        </w:tc>
+        <w:tc>
+          <w:tcPr>
+            <w:tcW w:w="2721" w:type="dxa"/>
+            <w:tcBorders>
+              <w:top w:val="single" w:sz="8" w:space="0" w:color="000000"/>
+              <w:left w:val="single" w:sz="8" w:space="0" w:color="000000"/>
+              <w:bottom w:val="single" w:sz="8" w:space="0" w:color="000000"/>
+              <w:right w:val="single" w:sz="8" w:space="0" w:color="000000"/>
+            </w:tcBorders>
+            <w:vAlign w:val="center"/>
+          </w:tcPr>
+          <w:p>
+            <w:pPr>
+              <w:jc w:val="left"/>
               <w:rPr>
                 <w:sz w:val="24"/>
                 <w:szCs w:val="24"/>
@@ -5259,7 +5381,7 @@
           <w:sz w:val="24"/>
           <w:szCs w:val="24"/>
         </w:rPr>
-        <w:t xml:space="preserve">Direktur Utama menyetujui formulir ini lewat blok Approval pada halaman depan.</w:t>
+        <w:t xml:space="preserve">Direktur Utama menyetujui form ini melalui blok Approval pada halaman depan.</w:t>
       </w:r>
     </w:p>
     <w:p>
@@ -5277,6 +5399,7 @@
     </w:p>
     <w:p>
       <w:pPr>
+        <w:keepNext/>
         <w:pBdr>
           <w:top w:val="nil"/>
           <w:left w:val="nil"/>
@@ -5296,7 +5419,7 @@
           <w:sz w:val="24"/>
           <w:szCs w:val="24"/>
         </w:rPr>
-        <w:t xml:space="preserve">Business Development mengisi Tabel 1 sampai Tabel 10 sebelum handover meeting dan Tabel 11 sesudahnya (butir 4.1), menurut petunjuk berikut. Pemegang peran pada tiap baris Tabel 12 mengisi baris itu.</w:t>
+        <w:t xml:space="preserve">Isi Tabel 1 sampai Tabel 10 sebelum handover meeting dan Tabel 11 setelahnya sesuai petunjuk berikut. Tiap baris Tabel 12 diisi pemegang peran di baris itu.</w:t>
       </w:r>
     </w:p>
     <w:tbl>
@@ -5309,27 +5432,30 @@
         <w:tblLook w:val="0400" w:firstRow="0" w:lastRow="0" w:firstColumn="0" w:lastColumn="0" w:noHBand="0" w:noVBand="1"/>
       </w:tblPr>
       <w:tblGrid>
-        <w:gridCol w:w="1474"/>
-        <w:gridCol w:w="2608"/>
-        <w:gridCol w:w="4706"/>
+        <w:gridCol w:w="1247"/>
+        <w:gridCol w:w="2438"/>
+        <w:gridCol w:w="5386"/>
       </w:tblGrid>
       <w:tr>
         <w:trPr>
+          <w:cantSplit/>
+          <w:tblHeader/>
           <w:jc w:val="center"/>
         </w:trPr>
         <w:tc>
           <w:tcPr>
-            <w:tcW w:w="1474" w:type="dxa"/>
-            <w:tcBorders>
-              <w:top w:val="single" w:sz="8" w:space="0" w:color="000000"/>
-              <w:left w:val="single" w:sz="8" w:space="0" w:color="000000"/>
-              <w:bottom w:val="single" w:sz="8" w:space="0" w:color="000000"/>
-              <w:right w:val="single" w:sz="8" w:space="0" w:color="000000"/>
-            </w:tcBorders>
-            <w:vAlign w:val="center"/>
-          </w:tcPr>
-          <w:p>
-            <w:pPr>
+            <w:tcW w:w="1247" w:type="dxa"/>
+            <w:tcBorders>
+              <w:top w:val="single" w:sz="8" w:space="0" w:color="000000"/>
+              <w:left w:val="single" w:sz="8" w:space="0" w:color="000000"/>
+              <w:bottom w:val="single" w:sz="8" w:space="0" w:color="000000"/>
+              <w:right w:val="single" w:sz="8" w:space="0" w:color="000000"/>
+            </w:tcBorders>
+            <w:vAlign w:val="center"/>
+          </w:tcPr>
+          <w:p>
+            <w:pPr>
+              <w:keepNext/>
               <w:jc w:val="center"/>
               <w:rPr>
                 <w:sz w:val="24"/>
@@ -5349,17 +5475,18 @@
         </w:tc>
         <w:tc>
           <w:tcPr>
-            <w:tcW w:w="2608" w:type="dxa"/>
-            <w:tcBorders>
-              <w:top w:val="single" w:sz="8" w:space="0" w:color="000000"/>
-              <w:left w:val="single" w:sz="8" w:space="0" w:color="000000"/>
-              <w:bottom w:val="single" w:sz="8" w:space="0" w:color="000000"/>
-              <w:right w:val="single" w:sz="8" w:space="0" w:color="000000"/>
-            </w:tcBorders>
-            <w:vAlign w:val="center"/>
-          </w:tcPr>
-          <w:p>
-            <w:pPr>
+            <w:tcW w:w="2438" w:type="dxa"/>
+            <w:tcBorders>
+              <w:top w:val="single" w:sz="8" w:space="0" w:color="000000"/>
+              <w:left w:val="single" w:sz="8" w:space="0" w:color="000000"/>
+              <w:bottom w:val="single" w:sz="8" w:space="0" w:color="000000"/>
+              <w:right w:val="single" w:sz="8" w:space="0" w:color="000000"/>
+            </w:tcBorders>
+            <w:vAlign w:val="center"/>
+          </w:tcPr>
+          <w:p>
+            <w:pPr>
+              <w:keepNext/>
               <w:jc w:val="center"/>
               <w:rPr>
                 <w:sz w:val="24"/>
@@ -5379,17 +5506,18 @@
         </w:tc>
         <w:tc>
           <w:tcPr>
-            <w:tcW w:w="4706" w:type="dxa"/>
-            <w:tcBorders>
-              <w:top w:val="single" w:sz="8" w:space="0" w:color="000000"/>
-              <w:left w:val="single" w:sz="8" w:space="0" w:color="000000"/>
-              <w:bottom w:val="single" w:sz="8" w:space="0" w:color="000000"/>
-              <w:right w:val="single" w:sz="8" w:space="0" w:color="000000"/>
-            </w:tcBorders>
-            <w:vAlign w:val="center"/>
-          </w:tcPr>
-          <w:p>
-            <w:pPr>
+            <w:tcW w:w="5386" w:type="dxa"/>
+            <w:tcBorders>
+              <w:top w:val="single" w:sz="8" w:space="0" w:color="000000"/>
+              <w:left w:val="single" w:sz="8" w:space="0" w:color="000000"/>
+              <w:bottom w:val="single" w:sz="8" w:space="0" w:color="000000"/>
+              <w:right w:val="single" w:sz="8" w:space="0" w:color="000000"/>
+            </w:tcBorders>
+            <w:vAlign w:val="center"/>
+          </w:tcPr>
+          <w:p>
+            <w:pPr>
+              <w:keepNext/>
               <w:jc w:val="center"/>
               <w:rPr>
                 <w:sz w:val="24"/>
@@ -5410,11 +5538,12 @@
       </w:tr>
       <w:tr>
         <w:trPr>
+          <w:cantSplit/>
           <w:jc w:val="center"/>
         </w:trPr>
         <w:tc>
           <w:tcPr>
-            <w:tcW w:w="1474" w:type="dxa"/>
+            <w:tcW w:w="1247" w:type="dxa"/>
             <w:tcBorders>
               <w:top w:val="single" w:sz="8" w:space="0" w:color="000000"/>
               <w:left w:val="single" w:sz="8" w:space="0" w:color="000000"/>
@@ -5442,7 +5571,7 @@
         </w:tc>
         <w:tc>
           <w:tcPr>
-            <w:tcW w:w="2608" w:type="dxa"/>
+            <w:tcW w:w="2438" w:type="dxa"/>
             <w:tcBorders>
               <w:top w:val="single" w:sz="8" w:space="0" w:color="000000"/>
               <w:left w:val="single" w:sz="8" w:space="0" w:color="000000"/>
@@ -5470,18 +5599,18 @@
         </w:tc>
         <w:tc>
           <w:tcPr>
-            <w:tcW w:w="4706" w:type="dxa"/>
-            <w:tcBorders>
-              <w:top w:val="single" w:sz="8" w:space="0" w:color="000000"/>
-              <w:left w:val="single" w:sz="8" w:space="0" w:color="000000"/>
-              <w:bottom w:val="single" w:sz="8" w:space="0" w:color="000000"/>
-              <w:right w:val="single" w:sz="8" w:space="0" w:color="000000"/>
-            </w:tcBorders>
-            <w:vAlign w:val="center"/>
-          </w:tcPr>
-          <w:p>
-            <w:pPr>
-              <w:jc w:val="both"/>
+            <w:tcW w:w="5386" w:type="dxa"/>
+            <w:tcBorders>
+              <w:top w:val="single" w:sz="8" w:space="0" w:color="000000"/>
+              <w:left w:val="single" w:sz="8" w:space="0" w:color="000000"/>
+              <w:bottom w:val="single" w:sz="8" w:space="0" w:color="000000"/>
+              <w:right w:val="single" w:sz="8" w:space="0" w:color="000000"/>
+            </w:tcBorders>
+            <w:vAlign w:val="center"/>
+          </w:tcPr>
+          <w:p>
+            <w:pPr>
+              <w:jc w:val="left"/>
               <w:rPr>
                 <w:sz w:val="24"/>
                 <w:szCs w:val="24"/>
@@ -5500,11 +5629,12 @@
       </w:tr>
       <w:tr>
         <w:trPr>
+          <w:cantSplit/>
           <w:jc w:val="center"/>
         </w:trPr>
         <w:tc>
           <w:tcPr>
-            <w:tcW w:w="1474" w:type="dxa"/>
+            <w:tcW w:w="1247" w:type="dxa"/>
             <w:tcBorders>
               <w:top w:val="single" w:sz="8" w:space="0" w:color="000000"/>
               <w:left w:val="single" w:sz="8" w:space="0" w:color="000000"/>
@@ -5532,7 +5662,7 @@
         </w:tc>
         <w:tc>
           <w:tcPr>
-            <w:tcW w:w="2608" w:type="dxa"/>
+            <w:tcW w:w="2438" w:type="dxa"/>
             <w:tcBorders>
               <w:top w:val="single" w:sz="8" w:space="0" w:color="000000"/>
               <w:left w:val="single" w:sz="8" w:space="0" w:color="000000"/>
@@ -5560,18 +5690,18 @@
         </w:tc>
         <w:tc>
           <w:tcPr>
-            <w:tcW w:w="4706" w:type="dxa"/>
-            <w:tcBorders>
-              <w:top w:val="single" w:sz="8" w:space="0" w:color="000000"/>
-              <w:left w:val="single" w:sz="8" w:space="0" w:color="000000"/>
-              <w:bottom w:val="single" w:sz="8" w:space="0" w:color="000000"/>
-              <w:right w:val="single" w:sz="8" w:space="0" w:color="000000"/>
-            </w:tcBorders>
-            <w:vAlign w:val="center"/>
-          </w:tcPr>
-          <w:p>
-            <w:pPr>
-              <w:jc w:val="both"/>
+            <w:tcW w:w="5386" w:type="dxa"/>
+            <w:tcBorders>
+              <w:top w:val="single" w:sz="8" w:space="0" w:color="000000"/>
+              <w:left w:val="single" w:sz="8" w:space="0" w:color="000000"/>
+              <w:bottom w:val="single" w:sz="8" w:space="0" w:color="000000"/>
+              <w:right w:val="single" w:sz="8" w:space="0" w:color="000000"/>
+            </w:tcBorders>
+            <w:vAlign w:val="center"/>
+          </w:tcPr>
+          <w:p>
+            <w:pPr>
+              <w:jc w:val="left"/>
               <w:rPr>
                 <w:sz w:val="24"/>
                 <w:szCs w:val="24"/>
@@ -5590,11 +5720,12 @@
       </w:tr>
       <w:tr>
         <w:trPr>
+          <w:cantSplit/>
           <w:jc w:val="center"/>
         </w:trPr>
         <w:tc>
           <w:tcPr>
-            <w:tcW w:w="1474" w:type="dxa"/>
+            <w:tcW w:w="1247" w:type="dxa"/>
             <w:tcBorders>
               <w:top w:val="single" w:sz="8" w:space="0" w:color="000000"/>
               <w:left w:val="single" w:sz="8" w:space="0" w:color="000000"/>
@@ -5622,7 +5753,7 @@
         </w:tc>
         <w:tc>
           <w:tcPr>
-            <w:tcW w:w="2608" w:type="dxa"/>
+            <w:tcW w:w="2438" w:type="dxa"/>
             <w:tcBorders>
               <w:top w:val="single" w:sz="8" w:space="0" w:color="000000"/>
               <w:left w:val="single" w:sz="8" w:space="0" w:color="000000"/>
@@ -5650,18 +5781,18 @@
         </w:tc>
         <w:tc>
           <w:tcPr>
-            <w:tcW w:w="4706" w:type="dxa"/>
-            <w:tcBorders>
-              <w:top w:val="single" w:sz="8" w:space="0" w:color="000000"/>
-              <w:left w:val="single" w:sz="8" w:space="0" w:color="000000"/>
-              <w:bottom w:val="single" w:sz="8" w:space="0" w:color="000000"/>
-              <w:right w:val="single" w:sz="8" w:space="0" w:color="000000"/>
-            </w:tcBorders>
-            <w:vAlign w:val="center"/>
-          </w:tcPr>
-          <w:p>
-            <w:pPr>
-              <w:jc w:val="both"/>
+            <w:tcW w:w="5386" w:type="dxa"/>
+            <w:tcBorders>
+              <w:top w:val="single" w:sz="8" w:space="0" w:color="000000"/>
+              <w:left w:val="single" w:sz="8" w:space="0" w:color="000000"/>
+              <w:bottom w:val="single" w:sz="8" w:space="0" w:color="000000"/>
+              <w:right w:val="single" w:sz="8" w:space="0" w:color="000000"/>
+            </w:tcBorders>
+            <w:vAlign w:val="center"/>
+          </w:tcPr>
+          <w:p>
+            <w:pPr>
+              <w:jc w:val="left"/>
               <w:rPr>
                 <w:sz w:val="24"/>
                 <w:szCs w:val="24"/>
@@ -5680,11 +5811,12 @@
       </w:tr>
       <w:tr>
         <w:trPr>
+          <w:cantSplit/>
           <w:jc w:val="center"/>
         </w:trPr>
         <w:tc>
           <w:tcPr>
-            <w:tcW w:w="1474" w:type="dxa"/>
+            <w:tcW w:w="1247" w:type="dxa"/>
             <w:tcBorders>
               <w:top w:val="single" w:sz="8" w:space="0" w:color="000000"/>
               <w:left w:val="single" w:sz="8" w:space="0" w:color="000000"/>
@@ -5712,7 +5844,7 @@
         </w:tc>
         <w:tc>
           <w:tcPr>
-            <w:tcW w:w="2608" w:type="dxa"/>
+            <w:tcW w:w="2438" w:type="dxa"/>
             <w:tcBorders>
               <w:top w:val="single" w:sz="8" w:space="0" w:color="000000"/>
               <w:left w:val="single" w:sz="8" w:space="0" w:color="000000"/>
@@ -5740,41 +5872,42 @@
         </w:tc>
         <w:tc>
           <w:tcPr>
-            <w:tcW w:w="4706" w:type="dxa"/>
-            <w:tcBorders>
-              <w:top w:val="single" w:sz="8" w:space="0" w:color="000000"/>
-              <w:left w:val="single" w:sz="8" w:space="0" w:color="000000"/>
-              <w:bottom w:val="single" w:sz="8" w:space="0" w:color="000000"/>
-              <w:right w:val="single" w:sz="8" w:space="0" w:color="000000"/>
-            </w:tcBorders>
-            <w:vAlign w:val="center"/>
-          </w:tcPr>
-          <w:p>
-            <w:pPr>
-              <w:jc w:val="both"/>
-              <w:rPr>
-                <w:sz w:val="24"/>
-                <w:szCs w:val="24"/>
-              </w:rPr>
-            </w:pPr>
-            <w:r>
-              <w:rPr>
-                <w:b w:val="0"/>
-                <w:sz w:val="24"/>
-                <w:szCs w:val="24"/>
-              </w:rPr>
-              <w:t>Tulis Sudah atau Belum sesuai kondisi berkas, dan folder atau tautan tempat berkas bertanda tangan disimpan.</w:t>
+            <w:tcW w:w="5386" w:type="dxa"/>
+            <w:tcBorders>
+              <w:top w:val="single" w:sz="8" w:space="0" w:color="000000"/>
+              <w:left w:val="single" w:sz="8" w:space="0" w:color="000000"/>
+              <w:bottom w:val="single" w:sz="8" w:space="0" w:color="000000"/>
+              <w:right w:val="single" w:sz="8" w:space="0" w:color="000000"/>
+            </w:tcBorders>
+            <w:vAlign w:val="center"/>
+          </w:tcPr>
+          <w:p>
+            <w:pPr>
+              <w:jc w:val="left"/>
+              <w:rPr>
+                <w:sz w:val="24"/>
+                <w:szCs w:val="24"/>
+              </w:rPr>
+            </w:pPr>
+            <w:r>
+              <w:rPr>
+                <w:b w:val="0"/>
+                <w:sz w:val="24"/>
+                <w:szCs w:val="24"/>
+              </w:rPr>
+              <w:t>Tulis Sudah atau Belum sesuai kondisi berkas, dan folder atau link tempat berkas bertanda tangan disimpan.</w:t>
             </w:r>
           </w:p>
         </w:tc>
       </w:tr>
       <w:tr>
         <w:trPr>
+          <w:cantSplit/>
           <w:jc w:val="center"/>
         </w:trPr>
         <w:tc>
           <w:tcPr>
-            <w:tcW w:w="1474" w:type="dxa"/>
+            <w:tcW w:w="1247" w:type="dxa"/>
             <w:tcBorders>
               <w:top w:val="single" w:sz="8" w:space="0" w:color="000000"/>
               <w:left w:val="single" w:sz="8" w:space="0" w:color="000000"/>
@@ -5802,7 +5935,7 @@
         </w:tc>
         <w:tc>
           <w:tcPr>
-            <w:tcW w:w="2608" w:type="dxa"/>
+            <w:tcW w:w="2438" w:type="dxa"/>
             <w:tcBorders>
               <w:top w:val="single" w:sz="8" w:space="0" w:color="000000"/>
               <w:left w:val="single" w:sz="8" w:space="0" w:color="000000"/>
@@ -5830,18 +5963,18 @@
         </w:tc>
         <w:tc>
           <w:tcPr>
-            <w:tcW w:w="4706" w:type="dxa"/>
-            <w:tcBorders>
-              <w:top w:val="single" w:sz="8" w:space="0" w:color="000000"/>
-              <w:left w:val="single" w:sz="8" w:space="0" w:color="000000"/>
-              <w:bottom w:val="single" w:sz="8" w:space="0" w:color="000000"/>
-              <w:right w:val="single" w:sz="8" w:space="0" w:color="000000"/>
-            </w:tcBorders>
-            <w:vAlign w:val="center"/>
-          </w:tcPr>
-          <w:p>
-            <w:pPr>
-              <w:jc w:val="both"/>
+            <w:tcW w:w="5386" w:type="dxa"/>
+            <w:tcBorders>
+              <w:top w:val="single" w:sz="8" w:space="0" w:color="000000"/>
+              <w:left w:val="single" w:sz="8" w:space="0" w:color="000000"/>
+              <w:bottom w:val="single" w:sz="8" w:space="0" w:color="000000"/>
+              <w:right w:val="single" w:sz="8" w:space="0" w:color="000000"/>
+            </w:tcBorders>
+            <w:vAlign w:val="center"/>
+          </w:tcPr>
+          <w:p>
+            <w:pPr>
+              <w:jc w:val="left"/>
               <w:rPr>
                 <w:sz w:val="24"/>
                 <w:szCs w:val="24"/>
@@ -5860,11 +5993,12 @@
       </w:tr>
       <w:tr>
         <w:trPr>
+          <w:cantSplit/>
           <w:jc w:val="center"/>
         </w:trPr>
         <w:tc>
           <w:tcPr>
-            <w:tcW w:w="1474" w:type="dxa"/>
+            <w:tcW w:w="1247" w:type="dxa"/>
             <w:tcBorders>
               <w:top w:val="single" w:sz="8" w:space="0" w:color="000000"/>
               <w:left w:val="single" w:sz="8" w:space="0" w:color="000000"/>
@@ -5892,7 +6026,7 @@
         </w:tc>
         <w:tc>
           <w:tcPr>
-            <w:tcW w:w="2608" w:type="dxa"/>
+            <w:tcW w:w="2438" w:type="dxa"/>
             <w:tcBorders>
               <w:top w:val="single" w:sz="8" w:space="0" w:color="000000"/>
               <w:left w:val="single" w:sz="8" w:space="0" w:color="000000"/>
@@ -5920,18 +6054,18 @@
         </w:tc>
         <w:tc>
           <w:tcPr>
-            <w:tcW w:w="4706" w:type="dxa"/>
-            <w:tcBorders>
-              <w:top w:val="single" w:sz="8" w:space="0" w:color="000000"/>
-              <w:left w:val="single" w:sz="8" w:space="0" w:color="000000"/>
-              <w:bottom w:val="single" w:sz="8" w:space="0" w:color="000000"/>
-              <w:right w:val="single" w:sz="8" w:space="0" w:color="000000"/>
-            </w:tcBorders>
-            <w:vAlign w:val="center"/>
-          </w:tcPr>
-          <w:p>
-            <w:pPr>
-              <w:jc w:val="both"/>
+            <w:tcW w:w="5386" w:type="dxa"/>
+            <w:tcBorders>
+              <w:top w:val="single" w:sz="8" w:space="0" w:color="000000"/>
+              <w:left w:val="single" w:sz="8" w:space="0" w:color="000000"/>
+              <w:bottom w:val="single" w:sz="8" w:space="0" w:color="000000"/>
+              <w:right w:val="single" w:sz="8" w:space="0" w:color="000000"/>
+            </w:tcBorders>
+            <w:vAlign w:val="center"/>
+          </w:tcPr>
+          <w:p>
+            <w:pPr>
+              <w:jc w:val="left"/>
               <w:rPr>
                 <w:sz w:val="24"/>
                 <w:szCs w:val="24"/>
@@ -5950,11 +6084,12 @@
       </w:tr>
       <w:tr>
         <w:trPr>
+          <w:cantSplit/>
           <w:jc w:val="center"/>
         </w:trPr>
         <w:tc>
           <w:tcPr>
-            <w:tcW w:w="1474" w:type="dxa"/>
+            <w:tcW w:w="1247" w:type="dxa"/>
             <w:tcBorders>
               <w:top w:val="single" w:sz="8" w:space="0" w:color="000000"/>
               <w:left w:val="single" w:sz="8" w:space="0" w:color="000000"/>
@@ -5982,7 +6117,7 @@
         </w:tc>
         <w:tc>
           <w:tcPr>
-            <w:tcW w:w="2608" w:type="dxa"/>
+            <w:tcW w:w="2438" w:type="dxa"/>
             <w:tcBorders>
               <w:top w:val="single" w:sz="8" w:space="0" w:color="000000"/>
               <w:left w:val="single" w:sz="8" w:space="0" w:color="000000"/>
@@ -6010,18 +6145,18 @@
         </w:tc>
         <w:tc>
           <w:tcPr>
-            <w:tcW w:w="4706" w:type="dxa"/>
-            <w:tcBorders>
-              <w:top w:val="single" w:sz="8" w:space="0" w:color="000000"/>
-              <w:left w:val="single" w:sz="8" w:space="0" w:color="000000"/>
-              <w:bottom w:val="single" w:sz="8" w:space="0" w:color="000000"/>
-              <w:right w:val="single" w:sz="8" w:space="0" w:color="000000"/>
-            </w:tcBorders>
-            <w:vAlign w:val="center"/>
-          </w:tcPr>
-          <w:p>
-            <w:pPr>
-              <w:jc w:val="both"/>
+            <w:tcW w:w="5386" w:type="dxa"/>
+            <w:tcBorders>
+              <w:top w:val="single" w:sz="8" w:space="0" w:color="000000"/>
+              <w:left w:val="single" w:sz="8" w:space="0" w:color="000000"/>
+              <w:bottom w:val="single" w:sz="8" w:space="0" w:color="000000"/>
+              <w:right w:val="single" w:sz="8" w:space="0" w:color="000000"/>
+            </w:tcBorders>
+            <w:vAlign w:val="center"/>
+          </w:tcPr>
+          <w:p>
+            <w:pPr>
+              <w:jc w:val="left"/>
               <w:rPr>
                 <w:sz w:val="24"/>
                 <w:szCs w:val="24"/>
@@ -6040,11 +6175,12 @@
       </w:tr>
       <w:tr>
         <w:trPr>
+          <w:cantSplit/>
           <w:jc w:val="center"/>
         </w:trPr>
         <w:tc>
           <w:tcPr>
-            <w:tcW w:w="1474" w:type="dxa"/>
+            <w:tcW w:w="1247" w:type="dxa"/>
             <w:tcBorders>
               <w:top w:val="single" w:sz="8" w:space="0" w:color="000000"/>
               <w:left w:val="single" w:sz="8" w:space="0" w:color="000000"/>
@@ -6072,7 +6208,7 @@
         </w:tc>
         <w:tc>
           <w:tcPr>
-            <w:tcW w:w="2608" w:type="dxa"/>
+            <w:tcW w:w="2438" w:type="dxa"/>
             <w:tcBorders>
               <w:top w:val="single" w:sz="8" w:space="0" w:color="000000"/>
               <w:left w:val="single" w:sz="8" w:space="0" w:color="000000"/>
@@ -6100,41 +6236,42 @@
         </w:tc>
         <w:tc>
           <w:tcPr>
-            <w:tcW w:w="4706" w:type="dxa"/>
-            <w:tcBorders>
-              <w:top w:val="single" w:sz="8" w:space="0" w:color="000000"/>
-              <w:left w:val="single" w:sz="8" w:space="0" w:color="000000"/>
-              <w:bottom w:val="single" w:sz="8" w:space="0" w:color="000000"/>
-              <w:right w:val="single" w:sz="8" w:space="0" w:color="000000"/>
-            </w:tcBorders>
-            <w:vAlign w:val="center"/>
-          </w:tcPr>
-          <w:p>
-            <w:pPr>
-              <w:jc w:val="both"/>
-              <w:rPr>
-                <w:sz w:val="24"/>
-                <w:szCs w:val="24"/>
-              </w:rPr>
-            </w:pPr>
-            <w:r>
-              <w:rPr>
-                <w:b w:val="0"/>
-                <w:sz w:val="24"/>
-                <w:szCs w:val="24"/>
-              </w:rPr>
-              <w:t>Tulis tiap milestone dan tanggalnya, termasuk target live, window maintenance dan blackout yang customer tetapkan, dan dokumen yang memuat jadwal itu.</w:t>
+            <w:tcW w:w="5386" w:type="dxa"/>
+            <w:tcBorders>
+              <w:top w:val="single" w:sz="8" w:space="0" w:color="000000"/>
+              <w:left w:val="single" w:sz="8" w:space="0" w:color="000000"/>
+              <w:bottom w:val="single" w:sz="8" w:space="0" w:color="000000"/>
+              <w:right w:val="single" w:sz="8" w:space="0" w:color="000000"/>
+            </w:tcBorders>
+            <w:vAlign w:val="center"/>
+          </w:tcPr>
+          <w:p>
+            <w:pPr>
+              <w:jc w:val="left"/>
+              <w:rPr>
+                <w:sz w:val="24"/>
+                <w:szCs w:val="24"/>
+              </w:rPr>
+            </w:pPr>
+            <w:r>
+              <w:rPr>
+                <w:b w:val="0"/>
+                <w:sz w:val="24"/>
+                <w:szCs w:val="24"/>
+              </w:rPr>
+              <w:t>Tulis tiap milestone dan tanggalnya, termasuk target live, window maintenance dan blackout yang ditetapkan customer, serta dokumen yang memuat jadwal itu.</w:t>
             </w:r>
           </w:p>
         </w:tc>
       </w:tr>
       <w:tr>
         <w:trPr>
+          <w:cantSplit/>
           <w:jc w:val="center"/>
         </w:trPr>
         <w:tc>
           <w:tcPr>
-            <w:tcW w:w="1474" w:type="dxa"/>
+            <w:tcW w:w="1247" w:type="dxa"/>
             <w:tcBorders>
               <w:top w:val="single" w:sz="8" w:space="0" w:color="000000"/>
               <w:left w:val="single" w:sz="8" w:space="0" w:color="000000"/>
@@ -6162,7 +6299,7 @@
         </w:tc>
         <w:tc>
           <w:tcPr>
-            <w:tcW w:w="2608" w:type="dxa"/>
+            <w:tcW w:w="2438" w:type="dxa"/>
             <w:tcBorders>
               <w:top w:val="single" w:sz="8" w:space="0" w:color="000000"/>
               <w:left w:val="single" w:sz="8" w:space="0" w:color="000000"/>
@@ -6190,18 +6327,18 @@
         </w:tc>
         <w:tc>
           <w:tcPr>
-            <w:tcW w:w="4706" w:type="dxa"/>
-            <w:tcBorders>
-              <w:top w:val="single" w:sz="8" w:space="0" w:color="000000"/>
-              <w:left w:val="single" w:sz="8" w:space="0" w:color="000000"/>
-              <w:bottom w:val="single" w:sz="8" w:space="0" w:color="000000"/>
-              <w:right w:val="single" w:sz="8" w:space="0" w:color="000000"/>
-            </w:tcBorders>
-            <w:vAlign w:val="center"/>
-          </w:tcPr>
-          <w:p>
-            <w:pPr>
-              <w:jc w:val="both"/>
+            <w:tcW w:w="5386" w:type="dxa"/>
+            <w:tcBorders>
+              <w:top w:val="single" w:sz="8" w:space="0" w:color="000000"/>
+              <w:left w:val="single" w:sz="8" w:space="0" w:color="000000"/>
+              <w:bottom w:val="single" w:sz="8" w:space="0" w:color="000000"/>
+              <w:right w:val="single" w:sz="8" w:space="0" w:color="000000"/>
+            </w:tcBorders>
+            <w:vAlign w:val="center"/>
+          </w:tcPr>
+          <w:p>
+            <w:pPr>
+              <w:jc w:val="left"/>
               <w:rPr>
                 <w:sz w:val="24"/>
                 <w:szCs w:val="24"/>
@@ -6220,11 +6357,12 @@
       </w:tr>
       <w:tr>
         <w:trPr>
+          <w:cantSplit/>
           <w:jc w:val="center"/>
         </w:trPr>
         <w:tc>
           <w:tcPr>
-            <w:tcW w:w="1474" w:type="dxa"/>
+            <w:tcW w:w="1247" w:type="dxa"/>
             <w:tcBorders>
               <w:top w:val="single" w:sz="8" w:space="0" w:color="000000"/>
               <w:left w:val="single" w:sz="8" w:space="0" w:color="000000"/>
@@ -6252,7 +6390,7 @@
         </w:tc>
         <w:tc>
           <w:tcPr>
-            <w:tcW w:w="2608" w:type="dxa"/>
+            <w:tcW w:w="2438" w:type="dxa"/>
             <w:tcBorders>
               <w:top w:val="single" w:sz="8" w:space="0" w:color="000000"/>
               <w:left w:val="single" w:sz="8" w:space="0" w:color="000000"/>
@@ -6280,18 +6418,18 @@
         </w:tc>
         <w:tc>
           <w:tcPr>
-            <w:tcW w:w="4706" w:type="dxa"/>
-            <w:tcBorders>
-              <w:top w:val="single" w:sz="8" w:space="0" w:color="000000"/>
-              <w:left w:val="single" w:sz="8" w:space="0" w:color="000000"/>
-              <w:bottom w:val="single" w:sz="8" w:space="0" w:color="000000"/>
-              <w:right w:val="single" w:sz="8" w:space="0" w:color="000000"/>
-            </w:tcBorders>
-            <w:vAlign w:val="center"/>
-          </w:tcPr>
-          <w:p>
-            <w:pPr>
-              <w:jc w:val="both"/>
+            <w:tcW w:w="5386" w:type="dxa"/>
+            <w:tcBorders>
+              <w:top w:val="single" w:sz="8" w:space="0" w:color="000000"/>
+              <w:left w:val="single" w:sz="8" w:space="0" w:color="000000"/>
+              <w:bottom w:val="single" w:sz="8" w:space="0" w:color="000000"/>
+              <w:right w:val="single" w:sz="8" w:space="0" w:color="000000"/>
+            </w:tcBorders>
+            <w:vAlign w:val="center"/>
+          </w:tcPr>
+          <w:p>
+            <w:pPr>
+              <w:jc w:val="left"/>
               <w:rPr>
                 <w:sz w:val="24"/>
                 <w:szCs w:val="24"/>
@@ -6310,11 +6448,12 @@
       </w:tr>
       <w:tr>
         <w:trPr>
+          <w:cantSplit/>
           <w:jc w:val="center"/>
         </w:trPr>
         <w:tc>
           <w:tcPr>
-            <w:tcW w:w="1474" w:type="dxa"/>
+            <w:tcW w:w="1247" w:type="dxa"/>
             <w:tcBorders>
               <w:top w:val="single" w:sz="8" w:space="0" w:color="000000"/>
               <w:left w:val="single" w:sz="8" w:space="0" w:color="000000"/>
@@ -6342,7 +6481,7 @@
         </w:tc>
         <w:tc>
           <w:tcPr>
-            <w:tcW w:w="2608" w:type="dxa"/>
+            <w:tcW w:w="2438" w:type="dxa"/>
             <w:tcBorders>
               <w:top w:val="single" w:sz="8" w:space="0" w:color="000000"/>
               <w:left w:val="single" w:sz="8" w:space="0" w:color="000000"/>
@@ -6370,18 +6509,18 @@
         </w:tc>
         <w:tc>
           <w:tcPr>
-            <w:tcW w:w="4706" w:type="dxa"/>
-            <w:tcBorders>
-              <w:top w:val="single" w:sz="8" w:space="0" w:color="000000"/>
-              <w:left w:val="single" w:sz="8" w:space="0" w:color="000000"/>
-              <w:bottom w:val="single" w:sz="8" w:space="0" w:color="000000"/>
-              <w:right w:val="single" w:sz="8" w:space="0" w:color="000000"/>
-            </w:tcBorders>
-            <w:vAlign w:val="center"/>
-          </w:tcPr>
-          <w:p>
-            <w:pPr>
-              <w:jc w:val="both"/>
+            <w:tcW w:w="5386" w:type="dxa"/>
+            <w:tcBorders>
+              <w:top w:val="single" w:sz="8" w:space="0" w:color="000000"/>
+              <w:left w:val="single" w:sz="8" w:space="0" w:color="000000"/>
+              <w:bottom w:val="single" w:sz="8" w:space="0" w:color="000000"/>
+              <w:right w:val="single" w:sz="8" w:space="0" w:color="000000"/>
+            </w:tcBorders>
+            <w:vAlign w:val="center"/>
+          </w:tcPr>
+          <w:p>
+            <w:pPr>
+              <w:jc w:val="left"/>
               <w:rPr>
                 <w:sz w:val="24"/>
                 <w:szCs w:val="24"/>
@@ -6400,11 +6539,12 @@
       </w:tr>
       <w:tr>
         <w:trPr>
+          <w:cantSplit/>
           <w:jc w:val="center"/>
         </w:trPr>
         <w:tc>
           <w:tcPr>
-            <w:tcW w:w="1474" w:type="dxa"/>
+            <w:tcW w:w="1247" w:type="dxa"/>
             <w:tcBorders>
               <w:top w:val="single" w:sz="8" w:space="0" w:color="000000"/>
               <w:left w:val="single" w:sz="8" w:space="0" w:color="000000"/>
@@ -6432,7 +6572,7 @@
         </w:tc>
         <w:tc>
           <w:tcPr>
-            <w:tcW w:w="2608" w:type="dxa"/>
+            <w:tcW w:w="2438" w:type="dxa"/>
             <w:tcBorders>
               <w:top w:val="single" w:sz="8" w:space="0" w:color="000000"/>
               <w:left w:val="single" w:sz="8" w:space="0" w:color="000000"/>
@@ -6460,18 +6600,18 @@
         </w:tc>
         <w:tc>
           <w:tcPr>
-            <w:tcW w:w="4706" w:type="dxa"/>
-            <w:tcBorders>
-              <w:top w:val="single" w:sz="8" w:space="0" w:color="000000"/>
-              <w:left w:val="single" w:sz="8" w:space="0" w:color="000000"/>
-              <w:bottom w:val="single" w:sz="8" w:space="0" w:color="000000"/>
-              <w:right w:val="single" w:sz="8" w:space="0" w:color="000000"/>
-            </w:tcBorders>
-            <w:vAlign w:val="center"/>
-          </w:tcPr>
-          <w:p>
-            <w:pPr>
-              <w:jc w:val="both"/>
+            <w:tcW w:w="5386" w:type="dxa"/>
+            <w:tcBorders>
+              <w:top w:val="single" w:sz="8" w:space="0" w:color="000000"/>
+              <w:left w:val="single" w:sz="8" w:space="0" w:color="000000"/>
+              <w:bottom w:val="single" w:sz="8" w:space="0" w:color="000000"/>
+              <w:right w:val="single" w:sz="8" w:space="0" w:color="000000"/>
+            </w:tcBorders>
+            <w:vAlign w:val="center"/>
+          </w:tcPr>
+          <w:p>
+            <w:pPr>
+              <w:jc w:val="left"/>
               <w:rPr>
                 <w:sz w:val="24"/>
                 <w:szCs w:val="24"/>
@@ -6490,11 +6630,12 @@
       </w:tr>
       <w:tr>
         <w:trPr>
+          <w:cantSplit/>
           <w:jc w:val="center"/>
         </w:trPr>
         <w:tc>
           <w:tcPr>
-            <w:tcW w:w="1474" w:type="dxa"/>
+            <w:tcW w:w="1247" w:type="dxa"/>
             <w:tcBorders>
               <w:top w:val="single" w:sz="8" w:space="0" w:color="000000"/>
               <w:left w:val="single" w:sz="8" w:space="0" w:color="000000"/>
@@ -6522,7 +6663,7 @@
         </w:tc>
         <w:tc>
           <w:tcPr>
-            <w:tcW w:w="2608" w:type="dxa"/>
+            <w:tcW w:w="2438" w:type="dxa"/>
             <w:tcBorders>
               <w:top w:val="single" w:sz="8" w:space="0" w:color="000000"/>
               <w:left w:val="single" w:sz="8" w:space="0" w:color="000000"/>
@@ -6550,18 +6691,18 @@
         </w:tc>
         <w:tc>
           <w:tcPr>
-            <w:tcW w:w="4706" w:type="dxa"/>
-            <w:tcBorders>
-              <w:top w:val="single" w:sz="8" w:space="0" w:color="000000"/>
-              <w:left w:val="single" w:sz="8" w:space="0" w:color="000000"/>
-              <w:bottom w:val="single" w:sz="8" w:space="0" w:color="000000"/>
-              <w:right w:val="single" w:sz="8" w:space="0" w:color="000000"/>
-            </w:tcBorders>
-            <w:vAlign w:val="center"/>
-          </w:tcPr>
-          <w:p>
-            <w:pPr>
-              <w:jc w:val="both"/>
+            <w:tcW w:w="5386" w:type="dxa"/>
+            <w:tcBorders>
+              <w:top w:val="single" w:sz="8" w:space="0" w:color="000000"/>
+              <w:left w:val="single" w:sz="8" w:space="0" w:color="000000"/>
+              <w:bottom w:val="single" w:sz="8" w:space="0" w:color="000000"/>
+              <w:right w:val="single" w:sz="8" w:space="0" w:color="000000"/>
+            </w:tcBorders>
+            <w:vAlign w:val="center"/>
+          </w:tcPr>
+          <w:p>
+            <w:pPr>
+              <w:jc w:val="left"/>
               <w:rPr>
                 <w:sz w:val="24"/>
                 <w:szCs w:val="24"/>
@@ -6580,11 +6721,12 @@
       </w:tr>
       <w:tr>
         <w:trPr>
+          <w:cantSplit/>
           <w:jc w:val="center"/>
         </w:trPr>
         <w:tc>
           <w:tcPr>
-            <w:tcW w:w="1474" w:type="dxa"/>
+            <w:tcW w:w="1247" w:type="dxa"/>
             <w:tcBorders>
               <w:top w:val="single" w:sz="8" w:space="0" w:color="000000"/>
               <w:left w:val="single" w:sz="8" w:space="0" w:color="000000"/>
@@ -6612,7 +6754,7 @@
         </w:tc>
         <w:tc>
           <w:tcPr>
-            <w:tcW w:w="2608" w:type="dxa"/>
+            <w:tcW w:w="2438" w:type="dxa"/>
             <w:tcBorders>
               <w:top w:val="single" w:sz="8" w:space="0" w:color="000000"/>
               <w:left w:val="single" w:sz="8" w:space="0" w:color="000000"/>
@@ -6640,41 +6782,42 @@
         </w:tc>
         <w:tc>
           <w:tcPr>
-            <w:tcW w:w="4706" w:type="dxa"/>
-            <w:tcBorders>
-              <w:top w:val="single" w:sz="8" w:space="0" w:color="000000"/>
-              <w:left w:val="single" w:sz="8" w:space="0" w:color="000000"/>
-              <w:bottom w:val="single" w:sz="8" w:space="0" w:color="000000"/>
-              <w:right w:val="single" w:sz="8" w:space="0" w:color="000000"/>
-            </w:tcBorders>
-            <w:vAlign w:val="center"/>
-          </w:tcPr>
-          <w:p>
-            <w:pPr>
-              <w:jc w:val="both"/>
-              <w:rPr>
-                <w:sz w:val="24"/>
-                <w:szCs w:val="24"/>
-              </w:rPr>
-            </w:pPr>
-            <w:r>
-              <w:rPr>
-                <w:b w:val="0"/>
-                <w:sz w:val="24"/>
-                <w:szCs w:val="24"/>
-              </w:rPr>
-              <w:t>Tulis tiap risiko yang Commercial ketahui, dampaknya, dan penanganan yang sudah dibahas dengan customer. Tulis juga perbedaan antar dokumen (butir 4.5).</w:t>
+            <w:tcW w:w="5386" w:type="dxa"/>
+            <w:tcBorders>
+              <w:top w:val="single" w:sz="8" w:space="0" w:color="000000"/>
+              <w:left w:val="single" w:sz="8" w:space="0" w:color="000000"/>
+              <w:bottom w:val="single" w:sz="8" w:space="0" w:color="000000"/>
+              <w:right w:val="single" w:sz="8" w:space="0" w:color="000000"/>
+            </w:tcBorders>
+            <w:vAlign w:val="center"/>
+          </w:tcPr>
+          <w:p>
+            <w:pPr>
+              <w:jc w:val="left"/>
+              <w:rPr>
+                <w:sz w:val="24"/>
+                <w:szCs w:val="24"/>
+              </w:rPr>
+            </w:pPr>
+            <w:r>
+              <w:rPr>
+                <w:b w:val="0"/>
+                <w:sz w:val="24"/>
+                <w:szCs w:val="24"/>
+              </w:rPr>
+              <w:t>Tulis tiap risiko yang diketahui Commercial, dampaknya, dan penanganan yang sudah dibahas dengan customer. Tulis juga perbedaan antardokumen (butir 4.5).</w:t>
             </w:r>
           </w:p>
         </w:tc>
       </w:tr>
       <w:tr>
         <w:trPr>
+          <w:cantSplit/>
           <w:jc w:val="center"/>
         </w:trPr>
         <w:tc>
           <w:tcPr>
-            <w:tcW w:w="1474" w:type="dxa"/>
+            <w:tcW w:w="1247" w:type="dxa"/>
             <w:tcBorders>
               <w:top w:val="single" w:sz="8" w:space="0" w:color="000000"/>
               <w:left w:val="single" w:sz="8" w:space="0" w:color="000000"/>
@@ -6702,7 +6845,7 @@
         </w:tc>
         <w:tc>
           <w:tcPr>
-            <w:tcW w:w="2608" w:type="dxa"/>
+            <w:tcW w:w="2438" w:type="dxa"/>
             <w:tcBorders>
               <w:top w:val="single" w:sz="8" w:space="0" w:color="000000"/>
               <w:left w:val="single" w:sz="8" w:space="0" w:color="000000"/>
@@ -6730,18 +6873,18 @@
         </w:tc>
         <w:tc>
           <w:tcPr>
-            <w:tcW w:w="4706" w:type="dxa"/>
-            <w:tcBorders>
-              <w:top w:val="single" w:sz="8" w:space="0" w:color="000000"/>
-              <w:left w:val="single" w:sz="8" w:space="0" w:color="000000"/>
-              <w:bottom w:val="single" w:sz="8" w:space="0" w:color="000000"/>
-              <w:right w:val="single" w:sz="8" w:space="0" w:color="000000"/>
-            </w:tcBorders>
-            <w:vAlign w:val="center"/>
-          </w:tcPr>
-          <w:p>
-            <w:pPr>
-              <w:jc w:val="both"/>
+            <w:tcW w:w="5386" w:type="dxa"/>
+            <w:tcBorders>
+              <w:top w:val="single" w:sz="8" w:space="0" w:color="000000"/>
+              <w:left w:val="single" w:sz="8" w:space="0" w:color="000000"/>
+              <w:bottom w:val="single" w:sz="8" w:space="0" w:color="000000"/>
+              <w:right w:val="single" w:sz="8" w:space="0" w:color="000000"/>
+            </w:tcBorders>
+            <w:vAlign w:val="center"/>
+          </w:tcPr>
+          <w:p>
+            <w:pPr>
+              <w:jc w:val="left"/>
               <w:rPr>
                 <w:sz w:val="24"/>
                 <w:szCs w:val="24"/>
@@ -6760,11 +6903,12 @@
       </w:tr>
       <w:tr>
         <w:trPr>
+          <w:cantSplit/>
           <w:jc w:val="center"/>
         </w:trPr>
         <w:tc>
           <w:tcPr>
-            <w:tcW w:w="1474" w:type="dxa"/>
+            <w:tcW w:w="1247" w:type="dxa"/>
             <w:tcBorders>
               <w:top w:val="single" w:sz="8" w:space="0" w:color="000000"/>
               <w:left w:val="single" w:sz="8" w:space="0" w:color="000000"/>
@@ -6792,7 +6936,7 @@
         </w:tc>
         <w:tc>
           <w:tcPr>
-            <w:tcW w:w="2608" w:type="dxa"/>
+            <w:tcW w:w="2438" w:type="dxa"/>
             <w:tcBorders>
               <w:top w:val="single" w:sz="8" w:space="0" w:color="000000"/>
               <w:left w:val="single" w:sz="8" w:space="0" w:color="000000"/>
@@ -6820,18 +6964,18 @@
         </w:tc>
         <w:tc>
           <w:tcPr>
-            <w:tcW w:w="4706" w:type="dxa"/>
-            <w:tcBorders>
-              <w:top w:val="single" w:sz="8" w:space="0" w:color="000000"/>
-              <w:left w:val="single" w:sz="8" w:space="0" w:color="000000"/>
-              <w:bottom w:val="single" w:sz="8" w:space="0" w:color="000000"/>
-              <w:right w:val="single" w:sz="8" w:space="0" w:color="000000"/>
-            </w:tcBorders>
-            <w:vAlign w:val="center"/>
-          </w:tcPr>
-          <w:p>
-            <w:pPr>
-              <w:jc w:val="both"/>
+            <w:tcW w:w="5386" w:type="dxa"/>
+            <w:tcBorders>
+              <w:top w:val="single" w:sz="8" w:space="0" w:color="000000"/>
+              <w:left w:val="single" w:sz="8" w:space="0" w:color="000000"/>
+              <w:bottom w:val="single" w:sz="8" w:space="0" w:color="000000"/>
+              <w:right w:val="single" w:sz="8" w:space="0" w:color="000000"/>
+            </w:tcBorders>
+            <w:vAlign w:val="center"/>
+          </w:tcPr>
+          <w:p>
+            <w:pPr>
+              <w:jc w:val="left"/>
               <w:rPr>
                 <w:sz w:val="24"/>
                 <w:szCs w:val="24"/>
@@ -6850,11 +6994,12 @@
       </w:tr>
       <w:tr>
         <w:trPr>
+          <w:cantSplit/>
           <w:jc w:val="center"/>
         </w:trPr>
         <w:tc>
           <w:tcPr>
-            <w:tcW w:w="1474" w:type="dxa"/>
+            <w:tcW w:w="1247" w:type="dxa"/>
             <w:tcBorders>
               <w:top w:val="single" w:sz="8" w:space="0" w:color="000000"/>
               <w:left w:val="single" w:sz="8" w:space="0" w:color="000000"/>
@@ -6882,7 +7027,7 @@
         </w:tc>
         <w:tc>
           <w:tcPr>
-            <w:tcW w:w="2608" w:type="dxa"/>
+            <w:tcW w:w="2438" w:type="dxa"/>
             <w:tcBorders>
               <w:top w:val="single" w:sz="8" w:space="0" w:color="000000"/>
               <w:left w:val="single" w:sz="8" w:space="0" w:color="000000"/>
@@ -6910,41 +7055,42 @@
         </w:tc>
         <w:tc>
           <w:tcPr>
-            <w:tcW w:w="4706" w:type="dxa"/>
-            <w:tcBorders>
-              <w:top w:val="single" w:sz="8" w:space="0" w:color="000000"/>
-              <w:left w:val="single" w:sz="8" w:space="0" w:color="000000"/>
-              <w:bottom w:val="single" w:sz="8" w:space="0" w:color="000000"/>
-              <w:right w:val="single" w:sz="8" w:space="0" w:color="000000"/>
-            </w:tcBorders>
-            <w:vAlign w:val="center"/>
-          </w:tcPr>
-          <w:p>
-            <w:pPr>
-              <w:jc w:val="both"/>
-              <w:rPr>
-                <w:sz w:val="24"/>
-                <w:szCs w:val="24"/>
-              </w:rPr>
-            </w:pPr>
-            <w:r>
-              <w:rPr>
-                <w:b w:val="0"/>
-                <w:sz w:val="24"/>
-                <w:szCs w:val="24"/>
-              </w:rPr>
-              <w:t>Tulis jabatan yang Service Delivery Manager sebut di handover meeting.</w:t>
+            <w:tcW w:w="5386" w:type="dxa"/>
+            <w:tcBorders>
+              <w:top w:val="single" w:sz="8" w:space="0" w:color="000000"/>
+              <w:left w:val="single" w:sz="8" w:space="0" w:color="000000"/>
+              <w:bottom w:val="single" w:sz="8" w:space="0" w:color="000000"/>
+              <w:right w:val="single" w:sz="8" w:space="0" w:color="000000"/>
+            </w:tcBorders>
+            <w:vAlign w:val="center"/>
+          </w:tcPr>
+          <w:p>
+            <w:pPr>
+              <w:jc w:val="left"/>
+              <w:rPr>
+                <w:sz w:val="24"/>
+                <w:szCs w:val="24"/>
+              </w:rPr>
+            </w:pPr>
+            <w:r>
+              <w:rPr>
+                <w:b w:val="0"/>
+                <w:sz w:val="24"/>
+                <w:szCs w:val="24"/>
+              </w:rPr>
+              <w:t>Tulis jabatan yang disebut Service Delivery Manager di handover meeting.</w:t>
             </w:r>
           </w:p>
         </w:tc>
       </w:tr>
       <w:tr>
         <w:trPr>
+          <w:cantSplit/>
           <w:jc w:val="center"/>
         </w:trPr>
         <w:tc>
           <w:tcPr>
-            <w:tcW w:w="1474" w:type="dxa"/>
+            <w:tcW w:w="1247" w:type="dxa"/>
             <w:tcBorders>
               <w:top w:val="single" w:sz="8" w:space="0" w:color="000000"/>
               <w:left w:val="single" w:sz="8" w:space="0" w:color="000000"/>
@@ -6972,7 +7118,7 @@
         </w:tc>
         <w:tc>
           <w:tcPr>
-            <w:tcW w:w="2608" w:type="dxa"/>
+            <w:tcW w:w="2438" w:type="dxa"/>
             <w:tcBorders>
               <w:top w:val="single" w:sz="8" w:space="0" w:color="000000"/>
               <w:left w:val="single" w:sz="8" w:space="0" w:color="000000"/>
@@ -7000,18 +7146,18 @@
         </w:tc>
         <w:tc>
           <w:tcPr>
-            <w:tcW w:w="4706" w:type="dxa"/>
-            <w:tcBorders>
-              <w:top w:val="single" w:sz="8" w:space="0" w:color="000000"/>
-              <w:left w:val="single" w:sz="8" w:space="0" w:color="000000"/>
-              <w:bottom w:val="single" w:sz="8" w:space="0" w:color="000000"/>
-              <w:right w:val="single" w:sz="8" w:space="0" w:color="000000"/>
-            </w:tcBorders>
-            <w:vAlign w:val="center"/>
-          </w:tcPr>
-          <w:p>
-            <w:pPr>
-              <w:jc w:val="both"/>
+            <w:tcW w:w="5386" w:type="dxa"/>
+            <w:tcBorders>
+              <w:top w:val="single" w:sz="8" w:space="0" w:color="000000"/>
+              <w:left w:val="single" w:sz="8" w:space="0" w:color="000000"/>
+              <w:bottom w:val="single" w:sz="8" w:space="0" w:color="000000"/>
+              <w:right w:val="single" w:sz="8" w:space="0" w:color="000000"/>
+            </w:tcBorders>
+            <w:vAlign w:val="center"/>
+          </w:tcPr>
+          <w:p>
+            <w:pPr>
+              <w:jc w:val="left"/>
               <w:rPr>
                 <w:sz w:val="24"/>
                 <w:szCs w:val="24"/>
@@ -7030,11 +7176,12 @@
       </w:tr>
       <w:tr>
         <w:trPr>
+          <w:cantSplit/>
           <w:jc w:val="center"/>
         </w:trPr>
         <w:tc>
           <w:tcPr>
-            <w:tcW w:w="1474" w:type="dxa"/>
+            <w:tcW w:w="1247" w:type="dxa"/>
             <w:tcBorders>
               <w:top w:val="single" w:sz="8" w:space="0" w:color="000000"/>
               <w:left w:val="single" w:sz="8" w:space="0" w:color="000000"/>
@@ -7062,7 +7209,7 @@
         </w:tc>
         <w:tc>
           <w:tcPr>
-            <w:tcW w:w="2608" w:type="dxa"/>
+            <w:tcW w:w="2438" w:type="dxa"/>
             <w:tcBorders>
               <w:top w:val="single" w:sz="8" w:space="0" w:color="000000"/>
               <w:left w:val="single" w:sz="8" w:space="0" w:color="000000"/>
@@ -7090,18 +7237,18 @@
         </w:tc>
         <w:tc>
           <w:tcPr>
-            <w:tcW w:w="4706" w:type="dxa"/>
-            <w:tcBorders>
-              <w:top w:val="single" w:sz="8" w:space="0" w:color="000000"/>
-              <w:left w:val="single" w:sz="8" w:space="0" w:color="000000"/>
-              <w:bottom w:val="single" w:sz="8" w:space="0" w:color="000000"/>
-              <w:right w:val="single" w:sz="8" w:space="0" w:color="000000"/>
-            </w:tcBorders>
-            <w:vAlign w:val="center"/>
-          </w:tcPr>
-          <w:p>
-            <w:pPr>
-              <w:jc w:val="both"/>
+            <w:tcW w:w="5386" w:type="dxa"/>
+            <w:tcBorders>
+              <w:top w:val="single" w:sz="8" w:space="0" w:color="000000"/>
+              <w:left w:val="single" w:sz="8" w:space="0" w:color="000000"/>
+              <w:bottom w:val="single" w:sz="8" w:space="0" w:color="000000"/>
+              <w:right w:val="single" w:sz="8" w:space="0" w:color="000000"/>
+            </w:tcBorders>
+            <w:vAlign w:val="center"/>
+          </w:tcPr>
+          <w:p>
+            <w:pPr>
+              <w:jc w:val="left"/>
               <w:rPr>
                 <w:sz w:val="24"/>
                 <w:szCs w:val="24"/>
@@ -7120,11 +7267,12 @@
       </w:tr>
       <w:tr>
         <w:trPr>
+          <w:cantSplit/>
           <w:jc w:val="center"/>
         </w:trPr>
         <w:tc>
           <w:tcPr>
-            <w:tcW w:w="1474" w:type="dxa"/>
+            <w:tcW w:w="1247" w:type="dxa"/>
             <w:tcBorders>
               <w:top w:val="single" w:sz="8" w:space="0" w:color="000000"/>
               <w:left w:val="single" w:sz="8" w:space="0" w:color="000000"/>
@@ -7152,7 +7300,7 @@
         </w:tc>
         <w:tc>
           <w:tcPr>
-            <w:tcW w:w="2608" w:type="dxa"/>
+            <w:tcW w:w="2438" w:type="dxa"/>
             <w:tcBorders>
               <w:top w:val="single" w:sz="8" w:space="0" w:color="000000"/>
               <w:left w:val="single" w:sz="8" w:space="0" w:color="000000"/>
@@ -7180,18 +7328,18 @@
         </w:tc>
         <w:tc>
           <w:tcPr>
-            <w:tcW w:w="4706" w:type="dxa"/>
-            <w:tcBorders>
-              <w:top w:val="single" w:sz="8" w:space="0" w:color="000000"/>
-              <w:left w:val="single" w:sz="8" w:space="0" w:color="000000"/>
-              <w:bottom w:val="single" w:sz="8" w:space="0" w:color="000000"/>
-              <w:right w:val="single" w:sz="8" w:space="0" w:color="000000"/>
-            </w:tcBorders>
-            <w:vAlign w:val="center"/>
-          </w:tcPr>
-          <w:p>
-            <w:pPr>
-              <w:jc w:val="both"/>
+            <w:tcW w:w="5386" w:type="dxa"/>
+            <w:tcBorders>
+              <w:top w:val="single" w:sz="8" w:space="0" w:color="000000"/>
+              <w:left w:val="single" w:sz="8" w:space="0" w:color="000000"/>
+              <w:bottom w:val="single" w:sz="8" w:space="0" w:color="000000"/>
+              <w:right w:val="single" w:sz="8" w:space="0" w:color="000000"/>
+            </w:tcBorders>
+            <w:vAlign w:val="center"/>
+          </w:tcPr>
+          <w:p>
+            <w:pPr>
+              <w:jc w:val="left"/>
               <w:rPr>
                 <w:sz w:val="24"/>
                 <w:szCs w:val="24"/>
@@ -7210,11 +7358,12 @@
       </w:tr>
       <w:tr>
         <w:trPr>
+          <w:cantSplit/>
           <w:jc w:val="center"/>
         </w:trPr>
         <w:tc>
           <w:tcPr>
-            <w:tcW w:w="1474" w:type="dxa"/>
+            <w:tcW w:w="1247" w:type="dxa"/>
             <w:tcBorders>
               <w:top w:val="single" w:sz="8" w:space="0" w:color="000000"/>
               <w:left w:val="single" w:sz="8" w:space="0" w:color="000000"/>
@@ -7242,7 +7391,7 @@
         </w:tc>
         <w:tc>
           <w:tcPr>
-            <w:tcW w:w="2608" w:type="dxa"/>
+            <w:tcW w:w="2438" w:type="dxa"/>
             <w:tcBorders>
               <w:top w:val="single" w:sz="8" w:space="0" w:color="000000"/>
               <w:left w:val="single" w:sz="8" w:space="0" w:color="000000"/>
@@ -7270,41 +7419,42 @@
         </w:tc>
         <w:tc>
           <w:tcPr>
-            <w:tcW w:w="4706" w:type="dxa"/>
-            <w:tcBorders>
-              <w:top w:val="single" w:sz="8" w:space="0" w:color="000000"/>
-              <w:left w:val="single" w:sz="8" w:space="0" w:color="000000"/>
-              <w:bottom w:val="single" w:sz="8" w:space="0" w:color="000000"/>
-              <w:right w:val="single" w:sz="8" w:space="0" w:color="000000"/>
-            </w:tcBorders>
-            <w:vAlign w:val="center"/>
-          </w:tcPr>
-          <w:p>
-            <w:pPr>
-              <w:jc w:val="both"/>
-              <w:rPr>
-                <w:sz w:val="24"/>
-                <w:szCs w:val="24"/>
-              </w:rPr>
-            </w:pPr>
-            <w:r>
-              <w:rPr>
-                <w:b w:val="0"/>
-                <w:sz w:val="24"/>
-                <w:szCs w:val="24"/>
-              </w:rPr>
-              <w:t>Tulis alasan penolakan dan tanggal paket handover dilengkapi ulang, hanya bila hasil gate G1 adalah TAHAN.</w:t>
+            <w:tcW w:w="5386" w:type="dxa"/>
+            <w:tcBorders>
+              <w:top w:val="single" w:sz="8" w:space="0" w:color="000000"/>
+              <w:left w:val="single" w:sz="8" w:space="0" w:color="000000"/>
+              <w:bottom w:val="single" w:sz="8" w:space="0" w:color="000000"/>
+              <w:right w:val="single" w:sz="8" w:space="0" w:color="000000"/>
+            </w:tcBorders>
+            <w:vAlign w:val="center"/>
+          </w:tcPr>
+          <w:p>
+            <w:pPr>
+              <w:jc w:val="left"/>
+              <w:rPr>
+                <w:sz w:val="24"/>
+                <w:szCs w:val="24"/>
+              </w:rPr>
+            </w:pPr>
+            <w:r>
+              <w:rPr>
+                <w:b w:val="0"/>
+                <w:sz w:val="24"/>
+                <w:szCs w:val="24"/>
+              </w:rPr>
+              <w:t>Tulis alasan penolakan dan tanggal paket handover dilengkapi ulang, hanya jika hasil gate G1 TAHAN.</w:t>
             </w:r>
           </w:p>
         </w:tc>
       </w:tr>
       <w:tr>
         <w:trPr>
+          <w:cantSplit/>
           <w:jc w:val="center"/>
         </w:trPr>
         <w:tc>
           <w:tcPr>
-            <w:tcW w:w="1474" w:type="dxa"/>
+            <w:tcW w:w="1247" w:type="dxa"/>
             <w:tcBorders>
               <w:top w:val="single" w:sz="8" w:space="0" w:color="000000"/>
               <w:left w:val="single" w:sz="8" w:space="0" w:color="000000"/>
@@ -7332,7 +7482,7 @@
         </w:tc>
         <w:tc>
           <w:tcPr>
-            <w:tcW w:w="2608" w:type="dxa"/>
+            <w:tcW w:w="2438" w:type="dxa"/>
             <w:tcBorders>
               <w:top w:val="single" w:sz="8" w:space="0" w:color="000000"/>
               <w:left w:val="single" w:sz="8" w:space="0" w:color="000000"/>
@@ -7360,18 +7510,18 @@
         </w:tc>
         <w:tc>
           <w:tcPr>
-            <w:tcW w:w="4706" w:type="dxa"/>
-            <w:tcBorders>
-              <w:top w:val="single" w:sz="8" w:space="0" w:color="000000"/>
-              <w:left w:val="single" w:sz="8" w:space="0" w:color="000000"/>
-              <w:bottom w:val="single" w:sz="8" w:space="0" w:color="000000"/>
-              <w:right w:val="single" w:sz="8" w:space="0" w:color="000000"/>
-            </w:tcBorders>
-            <w:vAlign w:val="center"/>
-          </w:tcPr>
-          <w:p>
-            <w:pPr>
-              <w:jc w:val="both"/>
+            <w:tcW w:w="5386" w:type="dxa"/>
+            <w:tcBorders>
+              <w:top w:val="single" w:sz="8" w:space="0" w:color="000000"/>
+              <w:left w:val="single" w:sz="8" w:space="0" w:color="000000"/>
+              <w:bottom w:val="single" w:sz="8" w:space="0" w:color="000000"/>
+              <w:right w:val="single" w:sz="8" w:space="0" w:color="000000"/>
+            </w:tcBorders>
+            <w:vAlign w:val="center"/>
+          </w:tcPr>
+          <w:p>
+            <w:pPr>
+              <w:jc w:val="left"/>
               <w:rPr>
                 <w:sz w:val="24"/>
                 <w:szCs w:val="24"/>
@@ -7390,11 +7540,12 @@
       </w:tr>
       <w:tr>
         <w:trPr>
+          <w:cantSplit/>
           <w:jc w:val="center"/>
         </w:trPr>
         <w:tc>
           <w:tcPr>
-            <w:tcW w:w="1474" w:type="dxa"/>
+            <w:tcW w:w="1247" w:type="dxa"/>
             <w:tcBorders>
               <w:top w:val="single" w:sz="8" w:space="0" w:color="000000"/>
               <w:left w:val="single" w:sz="8" w:space="0" w:color="000000"/>
@@ -7422,7 +7573,7 @@
         </w:tc>
         <w:tc>
           <w:tcPr>
-            <w:tcW w:w="2608" w:type="dxa"/>
+            <w:tcW w:w="2438" w:type="dxa"/>
             <w:tcBorders>
               <w:top w:val="single" w:sz="8" w:space="0" w:color="000000"/>
               <w:left w:val="single" w:sz="8" w:space="0" w:color="000000"/>
@@ -7450,18 +7601,18 @@
         </w:tc>
         <w:tc>
           <w:tcPr>
-            <w:tcW w:w="4706" w:type="dxa"/>
-            <w:tcBorders>
-              <w:top w:val="single" w:sz="8" w:space="0" w:color="000000"/>
-              <w:left w:val="single" w:sz="8" w:space="0" w:color="000000"/>
-              <w:bottom w:val="single" w:sz="8" w:space="0" w:color="000000"/>
-              <w:right w:val="single" w:sz="8" w:space="0" w:color="000000"/>
-            </w:tcBorders>
-            <w:vAlign w:val="center"/>
-          </w:tcPr>
-          <w:p>
-            <w:pPr>
-              <w:jc w:val="both"/>
+            <w:tcW w:w="5386" w:type="dxa"/>
+            <w:tcBorders>
+              <w:top w:val="single" w:sz="8" w:space="0" w:color="000000"/>
+              <w:left w:val="single" w:sz="8" w:space="0" w:color="000000"/>
+              <w:bottom w:val="single" w:sz="8" w:space="0" w:color="000000"/>
+              <w:right w:val="single" w:sz="8" w:space="0" w:color="000000"/>
+            </w:tcBorders>
+            <w:vAlign w:val="center"/>
+          </w:tcPr>
+          <w:p>
+            <w:pPr>
+              <w:jc w:val="left"/>
               <w:rPr>
                 <w:sz w:val="24"/>
                 <w:szCs w:val="24"/>
@@ -7480,11 +7631,12 @@
       </w:tr>
       <w:tr>
         <w:trPr>
+          <w:cantSplit/>
           <w:jc w:val="center"/>
         </w:trPr>
         <w:tc>
           <w:tcPr>
-            <w:tcW w:w="1474" w:type="dxa"/>
+            <w:tcW w:w="1247" w:type="dxa"/>
             <w:tcBorders>
               <w:top w:val="single" w:sz="8" w:space="0" w:color="000000"/>
               <w:left w:val="single" w:sz="8" w:space="0" w:color="000000"/>
@@ -7512,7 +7664,7 @@
         </w:tc>
         <w:tc>
           <w:tcPr>
-            <w:tcW w:w="2608" w:type="dxa"/>
+            <w:tcW w:w="2438" w:type="dxa"/>
             <w:tcBorders>
               <w:top w:val="single" w:sz="8" w:space="0" w:color="000000"/>
               <w:left w:val="single" w:sz="8" w:space="0" w:color="000000"/>
@@ -7540,30 +7692,30 @@
         </w:tc>
         <w:tc>
           <w:tcPr>
-            <w:tcW w:w="4706" w:type="dxa"/>
-            <w:tcBorders>
-              <w:top w:val="single" w:sz="8" w:space="0" w:color="000000"/>
-              <w:left w:val="single" w:sz="8" w:space="0" w:color="000000"/>
-              <w:bottom w:val="single" w:sz="8" w:space="0" w:color="000000"/>
-              <w:right w:val="single" w:sz="8" w:space="0" w:color="000000"/>
-            </w:tcBorders>
-            <w:vAlign w:val="center"/>
-          </w:tcPr>
-          <w:p>
-            <w:pPr>
-              <w:jc w:val="both"/>
-              <w:rPr>
-                <w:sz w:val="24"/>
-                <w:szCs w:val="24"/>
-              </w:rPr>
-            </w:pPr>
-            <w:r>
-              <w:rPr>
-                <w:b w:val="0"/>
-                <w:sz w:val="24"/>
-                <w:szCs w:val="24"/>
-              </w:rPr>
-              <w:t>Tambah baris bila isian lebih banyak daripada baris yang tersedia.</w:t>
+            <w:tcW w:w="5386" w:type="dxa"/>
+            <w:tcBorders>
+              <w:top w:val="single" w:sz="8" w:space="0" w:color="000000"/>
+              <w:left w:val="single" w:sz="8" w:space="0" w:color="000000"/>
+              <w:bottom w:val="single" w:sz="8" w:space="0" w:color="000000"/>
+              <w:right w:val="single" w:sz="8" w:space="0" w:color="000000"/>
+            </w:tcBorders>
+            <w:vAlign w:val="center"/>
+          </w:tcPr>
+          <w:p>
+            <w:pPr>
+              <w:jc w:val="left"/>
+              <w:rPr>
+                <w:sz w:val="24"/>
+                <w:szCs w:val="24"/>
+              </w:rPr>
+            </w:pPr>
+            <w:r>
+              <w:rPr>
+                <w:b w:val="0"/>
+                <w:sz w:val="24"/>
+                <w:szCs w:val="24"/>
+              </w:rPr>
+              <w:t>Tambah baris jika isian lebih banyak daripada baris yang tersedia.</w:t>
             </w:r>
           </w:p>
         </w:tc>
@@ -7633,6 +7785,7 @@
     <w:p>
       <w:pPr>
         <w:pStyle w:val="Heading2"/>
+        <w:keepNext/>
         <w:numPr>
           <w:ilvl w:val="1"/>
           <w:numId w:val="7"/>
@@ -7661,6 +7814,8 @@
       </w:tblGrid>
       <w:tr>
         <w:trPr>
+          <w:cantSplit/>
+          <w:tblHeader/>
           <w:jc w:val="center"/>
         </w:trPr>
         <w:tc>
@@ -7676,6 +7831,7 @@
           </w:tcPr>
           <w:p>
             <w:pPr>
+              <w:keepNext/>
               <w:jc w:val="center"/>
               <w:rPr>
                 <w:sz w:val="24"/>
@@ -7706,6 +7862,7 @@
           </w:tcPr>
           <w:p>
             <w:pPr>
+              <w:keepNext/>
               <w:jc w:val="center"/>
               <w:rPr>
                 <w:sz w:val="24"/>
@@ -7736,6 +7893,7 @@
           </w:tcPr>
           <w:p>
             <w:pPr>
+              <w:keepNext/>
               <w:jc w:val="center"/>
               <w:rPr>
                 <w:sz w:val="24"/>
@@ -7756,6 +7914,7 @@
       </w:tr>
       <w:tr>
         <w:trPr>
+          <w:cantSplit/>
           <w:jc w:val="center"/>
         </w:trPr>
         <w:tc>
@@ -7827,7 +7986,7 @@
           </w:tcPr>
           <w:p>
             <w:pPr>
-              <w:jc w:val="both"/>
+              <w:jc w:val="left"/>
               <w:rPr>
                 <w:sz w:val="24"/>
                 <w:szCs w:val="24"/>
@@ -7845,6 +8004,7 @@
       </w:tr>
       <w:tr>
         <w:trPr>
+          <w:cantSplit/>
           <w:jc w:val="center"/>
         </w:trPr>
         <w:tc>
@@ -7916,7 +8076,7 @@
           </w:tcPr>
           <w:p>
             <w:pPr>
-              <w:jc w:val="both"/>
+              <w:jc w:val="left"/>
               <w:rPr>
                 <w:sz w:val="24"/>
                 <w:szCs w:val="24"/>
@@ -7934,6 +8094,7 @@
       </w:tr>
       <w:tr>
         <w:trPr>
+          <w:cantSplit/>
           <w:jc w:val="center"/>
         </w:trPr>
         <w:tc>
@@ -8005,7 +8166,7 @@
           </w:tcPr>
           <w:p>
             <w:pPr>
-              <w:jc w:val="both"/>
+              <w:jc w:val="left"/>
               <w:rPr>
                 <w:sz w:val="24"/>
                 <w:szCs w:val="24"/>
@@ -8023,6 +8184,7 @@
       </w:tr>
       <w:tr>
         <w:trPr>
+          <w:cantSplit/>
           <w:jc w:val="center"/>
         </w:trPr>
         <w:tc>
@@ -8094,7 +8256,7 @@
           </w:tcPr>
           <w:p>
             <w:pPr>
-              <w:jc w:val="both"/>
+              <w:jc w:val="left"/>
               <w:rPr>
                 <w:sz w:val="24"/>
                 <w:szCs w:val="24"/>
@@ -8138,6 +8300,7 @@
     <w:p>
       <w:pPr>
         <w:pStyle w:val="Heading2"/>
+        <w:keepNext/>
         <w:numPr>
           <w:ilvl w:val="1"/>
           <w:numId w:val="7"/>
@@ -8167,6 +8330,8 @@
       </w:tblGrid>
       <w:tr>
         <w:trPr>
+          <w:cantSplit/>
+          <w:tblHeader/>
           <w:jc w:val="center"/>
         </w:trPr>
         <w:tc>
@@ -8182,6 +8347,7 @@
           </w:tcPr>
           <w:p>
             <w:pPr>
+              <w:keepNext/>
               <w:jc w:val="center"/>
               <w:rPr>
                 <w:sz w:val="24"/>
@@ -8212,6 +8378,7 @@
           </w:tcPr>
           <w:p>
             <w:pPr>
+              <w:keepNext/>
               <w:jc w:val="center"/>
               <w:rPr>
                 <w:sz w:val="24"/>
@@ -8242,6 +8409,7 @@
           </w:tcPr>
           <w:p>
             <w:pPr>
+              <w:keepNext/>
               <w:jc w:val="center"/>
               <w:rPr>
                 <w:sz w:val="24"/>
@@ -8272,6 +8440,7 @@
           </w:tcPr>
           <w:p>
             <w:pPr>
+              <w:keepNext/>
               <w:jc w:val="center"/>
               <w:rPr>
                 <w:sz w:val="24"/>
@@ -8302,6 +8471,7 @@
           </w:tcPr>
           <w:p>
             <w:pPr>
+              <w:keepNext/>
               <w:jc w:val="center"/>
               <w:rPr>
                 <w:sz w:val="24"/>
@@ -8332,6 +8502,7 @@
           </w:tcPr>
           <w:p>
             <w:pPr>
+              <w:keepNext/>
               <w:jc w:val="center"/>
               <w:rPr>
                 <w:sz w:val="24"/>
@@ -8352,6 +8523,7 @@
       </w:tr>
       <w:tr>
         <w:trPr>
+          <w:cantSplit/>
           <w:jc w:val="center"/>
         </w:trPr>
         <w:tc>
@@ -8423,7 +8595,7 @@
           </w:tcPr>
           <w:p>
             <w:pPr>
-              <w:jc w:val="both"/>
+              <w:jc w:val="left"/>
               <w:rPr>
                 <w:sz w:val="24"/>
                 <w:szCs w:val="24"/>
@@ -8451,7 +8623,7 @@
           </w:tcPr>
           <w:p>
             <w:pPr>
-              <w:jc w:val="both"/>
+              <w:jc w:val="left"/>
               <w:rPr>
                 <w:sz w:val="24"/>
                 <w:szCs w:val="24"/>
@@ -8479,7 +8651,7 @@
           </w:tcPr>
           <w:p>
             <w:pPr>
-              <w:jc w:val="both"/>
+              <w:jc w:val="left"/>
               <w:rPr>
                 <w:sz w:val="24"/>
                 <w:szCs w:val="24"/>
@@ -8507,7 +8679,7 @@
           </w:tcPr>
           <w:p>
             <w:pPr>
-              <w:jc w:val="both"/>
+              <w:jc w:val="left"/>
               <w:rPr>
                 <w:sz w:val="24"/>
                 <w:szCs w:val="24"/>
@@ -8525,6 +8697,7 @@
       </w:tr>
       <w:tr>
         <w:trPr>
+          <w:cantSplit/>
           <w:jc w:val="center"/>
         </w:trPr>
         <w:tc>
@@ -8596,7 +8769,7 @@
           </w:tcPr>
           <w:p>
             <w:pPr>
-              <w:jc w:val="both"/>
+              <w:jc w:val="left"/>
               <w:rPr>
                 <w:sz w:val="24"/>
                 <w:szCs w:val="24"/>
@@ -8624,7 +8797,7 @@
           </w:tcPr>
           <w:p>
             <w:pPr>
-              <w:jc w:val="both"/>
+              <w:jc w:val="left"/>
               <w:rPr>
                 <w:sz w:val="24"/>
                 <w:szCs w:val="24"/>
@@ -8652,7 +8825,7 @@
           </w:tcPr>
           <w:p>
             <w:pPr>
-              <w:jc w:val="both"/>
+              <w:jc w:val="left"/>
               <w:rPr>
                 <w:sz w:val="24"/>
                 <w:szCs w:val="24"/>
@@ -8680,7 +8853,7 @@
           </w:tcPr>
           <w:p>
             <w:pPr>
-              <w:jc w:val="both"/>
+              <w:jc w:val="left"/>
               <w:rPr>
                 <w:sz w:val="24"/>
                 <w:szCs w:val="24"/>
@@ -8698,6 +8871,7 @@
       </w:tr>
       <w:tr>
         <w:trPr>
+          <w:cantSplit/>
           <w:jc w:val="center"/>
         </w:trPr>
         <w:tc>
@@ -8769,7 +8943,7 @@
           </w:tcPr>
           <w:p>
             <w:pPr>
-              <w:jc w:val="both"/>
+              <w:jc w:val="left"/>
               <w:rPr>
                 <w:sz w:val="24"/>
                 <w:szCs w:val="24"/>
@@ -8797,7 +8971,7 @@
           </w:tcPr>
           <w:p>
             <w:pPr>
-              <w:jc w:val="both"/>
+              <w:jc w:val="left"/>
               <w:rPr>
                 <w:sz w:val="24"/>
                 <w:szCs w:val="24"/>
@@ -8825,7 +8999,7 @@
           </w:tcPr>
           <w:p>
             <w:pPr>
-              <w:jc w:val="both"/>
+              <w:jc w:val="left"/>
               <w:rPr>
                 <w:sz w:val="24"/>
                 <w:szCs w:val="24"/>
@@ -8853,7 +9027,7 @@
           </w:tcPr>
           <w:p>
             <w:pPr>
-              <w:jc w:val="both"/>
+              <w:jc w:val="left"/>
               <w:rPr>
                 <w:sz w:val="24"/>
                 <w:szCs w:val="24"/>
@@ -8871,6 +9045,7 @@
       </w:tr>
       <w:tr>
         <w:trPr>
+          <w:cantSplit/>
           <w:jc w:val="center"/>
         </w:trPr>
         <w:tc>
@@ -8941,7 +9116,7 @@
           </w:tcPr>
           <w:p>
             <w:pPr>
-              <w:jc w:val="both"/>
+              <w:jc w:val="left"/>
               <w:rPr>
                 <w:sz w:val="24"/>
                 <w:szCs w:val="24"/>
@@ -8969,7 +9144,7 @@
           </w:tcPr>
           <w:p>
             <w:pPr>
-              <w:jc w:val="both"/>
+              <w:jc w:val="left"/>
               <w:rPr>
                 <w:sz w:val="24"/>
                 <w:szCs w:val="24"/>
@@ -8997,7 +9172,7 @@
           </w:tcPr>
           <w:p>
             <w:pPr>
-              <w:jc w:val="both"/>
+              <w:jc w:val="left"/>
               <w:rPr>
                 <w:sz w:val="24"/>
                 <w:szCs w:val="24"/>
@@ -9025,7 +9200,7 @@
           </w:tcPr>
           <w:p>
             <w:pPr>
-              <w:jc w:val="both"/>
+              <w:jc w:val="left"/>
               <w:rPr>
                 <w:sz w:val="24"/>
                 <w:szCs w:val="24"/>
@@ -9043,6 +9218,7 @@
       </w:tr>
       <w:tr>
         <w:trPr>
+          <w:cantSplit/>
           <w:jc w:val="center"/>
         </w:trPr>
         <w:tc>
@@ -9113,7 +9289,7 @@
           </w:tcPr>
           <w:p>
             <w:pPr>
-              <w:jc w:val="both"/>
+              <w:jc w:val="left"/>
               <w:rPr>
                 <w:sz w:val="24"/>
                 <w:szCs w:val="24"/>
@@ -9141,7 +9317,7 @@
           </w:tcPr>
           <w:p>
             <w:pPr>
-              <w:jc w:val="both"/>
+              <w:jc w:val="left"/>
               <w:rPr>
                 <w:sz w:val="24"/>
                 <w:szCs w:val="24"/>
@@ -9169,7 +9345,7 @@
           </w:tcPr>
           <w:p>
             <w:pPr>
-              <w:jc w:val="both"/>
+              <w:jc w:val="left"/>
               <w:rPr>
                 <w:sz w:val="24"/>
                 <w:szCs w:val="24"/>
@@ -9197,7 +9373,7 @@
           </w:tcPr>
           <w:p>
             <w:pPr>
-              <w:jc w:val="both"/>
+              <w:jc w:val="left"/>
               <w:rPr>
                 <w:sz w:val="24"/>
                 <w:szCs w:val="24"/>
@@ -9241,6 +9417,7 @@
     <w:p>
       <w:pPr>
         <w:pStyle w:val="Heading2"/>
+        <w:keepNext/>
         <w:numPr>
           <w:ilvl w:val="1"/>
           <w:numId w:val="7"/>
@@ -9268,6 +9445,8 @@
       </w:tblGrid>
       <w:tr>
         <w:trPr>
+          <w:cantSplit/>
+          <w:tblHeader/>
           <w:jc w:val="center"/>
         </w:trPr>
         <w:tc>
@@ -9283,6 +9462,7 @@
           </w:tcPr>
           <w:p>
             <w:pPr>
+              <w:keepNext/>
               <w:jc w:val="center"/>
               <w:rPr>
                 <w:sz w:val="24"/>
@@ -9313,6 +9493,7 @@
           </w:tcPr>
           <w:p>
             <w:pPr>
+              <w:keepNext/>
               <w:jc w:val="center"/>
               <w:rPr>
                 <w:sz w:val="24"/>
@@ -9343,6 +9524,7 @@
           </w:tcPr>
           <w:p>
             <w:pPr>
+              <w:keepNext/>
               <w:jc w:val="center"/>
               <w:rPr>
                 <w:sz w:val="24"/>
@@ -9373,6 +9555,7 @@
           </w:tcPr>
           <w:p>
             <w:pPr>
+              <w:keepNext/>
               <w:jc w:val="center"/>
               <w:rPr>
                 <w:sz w:val="24"/>
@@ -9393,7 +9576,9 @@
       </w:tr>
       <w:tr>
         <w:trPr>
+          <w:cantSplit/>
           <w:jc w:val="center"/>
+          <w:trHeight w:val="453" w:hRule="atLeast"/>
         </w:trPr>
         <w:tc>
           <w:tcPr>
@@ -9463,7 +9648,7 @@
           </w:tcPr>
           <w:p>
             <w:pPr>
-              <w:jc w:val="both"/>
+              <w:jc w:val="left"/>
               <w:rPr>
                 <w:sz w:val="24"/>
                 <w:szCs w:val="24"/>
@@ -9491,7 +9676,7 @@
           </w:tcPr>
           <w:p>
             <w:pPr>
-              <w:jc w:val="both"/>
+              <w:jc w:val="left"/>
               <w:rPr>
                 <w:sz w:val="24"/>
                 <w:szCs w:val="24"/>
@@ -9509,7 +9694,9 @@
       </w:tr>
       <w:tr>
         <w:trPr>
+          <w:cantSplit/>
           <w:jc w:val="center"/>
+          <w:trHeight w:val="453" w:hRule="atLeast"/>
         </w:trPr>
         <w:tc>
           <w:tcPr>
@@ -9579,7 +9766,7 @@
           </w:tcPr>
           <w:p>
             <w:pPr>
-              <w:jc w:val="both"/>
+              <w:jc w:val="left"/>
               <w:rPr>
                 <w:sz w:val="24"/>
                 <w:szCs w:val="24"/>
@@ -9607,7 +9794,7 @@
           </w:tcPr>
           <w:p>
             <w:pPr>
-              <w:jc w:val="both"/>
+              <w:jc w:val="left"/>
               <w:rPr>
                 <w:sz w:val="24"/>
                 <w:szCs w:val="24"/>
@@ -9625,7 +9812,9 @@
       </w:tr>
       <w:tr>
         <w:trPr>
+          <w:cantSplit/>
           <w:jc w:val="center"/>
+          <w:trHeight w:val="453" w:hRule="atLeast"/>
         </w:trPr>
         <w:tc>
           <w:tcPr>
@@ -9695,7 +9884,7 @@
           </w:tcPr>
           <w:p>
             <w:pPr>
-              <w:jc w:val="both"/>
+              <w:jc w:val="left"/>
               <w:rPr>
                 <w:sz w:val="24"/>
                 <w:szCs w:val="24"/>
@@ -9723,7 +9912,7 @@
           </w:tcPr>
           <w:p>
             <w:pPr>
-              <w:jc w:val="both"/>
+              <w:jc w:val="left"/>
               <w:rPr>
                 <w:sz w:val="24"/>
                 <w:szCs w:val="24"/>
@@ -9741,7 +9930,9 @@
       </w:tr>
       <w:tr>
         <w:trPr>
+          <w:cantSplit/>
           <w:jc w:val="center"/>
+          <w:trHeight w:val="453" w:hRule="atLeast"/>
         </w:trPr>
         <w:tc>
           <w:tcPr>
@@ -9811,7 +10002,7 @@
           </w:tcPr>
           <w:p>
             <w:pPr>
-              <w:jc w:val="both"/>
+              <w:jc w:val="left"/>
               <w:rPr>
                 <w:sz w:val="24"/>
                 <w:szCs w:val="24"/>
@@ -9839,7 +10030,7 @@
           </w:tcPr>
           <w:p>
             <w:pPr>
-              <w:jc w:val="both"/>
+              <w:jc w:val="left"/>
               <w:rPr>
                 <w:sz w:val="24"/>
                 <w:szCs w:val="24"/>
@@ -9857,7 +10048,9 @@
       </w:tr>
       <w:tr>
         <w:trPr>
+          <w:cantSplit/>
           <w:jc w:val="center"/>
+          <w:trHeight w:val="453" w:hRule="atLeast"/>
         </w:trPr>
         <w:tc>
           <w:tcPr>
@@ -9927,7 +10120,7 @@
           </w:tcPr>
           <w:p>
             <w:pPr>
-              <w:jc w:val="both"/>
+              <w:jc w:val="left"/>
               <w:rPr>
                 <w:sz w:val="24"/>
                 <w:szCs w:val="24"/>
@@ -9955,7 +10148,7 @@
           </w:tcPr>
           <w:p>
             <w:pPr>
-              <w:jc w:val="both"/>
+              <w:jc w:val="left"/>
               <w:rPr>
                 <w:sz w:val="24"/>
                 <w:szCs w:val="24"/>
@@ -9999,6 +10192,7 @@
     <w:p>
       <w:pPr>
         <w:pStyle w:val="Heading2"/>
+        <w:keepNext/>
         <w:numPr>
           <w:ilvl w:val="1"/>
           <w:numId w:val="7"/>
@@ -10025,6 +10219,8 @@
       </w:tblGrid>
       <w:tr>
         <w:trPr>
+          <w:cantSplit/>
+          <w:tblHeader/>
           <w:jc w:val="center"/>
         </w:trPr>
         <w:tc>
@@ -10040,6 +10236,7 @@
           </w:tcPr>
           <w:p>
             <w:pPr>
+              <w:keepNext/>
               <w:jc w:val="center"/>
               <w:rPr>
                 <w:sz w:val="24"/>
@@ -10070,6 +10267,7 @@
           </w:tcPr>
           <w:p>
             <w:pPr>
+              <w:keepNext/>
               <w:jc w:val="center"/>
               <w:rPr>
                 <w:sz w:val="24"/>
@@ -10100,6 +10298,7 @@
           </w:tcPr>
           <w:p>
             <w:pPr>
+              <w:keepNext/>
               <w:jc w:val="center"/>
               <w:rPr>
                 <w:sz w:val="24"/>
@@ -10120,7 +10319,9 @@
       </w:tr>
       <w:tr>
         <w:trPr>
+          <w:cantSplit/>
           <w:jc w:val="center"/>
+          <w:trHeight w:val="453" w:hRule="atLeast"/>
         </w:trPr>
         <w:tc>
           <w:tcPr>
@@ -10190,7 +10391,7 @@
           </w:tcPr>
           <w:p>
             <w:pPr>
-              <w:jc w:val="both"/>
+              <w:jc w:val="left"/>
               <w:rPr>
                 <w:sz w:val="24"/>
                 <w:szCs w:val="24"/>
@@ -10208,7 +10409,9 @@
       </w:tr>
       <w:tr>
         <w:trPr>
+          <w:cantSplit/>
           <w:jc w:val="center"/>
+          <w:trHeight w:val="453" w:hRule="atLeast"/>
         </w:trPr>
         <w:tc>
           <w:tcPr>
@@ -10278,7 +10481,7 @@
           </w:tcPr>
           <w:p>
             <w:pPr>
-              <w:jc w:val="both"/>
+              <w:jc w:val="left"/>
               <w:rPr>
                 <w:sz w:val="24"/>
                 <w:szCs w:val="24"/>
@@ -10296,7 +10499,9 @@
       </w:tr>
       <w:tr>
         <w:trPr>
+          <w:cantSplit/>
           <w:jc w:val="center"/>
+          <w:trHeight w:val="453" w:hRule="atLeast"/>
         </w:trPr>
         <w:tc>
           <w:tcPr>
@@ -10366,7 +10571,7 @@
           </w:tcPr>
           <w:p>
             <w:pPr>
-              <w:jc w:val="both"/>
+              <w:jc w:val="left"/>
               <w:rPr>
                 <w:sz w:val="24"/>
                 <w:szCs w:val="24"/>
@@ -10384,7 +10589,9 @@
       </w:tr>
       <w:tr>
         <w:trPr>
+          <w:cantSplit/>
           <w:jc w:val="center"/>
+          <w:trHeight w:val="453" w:hRule="atLeast"/>
         </w:trPr>
         <w:tc>
           <w:tcPr>
@@ -10454,7 +10661,7 @@
           </w:tcPr>
           <w:p>
             <w:pPr>
-              <w:jc w:val="both"/>
+              <w:jc w:val="left"/>
               <w:rPr>
                 <w:sz w:val="24"/>
                 <w:szCs w:val="24"/>
@@ -10472,7 +10679,9 @@
       </w:tr>
       <w:tr>
         <w:trPr>
+          <w:cantSplit/>
           <w:jc w:val="center"/>
+          <w:trHeight w:val="453" w:hRule="atLeast"/>
         </w:trPr>
         <w:tc>
           <w:tcPr>
@@ -10542,7 +10751,7 @@
           </w:tcPr>
           <w:p>
             <w:pPr>
-              <w:jc w:val="both"/>
+              <w:jc w:val="left"/>
               <w:rPr>
                 <w:sz w:val="24"/>
                 <w:szCs w:val="24"/>
@@ -10586,6 +10795,7 @@
     <w:p>
       <w:pPr>
         <w:pStyle w:val="Heading2"/>
+        <w:keepNext/>
         <w:numPr>
           <w:ilvl w:val="1"/>
           <w:numId w:val="7"/>
@@ -10615,6 +10825,8 @@
       </w:tblGrid>
       <w:tr>
         <w:trPr>
+          <w:cantSplit/>
+          <w:tblHeader/>
           <w:jc w:val="center"/>
         </w:trPr>
         <w:tc>
@@ -10630,6 +10842,7 @@
           </w:tcPr>
           <w:p>
             <w:pPr>
+              <w:keepNext/>
               <w:jc w:val="center"/>
               <w:rPr>
                 <w:sz w:val="24"/>
@@ -10660,6 +10873,7 @@
           </w:tcPr>
           <w:p>
             <w:pPr>
+              <w:keepNext/>
               <w:jc w:val="center"/>
               <w:rPr>
                 <w:sz w:val="24"/>
@@ -10690,6 +10904,7 @@
           </w:tcPr>
           <w:p>
             <w:pPr>
+              <w:keepNext/>
               <w:jc w:val="center"/>
               <w:rPr>
                 <w:sz w:val="24"/>
@@ -10720,6 +10935,7 @@
           </w:tcPr>
           <w:p>
             <w:pPr>
+              <w:keepNext/>
               <w:jc w:val="center"/>
               <w:rPr>
                 <w:sz w:val="24"/>
@@ -10750,6 +10966,7 @@
           </w:tcPr>
           <w:p>
             <w:pPr>
+              <w:keepNext/>
               <w:jc w:val="center"/>
               <w:rPr>
                 <w:sz w:val="24"/>
@@ -10780,6 +10997,7 @@
           </w:tcPr>
           <w:p>
             <w:pPr>
+              <w:keepNext/>
               <w:jc w:val="center"/>
               <w:rPr>
                 <w:sz w:val="24"/>
@@ -10800,7 +11018,9 @@
       </w:tr>
       <w:tr>
         <w:trPr>
+          <w:cantSplit/>
           <w:jc w:val="center"/>
+          <w:trHeight w:val="453" w:hRule="atLeast"/>
         </w:trPr>
         <w:tc>
           <w:tcPr>
@@ -10870,7 +11090,7 @@
           </w:tcPr>
           <w:p>
             <w:pPr>
-              <w:jc w:val="both"/>
+              <w:jc w:val="left"/>
               <w:rPr>
                 <w:sz w:val="24"/>
                 <w:szCs w:val="24"/>
@@ -10898,7 +11118,7 @@
           </w:tcPr>
           <w:p>
             <w:pPr>
-              <w:jc w:val="both"/>
+              <w:jc w:val="left"/>
               <w:rPr>
                 <w:sz w:val="24"/>
                 <w:szCs w:val="24"/>
@@ -10926,7 +11146,7 @@
           </w:tcPr>
           <w:p>
             <w:pPr>
-              <w:jc w:val="both"/>
+              <w:jc w:val="left"/>
               <w:rPr>
                 <w:sz w:val="24"/>
                 <w:szCs w:val="24"/>
@@ -10954,7 +11174,7 @@
           </w:tcPr>
           <w:p>
             <w:pPr>
-              <w:jc w:val="both"/>
+              <w:jc w:val="left"/>
               <w:rPr>
                 <w:sz w:val="24"/>
                 <w:szCs w:val="24"/>
@@ -10972,7 +11192,9 @@
       </w:tr>
       <w:tr>
         <w:trPr>
+          <w:cantSplit/>
           <w:jc w:val="center"/>
+          <w:trHeight w:val="453" w:hRule="atLeast"/>
         </w:trPr>
         <w:tc>
           <w:tcPr>
@@ -11042,7 +11264,7 @@
           </w:tcPr>
           <w:p>
             <w:pPr>
-              <w:jc w:val="both"/>
+              <w:jc w:val="left"/>
               <w:rPr>
                 <w:sz w:val="24"/>
                 <w:szCs w:val="24"/>
@@ -11070,7 +11292,7 @@
           </w:tcPr>
           <w:p>
             <w:pPr>
-              <w:jc w:val="both"/>
+              <w:jc w:val="left"/>
               <w:rPr>
                 <w:sz w:val="24"/>
                 <w:szCs w:val="24"/>
@@ -11098,7 +11320,7 @@
           </w:tcPr>
           <w:p>
             <w:pPr>
-              <w:jc w:val="both"/>
+              <w:jc w:val="left"/>
               <w:rPr>
                 <w:sz w:val="24"/>
                 <w:szCs w:val="24"/>
@@ -11126,7 +11348,7 @@
           </w:tcPr>
           <w:p>
             <w:pPr>
-              <w:jc w:val="both"/>
+              <w:jc w:val="left"/>
               <w:rPr>
                 <w:sz w:val="24"/>
                 <w:szCs w:val="24"/>
@@ -11144,7 +11366,9 @@
       </w:tr>
       <w:tr>
         <w:trPr>
+          <w:cantSplit/>
           <w:jc w:val="center"/>
+          <w:trHeight w:val="453" w:hRule="atLeast"/>
         </w:trPr>
         <w:tc>
           <w:tcPr>
@@ -11214,7 +11438,7 @@
           </w:tcPr>
           <w:p>
             <w:pPr>
-              <w:jc w:val="both"/>
+              <w:jc w:val="left"/>
               <w:rPr>
                 <w:sz w:val="24"/>
                 <w:szCs w:val="24"/>
@@ -11242,7 +11466,7 @@
           </w:tcPr>
           <w:p>
             <w:pPr>
-              <w:jc w:val="both"/>
+              <w:jc w:val="left"/>
               <w:rPr>
                 <w:sz w:val="24"/>
                 <w:szCs w:val="24"/>
@@ -11270,7 +11494,7 @@
           </w:tcPr>
           <w:p>
             <w:pPr>
-              <w:jc w:val="both"/>
+              <w:jc w:val="left"/>
               <w:rPr>
                 <w:sz w:val="24"/>
                 <w:szCs w:val="24"/>
@@ -11298,7 +11522,7 @@
           </w:tcPr>
           <w:p>
             <w:pPr>
-              <w:jc w:val="both"/>
+              <w:jc w:val="left"/>
               <w:rPr>
                 <w:sz w:val="24"/>
                 <w:szCs w:val="24"/>
@@ -11316,7 +11540,9 @@
       </w:tr>
       <w:tr>
         <w:trPr>
+          <w:cantSplit/>
           <w:jc w:val="center"/>
+          <w:trHeight w:val="453" w:hRule="atLeast"/>
         </w:trPr>
         <w:tc>
           <w:tcPr>
@@ -11386,7 +11612,7 @@
           </w:tcPr>
           <w:p>
             <w:pPr>
-              <w:jc w:val="both"/>
+              <w:jc w:val="left"/>
               <w:rPr>
                 <w:sz w:val="24"/>
                 <w:szCs w:val="24"/>
@@ -11414,7 +11640,7 @@
           </w:tcPr>
           <w:p>
             <w:pPr>
-              <w:jc w:val="both"/>
+              <w:jc w:val="left"/>
               <w:rPr>
                 <w:sz w:val="24"/>
                 <w:szCs w:val="24"/>
@@ -11442,7 +11668,7 @@
           </w:tcPr>
           <w:p>
             <w:pPr>
-              <w:jc w:val="both"/>
+              <w:jc w:val="left"/>
               <w:rPr>
                 <w:sz w:val="24"/>
                 <w:szCs w:val="24"/>
@@ -11470,7 +11696,7 @@
           </w:tcPr>
           <w:p>
             <w:pPr>
-              <w:jc w:val="both"/>
+              <w:jc w:val="left"/>
               <w:rPr>
                 <w:sz w:val="24"/>
                 <w:szCs w:val="24"/>
@@ -11488,7 +11714,9 @@
       </w:tr>
       <w:tr>
         <w:trPr>
+          <w:cantSplit/>
           <w:jc w:val="center"/>
+          <w:trHeight w:val="453" w:hRule="atLeast"/>
         </w:trPr>
         <w:tc>
           <w:tcPr>
@@ -11558,7 +11786,7 @@
           </w:tcPr>
           <w:p>
             <w:pPr>
-              <w:jc w:val="both"/>
+              <w:jc w:val="left"/>
               <w:rPr>
                 <w:sz w:val="24"/>
                 <w:szCs w:val="24"/>
@@ -11586,7 +11814,7 @@
           </w:tcPr>
           <w:p>
             <w:pPr>
-              <w:jc w:val="both"/>
+              <w:jc w:val="left"/>
               <w:rPr>
                 <w:sz w:val="24"/>
                 <w:szCs w:val="24"/>
@@ -11614,7 +11842,7 @@
           </w:tcPr>
           <w:p>
             <w:pPr>
-              <w:jc w:val="both"/>
+              <w:jc w:val="left"/>
               <w:rPr>
                 <w:sz w:val="24"/>
                 <w:szCs w:val="24"/>
@@ -11642,7 +11870,7 @@
           </w:tcPr>
           <w:p>
             <w:pPr>
-              <w:jc w:val="both"/>
+              <w:jc w:val="left"/>
               <w:rPr>
                 <w:sz w:val="24"/>
                 <w:szCs w:val="24"/>
@@ -11686,6 +11914,7 @@
     <w:p>
       <w:pPr>
         <w:pStyle w:val="Heading2"/>
+        <w:keepNext/>
         <w:numPr>
           <w:ilvl w:val="1"/>
           <w:numId w:val="7"/>
@@ -11713,6 +11942,8 @@
       </w:tblGrid>
       <w:tr>
         <w:trPr>
+          <w:cantSplit/>
+          <w:tblHeader/>
           <w:jc w:val="center"/>
         </w:trPr>
         <w:tc>
@@ -11728,6 +11959,7 @@
           </w:tcPr>
           <w:p>
             <w:pPr>
+              <w:keepNext/>
               <w:jc w:val="center"/>
               <w:rPr>
                 <w:sz w:val="24"/>
@@ -11758,6 +11990,7 @@
           </w:tcPr>
           <w:p>
             <w:pPr>
+              <w:keepNext/>
               <w:jc w:val="center"/>
               <w:rPr>
                 <w:sz w:val="24"/>
@@ -11788,6 +12021,7 @@
           </w:tcPr>
           <w:p>
             <w:pPr>
+              <w:keepNext/>
               <w:jc w:val="center"/>
               <w:rPr>
                 <w:sz w:val="24"/>
@@ -11818,6 +12052,7 @@
           </w:tcPr>
           <w:p>
             <w:pPr>
+              <w:keepNext/>
               <w:jc w:val="center"/>
               <w:rPr>
                 <w:sz w:val="24"/>
@@ -11838,7 +12073,9 @@
       </w:tr>
       <w:tr>
         <w:trPr>
+          <w:cantSplit/>
           <w:jc w:val="center"/>
+          <w:trHeight w:val="453" w:hRule="atLeast"/>
         </w:trPr>
         <w:tc>
           <w:tcPr>
@@ -11909,7 +12146,7 @@
           </w:tcPr>
           <w:p>
             <w:pPr>
-              <w:jc w:val="both"/>
+              <w:jc w:val="left"/>
               <w:rPr>
                 <w:sz w:val="24"/>
                 <w:szCs w:val="24"/>
@@ -11937,7 +12174,7 @@
           </w:tcPr>
           <w:p>
             <w:pPr>
-              <w:jc w:val="both"/>
+              <w:jc w:val="left"/>
               <w:rPr>
                 <w:sz w:val="24"/>
                 <w:szCs w:val="24"/>
@@ -11955,7 +12192,9 @@
       </w:tr>
       <w:tr>
         <w:trPr>
+          <w:cantSplit/>
           <w:jc w:val="center"/>
+          <w:trHeight w:val="453" w:hRule="atLeast"/>
         </w:trPr>
         <w:tc>
           <w:tcPr>
@@ -12026,7 +12265,7 @@
           </w:tcPr>
           <w:p>
             <w:pPr>
-              <w:jc w:val="both"/>
+              <w:jc w:val="left"/>
               <w:rPr>
                 <w:sz w:val="24"/>
                 <w:szCs w:val="24"/>
@@ -12054,7 +12293,7 @@
           </w:tcPr>
           <w:p>
             <w:pPr>
-              <w:jc w:val="both"/>
+              <w:jc w:val="left"/>
               <w:rPr>
                 <w:sz w:val="24"/>
                 <w:szCs w:val="24"/>
@@ -12072,7 +12311,9 @@
       </w:tr>
       <w:tr>
         <w:trPr>
+          <w:cantSplit/>
           <w:jc w:val="center"/>
+          <w:trHeight w:val="453" w:hRule="atLeast"/>
         </w:trPr>
         <w:tc>
           <w:tcPr>
@@ -12143,7 +12384,7 @@
           </w:tcPr>
           <w:p>
             <w:pPr>
-              <w:jc w:val="both"/>
+              <w:jc w:val="left"/>
               <w:rPr>
                 <w:sz w:val="24"/>
                 <w:szCs w:val="24"/>
@@ -12171,7 +12412,7 @@
           </w:tcPr>
           <w:p>
             <w:pPr>
-              <w:jc w:val="both"/>
+              <w:jc w:val="left"/>
               <w:rPr>
                 <w:sz w:val="24"/>
                 <w:szCs w:val="24"/>
@@ -12189,7 +12430,9 @@
       </w:tr>
       <w:tr>
         <w:trPr>
+          <w:cantSplit/>
           <w:jc w:val="center"/>
+          <w:trHeight w:val="453" w:hRule="atLeast"/>
         </w:trPr>
         <w:tc>
           <w:tcPr>
@@ -12260,7 +12503,7 @@
           </w:tcPr>
           <w:p>
             <w:pPr>
-              <w:jc w:val="both"/>
+              <w:jc w:val="left"/>
               <w:rPr>
                 <w:sz w:val="24"/>
                 <w:szCs w:val="24"/>
@@ -12288,7 +12531,7 @@
           </w:tcPr>
           <w:p>
             <w:pPr>
-              <w:jc w:val="both"/>
+              <w:jc w:val="left"/>
               <w:rPr>
                 <w:sz w:val="24"/>
                 <w:szCs w:val="24"/>
@@ -12306,7 +12549,9 @@
       </w:tr>
       <w:tr>
         <w:trPr>
+          <w:cantSplit/>
           <w:jc w:val="center"/>
+          <w:trHeight w:val="453" w:hRule="atLeast"/>
         </w:trPr>
         <w:tc>
           <w:tcPr>
@@ -12377,7 +12622,7 @@
           </w:tcPr>
           <w:p>
             <w:pPr>
-              <w:jc w:val="both"/>
+              <w:jc w:val="left"/>
               <w:rPr>
                 <w:sz w:val="24"/>
                 <w:szCs w:val="24"/>
@@ -12405,7 +12650,7 @@
           </w:tcPr>
           <w:p>
             <w:pPr>
-              <w:jc w:val="both"/>
+              <w:jc w:val="left"/>
               <w:rPr>
                 <w:sz w:val="24"/>
                 <w:szCs w:val="24"/>
@@ -12423,7 +12668,9 @@
       </w:tr>
       <w:tr>
         <w:trPr>
+          <w:cantSplit/>
           <w:jc w:val="center"/>
+          <w:trHeight w:val="453" w:hRule="atLeast"/>
         </w:trPr>
         <w:tc>
           <w:tcPr>
@@ -12494,7 +12741,7 @@
           </w:tcPr>
           <w:p>
             <w:pPr>
-              <w:jc w:val="both"/>
+              <w:jc w:val="left"/>
               <w:rPr>
                 <w:sz w:val="24"/>
                 <w:szCs w:val="24"/>
@@ -12522,7 +12769,7 @@
           </w:tcPr>
           <w:p>
             <w:pPr>
-              <w:jc w:val="both"/>
+              <w:jc w:val="left"/>
               <w:rPr>
                 <w:sz w:val="24"/>
                 <w:szCs w:val="24"/>
@@ -12540,7 +12787,9 @@
       </w:tr>
       <w:tr>
         <w:trPr>
+          <w:cantSplit/>
           <w:jc w:val="center"/>
+          <w:trHeight w:val="453" w:hRule="atLeast"/>
         </w:trPr>
         <w:tc>
           <w:tcPr>
@@ -12610,7 +12859,7 @@
           </w:tcPr>
           <w:p>
             <w:pPr>
-              <w:jc w:val="both"/>
+              <w:jc w:val="left"/>
               <w:rPr>
                 <w:sz w:val="24"/>
                 <w:szCs w:val="24"/>
@@ -12638,7 +12887,7 @@
           </w:tcPr>
           <w:p>
             <w:pPr>
-              <w:jc w:val="both"/>
+              <w:jc w:val="left"/>
               <w:rPr>
                 <w:sz w:val="24"/>
                 <w:szCs w:val="24"/>
@@ -12656,7 +12905,9 @@
       </w:tr>
       <w:tr>
         <w:trPr>
+          <w:cantSplit/>
           <w:jc w:val="center"/>
+          <w:trHeight w:val="453" w:hRule="atLeast"/>
         </w:trPr>
         <w:tc>
           <w:tcPr>
@@ -12726,7 +12977,7 @@
           </w:tcPr>
           <w:p>
             <w:pPr>
-              <w:jc w:val="both"/>
+              <w:jc w:val="left"/>
               <w:rPr>
                 <w:sz w:val="24"/>
                 <w:szCs w:val="24"/>
@@ -12754,7 +13005,7 @@
           </w:tcPr>
           <w:p>
             <w:pPr>
-              <w:jc w:val="both"/>
+              <w:jc w:val="left"/>
               <w:rPr>
                 <w:sz w:val="24"/>
                 <w:szCs w:val="24"/>
@@ -12798,6 +13049,7 @@
     <w:p>
       <w:pPr>
         <w:pStyle w:val="Heading2"/>
+        <w:keepNext/>
         <w:numPr>
           <w:ilvl w:val="1"/>
           <w:numId w:val="7"/>
@@ -12825,6 +13077,8 @@
       </w:tblGrid>
       <w:tr>
         <w:trPr>
+          <w:cantSplit/>
+          <w:tblHeader/>
           <w:jc w:val="center"/>
         </w:trPr>
         <w:tc>
@@ -12840,6 +13094,7 @@
           </w:tcPr>
           <w:p>
             <w:pPr>
+              <w:keepNext/>
               <w:jc w:val="center"/>
               <w:rPr>
                 <w:sz w:val="24"/>
@@ -12870,6 +13125,7 @@
           </w:tcPr>
           <w:p>
             <w:pPr>
+              <w:keepNext/>
               <w:jc w:val="center"/>
               <w:rPr>
                 <w:sz w:val="24"/>
@@ -12900,6 +13156,7 @@
           </w:tcPr>
           <w:p>
             <w:pPr>
+              <w:keepNext/>
               <w:jc w:val="center"/>
               <w:rPr>
                 <w:sz w:val="24"/>
@@ -12930,6 +13187,7 @@
           </w:tcPr>
           <w:p>
             <w:pPr>
+              <w:keepNext/>
               <w:jc w:val="center"/>
               <w:rPr>
                 <w:sz w:val="24"/>
@@ -12950,7 +13208,9 @@
       </w:tr>
       <w:tr>
         <w:trPr>
+          <w:cantSplit/>
           <w:jc w:val="center"/>
+          <w:trHeight w:val="453" w:hRule="atLeast"/>
         </w:trPr>
         <w:tc>
           <w:tcPr>
@@ -13020,7 +13280,7 @@
           </w:tcPr>
           <w:p>
             <w:pPr>
-              <w:jc w:val="both"/>
+              <w:jc w:val="left"/>
               <w:rPr>
                 <w:sz w:val="24"/>
                 <w:szCs w:val="24"/>
@@ -13048,7 +13308,7 @@
           </w:tcPr>
           <w:p>
             <w:pPr>
-              <w:jc w:val="both"/>
+              <w:jc w:val="left"/>
               <w:rPr>
                 <w:sz w:val="24"/>
                 <w:szCs w:val="24"/>
@@ -13066,7 +13326,9 @@
       </w:tr>
       <w:tr>
         <w:trPr>
+          <w:cantSplit/>
           <w:jc w:val="center"/>
+          <w:trHeight w:val="453" w:hRule="atLeast"/>
         </w:trPr>
         <w:tc>
           <w:tcPr>
@@ -13136,7 +13398,7 @@
           </w:tcPr>
           <w:p>
             <w:pPr>
-              <w:jc w:val="both"/>
+              <w:jc w:val="left"/>
               <w:rPr>
                 <w:sz w:val="24"/>
                 <w:szCs w:val="24"/>
@@ -13164,7 +13426,7 @@
           </w:tcPr>
           <w:p>
             <w:pPr>
-              <w:jc w:val="both"/>
+              <w:jc w:val="left"/>
               <w:rPr>
                 <w:sz w:val="24"/>
                 <w:szCs w:val="24"/>
@@ -13182,7 +13444,9 @@
       </w:tr>
       <w:tr>
         <w:trPr>
+          <w:cantSplit/>
           <w:jc w:val="center"/>
+          <w:trHeight w:val="453" w:hRule="atLeast"/>
         </w:trPr>
         <w:tc>
           <w:tcPr>
@@ -13252,7 +13516,7 @@
           </w:tcPr>
           <w:p>
             <w:pPr>
-              <w:jc w:val="both"/>
+              <w:jc w:val="left"/>
               <w:rPr>
                 <w:sz w:val="24"/>
                 <w:szCs w:val="24"/>
@@ -13280,7 +13544,7 @@
           </w:tcPr>
           <w:p>
             <w:pPr>
-              <w:jc w:val="both"/>
+              <w:jc w:val="left"/>
               <w:rPr>
                 <w:sz w:val="24"/>
                 <w:szCs w:val="24"/>
@@ -13298,7 +13562,9 @@
       </w:tr>
       <w:tr>
         <w:trPr>
+          <w:cantSplit/>
           <w:jc w:val="center"/>
+          <w:trHeight w:val="453" w:hRule="atLeast"/>
         </w:trPr>
         <w:tc>
           <w:tcPr>
@@ -13368,7 +13634,7 @@
           </w:tcPr>
           <w:p>
             <w:pPr>
-              <w:jc w:val="both"/>
+              <w:jc w:val="left"/>
               <w:rPr>
                 <w:sz w:val="24"/>
                 <w:szCs w:val="24"/>
@@ -13396,7 +13662,7 @@
           </w:tcPr>
           <w:p>
             <w:pPr>
-              <w:jc w:val="both"/>
+              <w:jc w:val="left"/>
               <w:rPr>
                 <w:sz w:val="24"/>
                 <w:szCs w:val="24"/>
@@ -13414,7 +13680,9 @@
       </w:tr>
       <w:tr>
         <w:trPr>
+          <w:cantSplit/>
           <w:jc w:val="center"/>
+          <w:trHeight w:val="453" w:hRule="atLeast"/>
         </w:trPr>
         <w:tc>
           <w:tcPr>
@@ -13484,7 +13752,7 @@
           </w:tcPr>
           <w:p>
             <w:pPr>
-              <w:jc w:val="both"/>
+              <w:jc w:val="left"/>
               <w:rPr>
                 <w:sz w:val="24"/>
                 <w:szCs w:val="24"/>
@@ -13512,7 +13780,7 @@
           </w:tcPr>
           <w:p>
             <w:pPr>
-              <w:jc w:val="both"/>
+              <w:jc w:val="left"/>
               <w:rPr>
                 <w:sz w:val="24"/>
                 <w:szCs w:val="24"/>
@@ -13556,6 +13824,7 @@
     <w:p>
       <w:pPr>
         <w:pStyle w:val="Heading2"/>
+        <w:keepNext/>
         <w:numPr>
           <w:ilvl w:val="1"/>
           <w:numId w:val="7"/>
@@ -13582,6 +13851,8 @@
       </w:tblGrid>
       <w:tr>
         <w:trPr>
+          <w:cantSplit/>
+          <w:tblHeader/>
           <w:jc w:val="center"/>
         </w:trPr>
         <w:tc>
@@ -13597,6 +13868,7 @@
           </w:tcPr>
           <w:p>
             <w:pPr>
+              <w:keepNext/>
               <w:jc w:val="center"/>
               <w:rPr>
                 <w:sz w:val="24"/>
@@ -13627,6 +13899,7 @@
           </w:tcPr>
           <w:p>
             <w:pPr>
+              <w:keepNext/>
               <w:jc w:val="center"/>
               <w:rPr>
                 <w:sz w:val="24"/>
@@ -13657,6 +13930,7 @@
           </w:tcPr>
           <w:p>
             <w:pPr>
+              <w:keepNext/>
               <w:jc w:val="center"/>
               <w:rPr>
                 <w:sz w:val="24"/>
@@ -13677,7 +13951,9 @@
       </w:tr>
       <w:tr>
         <w:trPr>
+          <w:cantSplit/>
           <w:jc w:val="center"/>
+          <w:trHeight w:val="453" w:hRule="atLeast"/>
         </w:trPr>
         <w:tc>
           <w:tcPr>
@@ -13747,7 +14023,7 @@
           </w:tcPr>
           <w:p>
             <w:pPr>
-              <w:jc w:val="both"/>
+              <w:jc w:val="left"/>
               <w:rPr>
                 <w:sz w:val="24"/>
                 <w:szCs w:val="24"/>
@@ -13765,7 +14041,9 @@
       </w:tr>
       <w:tr>
         <w:trPr>
+          <w:cantSplit/>
           <w:jc w:val="center"/>
+          <w:trHeight w:val="453" w:hRule="atLeast"/>
         </w:trPr>
         <w:tc>
           <w:tcPr>
@@ -13835,7 +14113,7 @@
           </w:tcPr>
           <w:p>
             <w:pPr>
-              <w:jc w:val="both"/>
+              <w:jc w:val="left"/>
               <w:rPr>
                 <w:sz w:val="24"/>
                 <w:szCs w:val="24"/>
@@ -13853,7 +14131,9 @@
       </w:tr>
       <w:tr>
         <w:trPr>
+          <w:cantSplit/>
           <w:jc w:val="center"/>
+          <w:trHeight w:val="453" w:hRule="atLeast"/>
         </w:trPr>
         <w:tc>
           <w:tcPr>
@@ -13923,7 +14203,7 @@
           </w:tcPr>
           <w:p>
             <w:pPr>
-              <w:jc w:val="both"/>
+              <w:jc w:val="left"/>
               <w:rPr>
                 <w:sz w:val="24"/>
                 <w:szCs w:val="24"/>
@@ -13941,7 +14221,9 @@
       </w:tr>
       <w:tr>
         <w:trPr>
+          <w:cantSplit/>
           <w:jc w:val="center"/>
+          <w:trHeight w:val="453" w:hRule="atLeast"/>
         </w:trPr>
         <w:tc>
           <w:tcPr>
@@ -14011,7 +14293,7 @@
           </w:tcPr>
           <w:p>
             <w:pPr>
-              <w:jc w:val="both"/>
+              <w:jc w:val="left"/>
               <w:rPr>
                 <w:sz w:val="24"/>
                 <w:szCs w:val="24"/>
@@ -14029,7 +14311,9 @@
       </w:tr>
       <w:tr>
         <w:trPr>
+          <w:cantSplit/>
           <w:jc w:val="center"/>
+          <w:trHeight w:val="453" w:hRule="atLeast"/>
         </w:trPr>
         <w:tc>
           <w:tcPr>
@@ -14099,7 +14383,7 @@
           </w:tcPr>
           <w:p>
             <w:pPr>
-              <w:jc w:val="both"/>
+              <w:jc w:val="left"/>
               <w:rPr>
                 <w:sz w:val="24"/>
                 <w:szCs w:val="24"/>
@@ -14143,6 +14427,7 @@
     <w:p>
       <w:pPr>
         <w:pStyle w:val="Heading2"/>
+        <w:keepNext/>
         <w:numPr>
           <w:ilvl w:val="1"/>
           <w:numId w:val="7"/>
@@ -14170,6 +14455,8 @@
       </w:tblGrid>
       <w:tr>
         <w:trPr>
+          <w:cantSplit/>
+          <w:tblHeader/>
           <w:jc w:val="center"/>
         </w:trPr>
         <w:tc>
@@ -14185,6 +14472,7 @@
           </w:tcPr>
           <w:p>
             <w:pPr>
+              <w:keepNext/>
               <w:jc w:val="center"/>
               <w:rPr>
                 <w:sz w:val="24"/>
@@ -14215,6 +14503,7 @@
           </w:tcPr>
           <w:p>
             <w:pPr>
+              <w:keepNext/>
               <w:jc w:val="center"/>
               <w:rPr>
                 <w:sz w:val="24"/>
@@ -14245,6 +14534,7 @@
           </w:tcPr>
           <w:p>
             <w:pPr>
+              <w:keepNext/>
               <w:jc w:val="center"/>
               <w:rPr>
                 <w:sz w:val="24"/>
@@ -14275,6 +14565,7 @@
           </w:tcPr>
           <w:p>
             <w:pPr>
+              <w:keepNext/>
               <w:jc w:val="center"/>
               <w:rPr>
                 <w:sz w:val="24"/>
@@ -14295,7 +14586,9 @@
       </w:tr>
       <w:tr>
         <w:trPr>
+          <w:cantSplit/>
           <w:jc w:val="center"/>
+          <w:trHeight w:val="453" w:hRule="atLeast"/>
         </w:trPr>
         <w:tc>
           <w:tcPr>
@@ -14365,7 +14658,7 @@
           </w:tcPr>
           <w:p>
             <w:pPr>
-              <w:jc w:val="both"/>
+              <w:jc w:val="left"/>
               <w:rPr>
                 <w:sz w:val="24"/>
                 <w:szCs w:val="24"/>
@@ -14393,7 +14686,7 @@
           </w:tcPr>
           <w:p>
             <w:pPr>
-              <w:jc w:val="both"/>
+              <w:jc w:val="left"/>
               <w:rPr>
                 <w:sz w:val="24"/>
                 <w:szCs w:val="24"/>
@@ -14411,7 +14704,9 @@
       </w:tr>
       <w:tr>
         <w:trPr>
+          <w:cantSplit/>
           <w:jc w:val="center"/>
+          <w:trHeight w:val="453" w:hRule="atLeast"/>
         </w:trPr>
         <w:tc>
           <w:tcPr>
@@ -14481,7 +14776,7 @@
           </w:tcPr>
           <w:p>
             <w:pPr>
-              <w:jc w:val="both"/>
+              <w:jc w:val="left"/>
               <w:rPr>
                 <w:sz w:val="24"/>
                 <w:szCs w:val="24"/>
@@ -14509,7 +14804,7 @@
           </w:tcPr>
           <w:p>
             <w:pPr>
-              <w:jc w:val="both"/>
+              <w:jc w:val="left"/>
               <w:rPr>
                 <w:sz w:val="24"/>
                 <w:szCs w:val="24"/>
@@ -14527,7 +14822,9 @@
       </w:tr>
       <w:tr>
         <w:trPr>
+          <w:cantSplit/>
           <w:jc w:val="center"/>
+          <w:trHeight w:val="453" w:hRule="atLeast"/>
         </w:trPr>
         <w:tc>
           <w:tcPr>
@@ -14597,7 +14894,7 @@
           </w:tcPr>
           <w:p>
             <w:pPr>
-              <w:jc w:val="both"/>
+              <w:jc w:val="left"/>
               <w:rPr>
                 <w:sz w:val="24"/>
                 <w:szCs w:val="24"/>
@@ -14625,7 +14922,7 @@
           </w:tcPr>
           <w:p>
             <w:pPr>
-              <w:jc w:val="both"/>
+              <w:jc w:val="left"/>
               <w:rPr>
                 <w:sz w:val="24"/>
                 <w:szCs w:val="24"/>
@@ -14643,7 +14940,9 @@
       </w:tr>
       <w:tr>
         <w:trPr>
+          <w:cantSplit/>
           <w:jc w:val="center"/>
+          <w:trHeight w:val="453" w:hRule="atLeast"/>
         </w:trPr>
         <w:tc>
           <w:tcPr>
@@ -14713,7 +15012,7 @@
           </w:tcPr>
           <w:p>
             <w:pPr>
-              <w:jc w:val="both"/>
+              <w:jc w:val="left"/>
               <w:rPr>
                 <w:sz w:val="24"/>
                 <w:szCs w:val="24"/>
@@ -14741,7 +15040,7 @@
           </w:tcPr>
           <w:p>
             <w:pPr>
-              <w:jc w:val="both"/>
+              <w:jc w:val="left"/>
               <w:rPr>
                 <w:sz w:val="24"/>
                 <w:szCs w:val="24"/>
@@ -14759,7 +15058,9 @@
       </w:tr>
       <w:tr>
         <w:trPr>
+          <w:cantSplit/>
           <w:jc w:val="center"/>
+          <w:trHeight w:val="453" w:hRule="atLeast"/>
         </w:trPr>
         <w:tc>
           <w:tcPr>
@@ -14829,7 +15130,7 @@
           </w:tcPr>
           <w:p>
             <w:pPr>
-              <w:jc w:val="both"/>
+              <w:jc w:val="left"/>
               <w:rPr>
                 <w:sz w:val="24"/>
                 <w:szCs w:val="24"/>
@@ -14857,7 +15158,7 @@
           </w:tcPr>
           <w:p>
             <w:pPr>
-              <w:jc w:val="both"/>
+              <w:jc w:val="left"/>
               <w:rPr>
                 <w:sz w:val="24"/>
                 <w:szCs w:val="24"/>
@@ -14901,6 +15202,7 @@
     <w:p>
       <w:pPr>
         <w:pStyle w:val="Heading2"/>
+        <w:keepNext/>
         <w:numPr>
           <w:ilvl w:val="1"/>
           <w:numId w:val="7"/>
@@ -14929,6 +15231,8 @@
       </w:tblGrid>
       <w:tr>
         <w:trPr>
+          <w:cantSplit/>
+          <w:tblHeader/>
           <w:jc w:val="center"/>
         </w:trPr>
         <w:tc>
@@ -14944,6 +15248,7 @@
           </w:tcPr>
           <w:p>
             <w:pPr>
+              <w:keepNext/>
               <w:jc w:val="center"/>
               <w:rPr>
                 <w:sz w:val="24"/>
@@ -14974,6 +15279,7 @@
           </w:tcPr>
           <w:p>
             <w:pPr>
+              <w:keepNext/>
               <w:jc w:val="center"/>
               <w:rPr>
                 <w:sz w:val="24"/>
@@ -15004,6 +15310,7 @@
           </w:tcPr>
           <w:p>
             <w:pPr>
+              <w:keepNext/>
               <w:jc w:val="center"/>
               <w:rPr>
                 <w:sz w:val="24"/>
@@ -15034,6 +15341,7 @@
           </w:tcPr>
           <w:p>
             <w:pPr>
+              <w:keepNext/>
               <w:jc w:val="center"/>
               <w:rPr>
                 <w:sz w:val="24"/>
@@ -15064,6 +15372,7 @@
           </w:tcPr>
           <w:p>
             <w:pPr>
+              <w:keepNext/>
               <w:jc w:val="center"/>
               <w:rPr>
                 <w:sz w:val="24"/>
@@ -15084,7 +15393,9 @@
       </w:tr>
       <w:tr>
         <w:trPr>
+          <w:cantSplit/>
           <w:jc w:val="center"/>
+          <w:trHeight w:val="453" w:hRule="atLeast"/>
         </w:trPr>
         <w:tc>
           <w:tcPr>
@@ -15154,7 +15465,7 @@
           </w:tcPr>
           <w:p>
             <w:pPr>
-              <w:jc w:val="both"/>
+              <w:jc w:val="left"/>
               <w:rPr>
                 <w:sz w:val="24"/>
                 <w:szCs w:val="24"/>
@@ -15182,7 +15493,7 @@
           </w:tcPr>
           <w:p>
             <w:pPr>
-              <w:jc w:val="both"/>
+              <w:jc w:val="left"/>
               <w:rPr>
                 <w:sz w:val="24"/>
                 <w:szCs w:val="24"/>
@@ -15210,7 +15521,7 @@
           </w:tcPr>
           <w:p>
             <w:pPr>
-              <w:jc w:val="both"/>
+              <w:jc w:val="left"/>
               <w:rPr>
                 <w:sz w:val="24"/>
                 <w:szCs w:val="24"/>
@@ -15228,7 +15539,9 @@
       </w:tr>
       <w:tr>
         <w:trPr>
+          <w:cantSplit/>
           <w:jc w:val="center"/>
+          <w:trHeight w:val="453" w:hRule="atLeast"/>
         </w:trPr>
         <w:tc>
           <w:tcPr>
@@ -15298,7 +15611,7 @@
           </w:tcPr>
           <w:p>
             <w:pPr>
-              <w:jc w:val="both"/>
+              <w:jc w:val="left"/>
               <w:rPr>
                 <w:sz w:val="24"/>
                 <w:szCs w:val="24"/>
@@ -15326,7 +15639,7 @@
           </w:tcPr>
           <w:p>
             <w:pPr>
-              <w:jc w:val="both"/>
+              <w:jc w:val="left"/>
               <w:rPr>
                 <w:sz w:val="24"/>
                 <w:szCs w:val="24"/>
@@ -15354,7 +15667,7 @@
           </w:tcPr>
           <w:p>
             <w:pPr>
-              <w:jc w:val="both"/>
+              <w:jc w:val="left"/>
               <w:rPr>
                 <w:sz w:val="24"/>
                 <w:szCs w:val="24"/>
@@ -15372,7 +15685,9 @@
       </w:tr>
       <w:tr>
         <w:trPr>
+          <w:cantSplit/>
           <w:jc w:val="center"/>
+          <w:trHeight w:val="453" w:hRule="atLeast"/>
         </w:trPr>
         <w:tc>
           <w:tcPr>
@@ -15442,7 +15757,7 @@
           </w:tcPr>
           <w:p>
             <w:pPr>
-              <w:jc w:val="both"/>
+              <w:jc w:val="left"/>
               <w:rPr>
                 <w:sz w:val="24"/>
                 <w:szCs w:val="24"/>
@@ -15470,7 +15785,7 @@
           </w:tcPr>
           <w:p>
             <w:pPr>
-              <w:jc w:val="both"/>
+              <w:jc w:val="left"/>
               <w:rPr>
                 <w:sz w:val="24"/>
                 <w:szCs w:val="24"/>
@@ -15498,7 +15813,7 @@
           </w:tcPr>
           <w:p>
             <w:pPr>
-              <w:jc w:val="both"/>
+              <w:jc w:val="left"/>
               <w:rPr>
                 <w:sz w:val="24"/>
                 <w:szCs w:val="24"/>
@@ -15516,7 +15831,9 @@
       </w:tr>
       <w:tr>
         <w:trPr>
+          <w:cantSplit/>
           <w:jc w:val="center"/>
+          <w:trHeight w:val="453" w:hRule="atLeast"/>
         </w:trPr>
         <w:tc>
           <w:tcPr>
@@ -15586,7 +15903,7 @@
           </w:tcPr>
           <w:p>
             <w:pPr>
-              <w:jc w:val="both"/>
+              <w:jc w:val="left"/>
               <w:rPr>
                 <w:sz w:val="24"/>
                 <w:szCs w:val="24"/>
@@ -15614,7 +15931,7 @@
           </w:tcPr>
           <w:p>
             <w:pPr>
-              <w:jc w:val="both"/>
+              <w:jc w:val="left"/>
               <w:rPr>
                 <w:sz w:val="24"/>
                 <w:szCs w:val="24"/>
@@ -15642,7 +15959,7 @@
           </w:tcPr>
           <w:p>
             <w:pPr>
-              <w:jc w:val="both"/>
+              <w:jc w:val="left"/>
               <w:rPr>
                 <w:sz w:val="24"/>
                 <w:szCs w:val="24"/>
@@ -15660,7 +15977,9 @@
       </w:tr>
       <w:tr>
         <w:trPr>
+          <w:cantSplit/>
           <w:jc w:val="center"/>
+          <w:trHeight w:val="453" w:hRule="atLeast"/>
         </w:trPr>
         <w:tc>
           <w:tcPr>
@@ -15730,7 +16049,7 @@
           </w:tcPr>
           <w:p>
             <w:pPr>
-              <w:jc w:val="both"/>
+              <w:jc w:val="left"/>
               <w:rPr>
                 <w:sz w:val="24"/>
                 <w:szCs w:val="24"/>
@@ -15758,7 +16077,7 @@
           </w:tcPr>
           <w:p>
             <w:pPr>
-              <w:jc w:val="both"/>
+              <w:jc w:val="left"/>
               <w:rPr>
                 <w:sz w:val="24"/>
                 <w:szCs w:val="24"/>
@@ -15786,7 +16105,7 @@
           </w:tcPr>
           <w:p>
             <w:pPr>
-              <w:jc w:val="both"/>
+              <w:jc w:val="left"/>
               <w:rPr>
                 <w:sz w:val="24"/>
                 <w:szCs w:val="24"/>
@@ -15830,6 +16149,7 @@
     <w:p>
       <w:pPr>
         <w:pStyle w:val="Heading2"/>
+        <w:keepNext/>
         <w:numPr>
           <w:ilvl w:val="1"/>
           <w:numId w:val="7"/>
@@ -15856,6 +16176,8 @@
       </w:tblGrid>
       <w:tr>
         <w:trPr>
+          <w:cantSplit/>
+          <w:tblHeader/>
           <w:jc w:val="center"/>
         </w:trPr>
         <w:tc>
@@ -15871,6 +16193,7 @@
           </w:tcPr>
           <w:p>
             <w:pPr>
+              <w:keepNext/>
               <w:jc w:val="center"/>
               <w:rPr>
                 <w:sz w:val="24"/>
@@ -15901,6 +16224,7 @@
           </w:tcPr>
           <w:p>
             <w:pPr>
+              <w:keepNext/>
               <w:jc w:val="center"/>
               <w:rPr>
                 <w:sz w:val="24"/>
@@ -15931,6 +16255,7 @@
           </w:tcPr>
           <w:p>
             <w:pPr>
+              <w:keepNext/>
               <w:jc w:val="center"/>
               <w:rPr>
                 <w:sz w:val="24"/>
@@ -15951,6 +16276,7 @@
       </w:tr>
       <w:tr>
         <w:trPr>
+          <w:cantSplit/>
           <w:jc w:val="center"/>
         </w:trPr>
         <w:tc>
@@ -16022,7 +16348,7 @@
           </w:tcPr>
           <w:p>
             <w:pPr>
-              <w:jc w:val="both"/>
+              <w:jc w:val="left"/>
               <w:rPr>
                 <w:sz w:val="24"/>
                 <w:szCs w:val="24"/>
@@ -16040,6 +16366,7 @@
       </w:tr>
       <w:tr>
         <w:trPr>
+          <w:cantSplit/>
           <w:jc w:val="center"/>
         </w:trPr>
         <w:tc>
@@ -16111,7 +16438,7 @@
           </w:tcPr>
           <w:p>
             <w:pPr>
-              <w:jc w:val="both"/>
+              <w:jc w:val="left"/>
               <w:rPr>
                 <w:sz w:val="24"/>
                 <w:szCs w:val="24"/>
@@ -16129,6 +16456,7 @@
       </w:tr>
       <w:tr>
         <w:trPr>
+          <w:cantSplit/>
           <w:jc w:val="center"/>
         </w:trPr>
         <w:tc>
@@ -16200,7 +16528,7 @@
           </w:tcPr>
           <w:p>
             <w:pPr>
-              <w:jc w:val="both"/>
+              <w:jc w:val="left"/>
               <w:rPr>
                 <w:sz w:val="24"/>
                 <w:szCs w:val="24"/>
@@ -16218,6 +16546,7 @@
       </w:tr>
       <w:tr>
         <w:trPr>
+          <w:cantSplit/>
           <w:jc w:val="center"/>
         </w:trPr>
         <w:tc>
@@ -16289,7 +16618,7 @@
           </w:tcPr>
           <w:p>
             <w:pPr>
-              <w:jc w:val="both"/>
+              <w:jc w:val="left"/>
               <w:rPr>
                 <w:sz w:val="24"/>
                 <w:szCs w:val="24"/>
@@ -16307,6 +16636,7 @@
       </w:tr>
       <w:tr>
         <w:trPr>
+          <w:cantSplit/>
           <w:jc w:val="center"/>
         </w:trPr>
         <w:tc>
@@ -16378,7 +16708,7 @@
           </w:tcPr>
           <w:p>
             <w:pPr>
-              <w:jc w:val="both"/>
+              <w:jc w:val="left"/>
               <w:rPr>
                 <w:sz w:val="24"/>
                 <w:szCs w:val="24"/>
@@ -16396,6 +16726,7 @@
       </w:tr>
       <w:tr>
         <w:trPr>
+          <w:cantSplit/>
           <w:jc w:val="center"/>
         </w:trPr>
         <w:tc>
@@ -16467,7 +16798,7 @@
           </w:tcPr>
           <w:p>
             <w:pPr>
-              <w:jc w:val="both"/>
+              <w:jc w:val="left"/>
               <w:rPr>
                 <w:sz w:val="24"/>
                 <w:szCs w:val="24"/>
@@ -16485,6 +16816,7 @@
       </w:tr>
       <w:tr>
         <w:trPr>
+          <w:cantSplit/>
           <w:jc w:val="center"/>
         </w:trPr>
         <w:tc>
@@ -16556,7 +16888,7 @@
           </w:tcPr>
           <w:p>
             <w:pPr>
-              <w:jc w:val="both"/>
+              <w:jc w:val="left"/>
               <w:rPr>
                 <w:sz w:val="24"/>
                 <w:szCs w:val="24"/>
@@ -16574,6 +16906,7 @@
       </w:tr>
       <w:tr>
         <w:trPr>
+          <w:cantSplit/>
           <w:jc w:val="center"/>
         </w:trPr>
         <w:tc>
@@ -16645,7 +16978,7 @@
           </w:tcPr>
           <w:p>
             <w:pPr>
-              <w:jc w:val="both"/>
+              <w:jc w:val="left"/>
               <w:rPr>
                 <w:sz w:val="24"/>
                 <w:szCs w:val="24"/>
@@ -16663,6 +16996,7 @@
       </w:tr>
       <w:tr>
         <w:trPr>
+          <w:cantSplit/>
           <w:jc w:val="center"/>
         </w:trPr>
         <w:tc>
@@ -16734,7 +17068,7 @@
           </w:tcPr>
           <w:p>
             <w:pPr>
-              <w:jc w:val="both"/>
+              <w:jc w:val="left"/>
               <w:rPr>
                 <w:sz w:val="24"/>
                 <w:szCs w:val="24"/>
@@ -16778,6 +17112,7 @@
     <w:p>
       <w:pPr>
         <w:pStyle w:val="Heading2"/>
+        <w:keepNext/>
         <w:numPr>
           <w:ilvl w:val="1"/>
           <w:numId w:val="7"/>
@@ -16806,6 +17141,8 @@
       </w:tblGrid>
       <w:tr>
         <w:trPr>
+          <w:cantSplit/>
+          <w:tblHeader/>
           <w:jc w:val="center"/>
         </w:trPr>
         <w:tc>
@@ -16821,6 +17158,7 @@
           </w:tcPr>
           <w:p>
             <w:pPr>
+              <w:keepNext/>
               <w:jc w:val="center"/>
               <w:rPr>
                 <w:sz w:val="24"/>
@@ -16851,6 +17189,7 @@
           </w:tcPr>
           <w:p>
             <w:pPr>
+              <w:keepNext/>
               <w:jc w:val="center"/>
               <w:rPr>
                 <w:sz w:val="24"/>
@@ -16881,6 +17220,7 @@
           </w:tcPr>
           <w:p>
             <w:pPr>
+              <w:keepNext/>
               <w:jc w:val="center"/>
               <w:rPr>
                 <w:sz w:val="24"/>
@@ -16911,6 +17251,7 @@
           </w:tcPr>
           <w:p>
             <w:pPr>
+              <w:keepNext/>
               <w:jc w:val="center"/>
               <w:rPr>
                 <w:sz w:val="24"/>
@@ -16941,6 +17282,7 @@
           </w:tcPr>
           <w:p>
             <w:pPr>
+              <w:keepNext/>
               <w:jc w:val="center"/>
               <w:rPr>
                 <w:sz w:val="24"/>
@@ -16961,7 +17303,9 @@
       </w:tr>
       <w:tr>
         <w:trPr>
+          <w:cantSplit/>
           <w:jc w:val="center"/>
+          <w:trHeight w:val="680" w:hRule="atLeast"/>
         </w:trPr>
         <w:tc>
           <w:tcPr>
@@ -17032,7 +17376,7 @@
           </w:tcPr>
           <w:p>
             <w:pPr>
-              <w:jc w:val="both"/>
+              <w:jc w:val="left"/>
               <w:rPr>
                 <w:sz w:val="24"/>
                 <w:szCs w:val="24"/>
@@ -17060,7 +17404,7 @@
           </w:tcPr>
           <w:p>
             <w:pPr>
-              <w:jc w:val="both"/>
+              <w:jc w:val="left"/>
               <w:rPr>
                 <w:sz w:val="24"/>
                 <w:szCs w:val="24"/>
@@ -17088,7 +17432,7 @@
           </w:tcPr>
           <w:p>
             <w:pPr>
-              <w:jc w:val="both"/>
+              <w:jc w:val="left"/>
               <w:rPr>
                 <w:sz w:val="24"/>
                 <w:szCs w:val="24"/>
@@ -17106,7 +17450,9 @@
       </w:tr>
       <w:tr>
         <w:trPr>
+          <w:cantSplit/>
           <w:jc w:val="center"/>
+          <w:trHeight w:val="680" w:hRule="atLeast"/>
         </w:trPr>
         <w:tc>
           <w:tcPr>
@@ -17177,7 +17523,7 @@
           </w:tcPr>
           <w:p>
             <w:pPr>
-              <w:jc w:val="both"/>
+              <w:jc w:val="left"/>
               <w:rPr>
                 <w:sz w:val="24"/>
                 <w:szCs w:val="24"/>
@@ -17205,7 +17551,7 @@
           </w:tcPr>
           <w:p>
             <w:pPr>
-              <w:jc w:val="both"/>
+              <w:jc w:val="left"/>
               <w:rPr>
                 <w:sz w:val="24"/>
                 <w:szCs w:val="24"/>
@@ -17233,7 +17579,7 @@
           </w:tcPr>
           <w:p>
             <w:pPr>
-              <w:jc w:val="both"/>
+              <w:jc w:val="left"/>
               <w:rPr>
                 <w:sz w:val="24"/>
                 <w:szCs w:val="24"/>
@@ -17251,7 +17597,9 @@
       </w:tr>
       <w:tr>
         <w:trPr>
+          <w:cantSplit/>
           <w:jc w:val="center"/>
+          <w:trHeight w:val="680" w:hRule="atLeast"/>
         </w:trPr>
         <w:tc>
           <w:tcPr>
@@ -17322,7 +17670,7 @@
           </w:tcPr>
           <w:p>
             <w:pPr>
-              <w:jc w:val="both"/>
+              <w:jc w:val="left"/>
               <w:rPr>
                 <w:sz w:val="24"/>
                 <w:szCs w:val="24"/>
@@ -17350,7 +17698,7 @@
           </w:tcPr>
           <w:p>
             <w:pPr>
-              <w:jc w:val="both"/>
+              <w:jc w:val="left"/>
               <w:rPr>
                 <w:sz w:val="24"/>
                 <w:szCs w:val="24"/>
@@ -17378,7 +17726,7 @@
           </w:tcPr>
           <w:p>
             <w:pPr>
-              <w:jc w:val="both"/>
+              <w:jc w:val="left"/>
               <w:rPr>
                 <w:sz w:val="24"/>
                 <w:szCs w:val="24"/>
@@ -17435,6 +17783,7 @@
     <w:p>
       <w:pPr>
         <w:pStyle w:val="Heading2"/>
+        <w:keepNext/>
         <w:numPr>
           <w:ilvl w:val="1"/>
           <w:numId w:val="7"/>
@@ -17461,6 +17810,8 @@
       </w:tblGrid>
       <w:tr>
         <w:trPr>
+          <w:cantSplit/>
+          <w:tblHeader/>
           <w:jc w:val="center"/>
         </w:trPr>
         <w:tc>
@@ -17476,6 +17827,7 @@
           </w:tcPr>
           <w:p>
             <w:pPr>
+              <w:keepNext/>
               <w:jc w:val="center"/>
               <w:rPr>
                 <w:sz w:val="24"/>
@@ -17489,7 +17841,7 @@
                 <w:sz w:val="24"/>
                 <w:szCs w:val="24"/>
               </w:rPr>
-              <w:t>Rekaman</w:t>
+              <w:t>Record</w:t>
             </w:r>
           </w:p>
         </w:tc>
@@ -17506,6 +17858,7 @@
           </w:tcPr>
           <w:p>
             <w:pPr>
+              <w:keepNext/>
               <w:jc w:val="center"/>
               <w:rPr>
                 <w:sz w:val="24"/>
@@ -17536,6 +17889,7 @@
           </w:tcPr>
           <w:p>
             <w:pPr>
+              <w:keepNext/>
               <w:jc w:val="center"/>
               <w:rPr>
                 <w:sz w:val="24"/>
@@ -17556,6 +17910,7 @@
       </w:tr>
       <w:tr>
         <w:trPr>
+          <w:cantSplit/>
           <w:jc w:val="center"/>
         </w:trPr>
         <w:tc>
@@ -17582,7 +17937,7 @@
                 <w:sz w:val="24"/>
                 <w:szCs w:val="24"/>
               </w:rPr>
-              <w:t>Formulir ini setelah diisi: Tabel 1 sampai Tabel 12</w:t>
+              <w:t>Form ini setelah diisi: Tabel 1 sampai Tabel 12</w:t>
             </w:r>
           </w:p>
         </w:tc>
@@ -17610,7 +17965,7 @@
                 <w:sz w:val="24"/>
                 <w:szCs w:val="24"/>
               </w:rPr>
-              <w:t>Folder Google Drive Departemen Commercial (USULAN). Pencatat: Business Development. Pemilik formulir terisi: VP Commercial (USULAN). Klasifikasi menurut butir 4.14.</w:t>
+              <w:t>Folder Google Drive Departemen Commercial (USULAN). Pencatat: Business Development. Pemilik form terisi: VP Commercial (USULAN). Klasifikasi form terisi RESTRICTED (Internal) (USULAN).</w:t>
             </w:r>
           </w:p>
         </w:tc>
@@ -17627,25 +17982,26 @@
           </w:tcPr>
           <w:p>
             <w:pPr>
-              <w:jc w:val="both"/>
-              <w:rPr>
-                <w:sz w:val="24"/>
-                <w:szCs w:val="24"/>
-              </w:rPr>
-            </w:pPr>
-            <w:r>
-              <w:rPr>
-                <w:b w:val="0"/>
-                <w:sz w:val="24"/>
-                <w:szCs w:val="24"/>
-              </w:rPr>
-              <w:t>Durasi kontrak + 3 tahun (USULAN). Angka berasal dari rekaman rencana proyek dan checklist G1 di SNX-OPS-SOP-01; perluasan ke formulir ini belum diputus.</w:t>
+              <w:jc w:val="left"/>
+              <w:rPr>
+                <w:sz w:val="24"/>
+                <w:szCs w:val="24"/>
+              </w:rPr>
+            </w:pPr>
+            <w:r>
+              <w:rPr>
+                <w:b w:val="0"/>
+                <w:sz w:val="24"/>
+                <w:szCs w:val="24"/>
+              </w:rPr>
+              <w:t>Durasi kontrak + 3 tahun, mengikuti retensi record rencana proyek dan checklist G1 di SNX-OPS-SOP-01 (USULAN).</w:t>
             </w:r>
           </w:p>
         </w:tc>
       </w:tr>
       <w:tr>
         <w:trPr>
+          <w:cantSplit/>
           <w:jc w:val="center"/>
         </w:trPr>
         <w:tc>
@@ -17700,7 +18056,7 @@
                 <w:sz w:val="24"/>
                 <w:szCs w:val="24"/>
               </w:rPr>
-              <w:t>Lokasi dan pemilik belum ditetapkan (tabel rekaman SNX-COM-SOP-01).</w:t>
+              <w:t>Lokasi dan pemilik belum ditetapkan (tabel record SNX-COM-SOP-01).</w:t>
             </w:r>
           </w:p>
         </w:tc>
@@ -17717,7 +18073,7 @@
           </w:tcPr>
           <w:p>
             <w:pPr>
-              <w:jc w:val="both"/>
+              <w:jc w:val="left"/>
               <w:rPr>
                 <w:sz w:val="24"/>
                 <w:szCs w:val="24"/>
@@ -17736,6 +18092,7 @@
       </w:tr>
       <w:tr>
         <w:trPr>
+          <w:cantSplit/>
           <w:jc w:val="center"/>
         </w:trPr>
         <w:tc>
@@ -17790,7 +18147,7 @@
                 <w:sz w:val="24"/>
                 <w:szCs w:val="24"/>
               </w:rPr>
-              <w:t>SNX-OPS-FRM-01. Drive proyek; pemilik Project Manager (tabel rekaman SNX-OPS-SOP-01).</w:t>
+              <w:t>SNX-OPS-FRM-01 di Drive proyek; pemilik Project Manager (tabel record SNX-OPS-SOP-01).</w:t>
             </w:r>
           </w:p>
         </w:tc>
@@ -17807,19 +18164,19 @@
           </w:tcPr>
           <w:p>
             <w:pPr>
-              <w:jc w:val="both"/>
-              <w:rPr>
-                <w:sz w:val="24"/>
-                <w:szCs w:val="24"/>
-              </w:rPr>
-            </w:pPr>
-            <w:r>
-              <w:rPr>
-                <w:b w:val="0"/>
-                <w:sz w:val="24"/>
-                <w:szCs w:val="24"/>
-              </w:rPr>
-              <w:t>Durasi kontrak + 3 tahun (tabel rekaman SNX-OPS-SOP-01).</w:t>
+              <w:jc w:val="left"/>
+              <w:rPr>
+                <w:sz w:val="24"/>
+                <w:szCs w:val="24"/>
+              </w:rPr>
+            </w:pPr>
+            <w:r>
+              <w:rPr>
+                <w:b w:val="0"/>
+                <w:sz w:val="24"/>
+                <w:szCs w:val="24"/>
+              </w:rPr>
+              <w:t>Durasi kontrak + 3 tahun (tabel record SNX-OPS-SOP-01).</w:t>
             </w:r>
           </w:p>
         </w:tc>
@@ -17864,6 +18221,7 @@
     </w:p>
     <w:p>
       <w:pPr>
+        <w:keepNext/>
         <w:pBdr>
           <w:top w:val="nil"/>
           <w:left w:val="nil"/>
@@ -17902,6 +18260,8 @@
       </w:tblGrid>
       <w:tr>
         <w:trPr>
+          <w:cantSplit/>
+          <w:tblHeader/>
           <w:jc w:val="center"/>
         </w:trPr>
         <w:tc>
@@ -17917,6 +18277,7 @@
           </w:tcPr>
           <w:p>
             <w:pPr>
+              <w:keepNext/>
               <w:jc w:val="center"/>
               <w:rPr>
                 <w:sz w:val="24"/>
@@ -17947,6 +18308,7 @@
           </w:tcPr>
           <w:p>
             <w:pPr>
+              <w:keepNext/>
               <w:jc w:val="center"/>
               <w:rPr>
                 <w:sz w:val="24"/>
@@ -17977,6 +18339,7 @@
           </w:tcPr>
           <w:p>
             <w:pPr>
+              <w:keepNext/>
               <w:jc w:val="center"/>
               <w:rPr>
                 <w:sz w:val="24"/>
@@ -17990,13 +18353,14 @@
                 <w:sz w:val="24"/>
                 <w:szCs w:val="24"/>
               </w:rPr>
-              <w:t>Hubungan dengan formulir ini</w:t>
+              <w:t>Hubungan dengan form ini</w:t>
             </w:r>
           </w:p>
         </w:tc>
       </w:tr>
       <w:tr>
         <w:trPr>
+          <w:cantSplit/>
           <w:jc w:val="center"/>
         </w:trPr>
         <w:tc>
@@ -18068,25 +18432,26 @@
           </w:tcPr>
           <w:p>
             <w:pPr>
-              <w:jc w:val="both"/>
-              <w:rPr>
-                <w:sz w:val="24"/>
-                <w:szCs w:val="24"/>
-              </w:rPr>
-            </w:pPr>
-            <w:r>
-              <w:rPr>
-                <w:b w:val="0"/>
-                <w:sz w:val="24"/>
-                <w:szCs w:val="24"/>
-              </w:rPr>
-              <w:t>Tabel 6 memuat PIC dan kanal komunikasi resmi. Business Development menyampaikan isi formulir ke tim pelaksana di handover meeting (butir 4.10).</w:t>
+              <w:jc w:val="left"/>
+              <w:rPr>
+                <w:sz w:val="24"/>
+                <w:szCs w:val="24"/>
+              </w:rPr>
+            </w:pPr>
+            <w:r>
+              <w:rPr>
+                <w:b w:val="0"/>
+                <w:sz w:val="24"/>
+                <w:szCs w:val="24"/>
+              </w:rPr>
+              <w:t>Tabel 6 memuat PIC dan kanal komunikasi resmi. Business Development menyampaikan isi form ke tim pelaksana di handover meeting (butir 4.10).</w:t>
             </w:r>
           </w:p>
         </w:tc>
       </w:tr>
       <w:tr>
         <w:trPr>
+          <w:cantSplit/>
           <w:jc w:val="center"/>
         </w:trPr>
         <w:tc>
@@ -18158,25 +18523,26 @@
           </w:tcPr>
           <w:p>
             <w:pPr>
-              <w:jc w:val="both"/>
-              <w:rPr>
-                <w:sz w:val="24"/>
-                <w:szCs w:val="24"/>
-              </w:rPr>
-            </w:pPr>
-            <w:r>
-              <w:rPr>
-                <w:b w:val="0"/>
-                <w:sz w:val="24"/>
-                <w:szCs w:val="24"/>
-              </w:rPr>
-              <w:t>Tabel Rekaman memuat lokasi, pemilik, retensi, dan klasifikasi formulir terisi.</w:t>
+              <w:jc w:val="left"/>
+              <w:rPr>
+                <w:sz w:val="24"/>
+                <w:szCs w:val="24"/>
+              </w:rPr>
+            </w:pPr>
+            <w:r>
+              <w:rPr>
+                <w:b w:val="0"/>
+                <w:sz w:val="24"/>
+                <w:szCs w:val="24"/>
+              </w:rPr>
+              <w:t>Tabel Rekaman memuat lokasi, pemilik, retensi, dan klasifikasi form terisi.</w:t>
             </w:r>
           </w:p>
         </w:tc>
       </w:tr>
       <w:tr>
         <w:trPr>
+          <w:cantSplit/>
           <w:jc w:val="center"/>
         </w:trPr>
         <w:tc>
@@ -18248,25 +18614,26 @@
           </w:tcPr>
           <w:p>
             <w:pPr>
-              <w:jc w:val="both"/>
-              <w:rPr>
-                <w:sz w:val="24"/>
-                <w:szCs w:val="24"/>
-              </w:rPr>
-            </w:pPr>
-            <w:r>
-              <w:rPr>
-                <w:b w:val="0"/>
-                <w:sz w:val="24"/>
-                <w:szCs w:val="24"/>
-              </w:rPr>
-              <w:t>Tabel 2 sampai Tabel 4 dan Tabel 10 memuat persyaratan customer yang berlaku saat closing, dan Tabel 9 memuat perbedaan antar dokumen (butir 4.5).</w:t>
+              <w:jc w:val="left"/>
+              <w:rPr>
+                <w:sz w:val="24"/>
+                <w:szCs w:val="24"/>
+              </w:rPr>
+            </w:pPr>
+            <w:r>
+              <w:rPr>
+                <w:b w:val="0"/>
+                <w:sz w:val="24"/>
+                <w:szCs w:val="24"/>
+              </w:rPr>
+              <w:t>Tabel 2 sampai Tabel 4 dan Tabel 10 memuat persyaratan customer yang berlaku saat closing, dan Tabel 9 memuat perbedaan antardokumen (butir 4.5).</w:t>
             </w:r>
           </w:p>
         </w:tc>
       </w:tr>
       <w:tr>
         <w:trPr>
+          <w:cantSplit/>
           <w:jc w:val="center"/>
         </w:trPr>
         <w:tc>
@@ -18338,7 +18705,7 @@
           </w:tcPr>
           <w:p>
             <w:pPr>
-              <w:jc w:val="both"/>
+              <w:jc w:val="left"/>
               <w:rPr>
                 <w:sz w:val="24"/>
                 <w:szCs w:val="24"/>
@@ -18357,6 +18724,7 @@
       </w:tr>
       <w:tr>
         <w:trPr>
+          <w:cantSplit/>
           <w:jc w:val="center"/>
         </w:trPr>
         <w:tc>
@@ -18428,25 +18796,26 @@
           </w:tcPr>
           <w:p>
             <w:pPr>
-              <w:jc w:val="both"/>
-              <w:rPr>
-                <w:sz w:val="24"/>
-                <w:szCs w:val="24"/>
-              </w:rPr>
-            </w:pPr>
-            <w:r>
-              <w:rPr>
-                <w:b w:val="0"/>
-                <w:sz w:val="24"/>
-                <w:szCs w:val="24"/>
-              </w:rPr>
-              <w:t>Butir 4.14 memuat klasifikasi formulir kosong dan formulir terisi.</w:t>
+              <w:jc w:val="left"/>
+              <w:rPr>
+                <w:sz w:val="24"/>
+                <w:szCs w:val="24"/>
+              </w:rPr>
+            </w:pPr>
+            <w:r>
+              <w:rPr>
+                <w:b w:val="0"/>
+                <w:sz w:val="24"/>
+                <w:szCs w:val="24"/>
+              </w:rPr>
+              <w:t>Butir 4.14 memuat klasifikasi form kosong dan form terisi.</w:t>
             </w:r>
           </w:p>
         </w:tc>
       </w:tr>
       <w:tr>
         <w:trPr>
+          <w:cantSplit/>
           <w:jc w:val="center"/>
         </w:trPr>
         <w:tc>
@@ -18518,25 +18887,26 @@
           </w:tcPr>
           <w:p>
             <w:pPr>
-              <w:jc w:val="both"/>
-              <w:rPr>
-                <w:sz w:val="24"/>
-                <w:szCs w:val="24"/>
-              </w:rPr>
-            </w:pPr>
-            <w:r>
-              <w:rPr>
-                <w:b w:val="0"/>
-                <w:sz w:val="24"/>
-                <w:szCs w:val="24"/>
-              </w:rPr>
-              <w:t>Business Development memindahkan informasi customer ke tim pelaksana lewat formulir ini, dan butir 4.8 memuat larangan menulis kredensial di dalamnya.</w:t>
+              <w:jc w:val="left"/>
+              <w:rPr>
+                <w:sz w:val="24"/>
+                <w:szCs w:val="24"/>
+              </w:rPr>
+            </w:pPr>
+            <w:r>
+              <w:rPr>
+                <w:b w:val="0"/>
+                <w:sz w:val="24"/>
+                <w:szCs w:val="24"/>
+              </w:rPr>
+              <w:t>Business Development menyampaikan informasi customer ke tim pelaksana melalui form ini, tanpa menulis kredensial (butir 4.8).</w:t>
             </w:r>
           </w:p>
         </w:tc>
       </w:tr>
       <w:tr>
         <w:trPr>
+          <w:cantSplit/>
           <w:jc w:val="center"/>
         </w:trPr>
         <w:tc>
@@ -18608,7 +18978,7 @@
           </w:tcPr>
           <w:p>
             <w:pPr>
-              <w:jc w:val="both"/>
+              <w:jc w:val="left"/>
               <w:rPr>
                 <w:sz w:val="24"/>
                 <w:szCs w:val="24"/>
@@ -18627,6 +18997,7 @@
       </w:tr>
       <w:tr>
         <w:trPr>
+          <w:cantSplit/>
           <w:jc w:val="center"/>
         </w:trPr>
         <w:tc>
@@ -18698,19 +19069,19 @@
           </w:tcPr>
           <w:p>
             <w:pPr>
-              <w:jc w:val="both"/>
-              <w:rPr>
-                <w:sz w:val="24"/>
-                <w:szCs w:val="24"/>
-              </w:rPr>
-            </w:pPr>
-            <w:r>
-              <w:rPr>
-                <w:b w:val="0"/>
-                <w:sz w:val="24"/>
-                <w:szCs w:val="24"/>
-              </w:rPr>
-              <w:t>Tabel Rekaman memuat lokasi dan retensi rekaman formulir ini.</w:t>
+              <w:jc w:val="left"/>
+              <w:rPr>
+                <w:sz w:val="24"/>
+                <w:szCs w:val="24"/>
+              </w:rPr>
+            </w:pPr>
+            <w:r>
+              <w:rPr>
+                <w:b w:val="0"/>
+                <w:sz w:val="24"/>
+                <w:szCs w:val="24"/>
+              </w:rPr>
+              <w:t>Tabel Rekaman memuat lokasi dan retensi record form ini.</w:t>
             </w:r>
           </w:p>
         </w:tc>
@@ -18743,6 +19114,7 @@
     <w:p>
       <w:pPr>
         <w:pStyle w:val="Heading1"/>
+        <w:keepNext/>
         <w:numPr>
           <w:ilvl w:val="0"/>
           <w:numId w:val="7"/>
@@ -18768,6 +19140,8 @@
       </w:tblGrid>
       <w:tr>
         <w:trPr>
+          <w:cantSplit/>
+          <w:tblHeader/>
           <w:jc w:val="center"/>
         </w:trPr>
         <w:tc>
@@ -18783,6 +19157,7 @@
           </w:tcPr>
           <w:p>
             <w:pPr>
+              <w:keepNext/>
               <w:jc w:val="center"/>
               <w:rPr>
                 <w:sz w:val="24"/>
@@ -18813,6 +19188,7 @@
           </w:tcPr>
           <w:p>
             <w:pPr>
+              <w:keepNext/>
               <w:jc w:val="center"/>
               <w:rPr>
                 <w:sz w:val="24"/>
@@ -18833,6 +19209,7 @@
       </w:tr>
       <w:tr>
         <w:trPr>
+          <w:cantSplit/>
           <w:jc w:val="center"/>
         </w:trPr>
         <w:tc>
@@ -18894,6 +19271,7 @@
       </w:tr>
       <w:tr>
         <w:trPr>
+          <w:cantSplit/>
           <w:jc w:val="center"/>
         </w:trPr>
         <w:tc>
@@ -18948,13 +19326,14 @@
                 <w:sz w:val="24"/>
                 <w:szCs w:val="24"/>
               </w:rPr>
-              <w:t>Sales Process: butir 4.8, 4.11, 4.13, 4.16, dan 4.19, serta tabel rekamannya, dirujuk formulir ini. Dokumen itu mengatur handover meeting dan penyerahan paket.</w:t>
+              <w:t>Sales Process, yang mengatur handover meeting dan penyerahan paket. Form ini merujuk butir 4.8, 4.11, 4.13, 4.16, dan 4.19 serta tabel record-nya.</w:t>
             </w:r>
           </w:p>
         </w:tc>
       </w:tr>
       <w:tr>
         <w:trPr>
+          <w:cantSplit/>
           <w:jc w:val="center"/>
         </w:trPr>
         <w:tc>
@@ -19009,13 +19388,14 @@
                 <w:sz w:val="24"/>
                 <w:szCs w:val="24"/>
               </w:rPr>
-              <w:t>Proposal, Quotation &amp; Pricing Control: pengendalian proposal, quotation, harga, diskon, dan margin. Dikecualikan dari formulir ini.</w:t>
+              <w:t>Proposal, Quotation &amp; Pricing Control: pengendalian proposal, quotation, harga, diskon, dan margin. Dikecualikan dari form ini.</w:t>
             </w:r>
           </w:p>
         </w:tc>
       </w:tr>
       <w:tr>
         <w:trPr>
+          <w:cantSplit/>
           <w:jc w:val="center"/>
         </w:trPr>
         <w:tc>
@@ -19077,6 +19457,7 @@
       </w:tr>
       <w:tr>
         <w:trPr>
+          <w:cantSplit/>
           <w:jc w:val="center"/>
         </w:trPr>
         <w:tc>
@@ -19131,13 +19512,14 @@
                 <w:sz w:val="24"/>
                 <w:szCs w:val="24"/>
               </w:rPr>
-              <w:t>Project Management &amp; Delivery: butir 4.1 mengatur penerimaan paket handover oleh Service Delivery Manager. Tabel rekamannya memuat retensi rencana proyek.</w:t>
+              <w:t>Project Management &amp; Delivery: butir 4.1 mengatur penerimaan paket handover oleh Service Delivery Manager. Tabel record-nya memuat retensi rencana proyek.</w:t>
             </w:r>
           </w:p>
         </w:tc>
       </w:tr>
       <w:tr>
         <w:trPr>
+          <w:cantSplit/>
           <w:jc w:val="center"/>
         </w:trPr>
         <w:tc>
@@ -19199,6 +19581,7 @@
       </w:tr>
       <w:tr>
         <w:trPr>
+          <w:cantSplit/>
           <w:jc w:val="center"/>
         </w:trPr>
         <w:tc>
@@ -19260,6 +19643,7 @@
       </w:tr>
       <w:tr>
         <w:trPr>
+          <w:cantSplit/>
           <w:jc w:val="center"/>
         </w:trPr>
         <w:tc>
@@ -19314,13 +19698,14 @@
                 <w:sz w:val="24"/>
                 <w:szCs w:val="24"/>
               </w:rPr>
-              <w:t>Project Handover / BAST &amp; Closure Report: BAST, checklist G3, dan closure report. Judulnya mirip, tetapi dokumen itu mencatat penyerahan hasil kerja ke customer dan ke Operation. Dikecualikan dari formulir ini.</w:t>
+              <w:t>Project Handover / BAST &amp; Closure Report: BAST, checklist G3, dan closure report. Judulnya mirip, tetapi dokumen itu mencatat penyerahan hasil kerja ke customer dan ke Operation. Dikecualikan dari form ini.</w:t>
             </w:r>
           </w:p>
         </w:tc>
       </w:tr>
       <w:tr>
         <w:trPr>
+          <w:cantSplit/>
           <w:jc w:val="center"/>
         </w:trPr>
         <w:tc>
@@ -19375,13 +19760,14 @@
                 <w:sz w:val="24"/>
                 <w:szCs w:val="24"/>
               </w:rPr>
-              <w:t>Billing &amp; Invoicing: penagihan dan invoice sesudah closing. Dikecualikan dari formulir ini.</w:t>
+              <w:t>Billing &amp; Invoicing: penagihan dan invoice setelah closing. Dikecualikan dari form ini.</w:t>
             </w:r>
           </w:p>
         </w:tc>
       </w:tr>
       <w:tr>
         <w:trPr>
+          <w:cantSplit/>
           <w:jc w:val="center"/>
         </w:trPr>
         <w:tc>
@@ -19443,6 +19829,7 @@
       </w:tr>
       <w:tr>
         <w:trPr>
+          <w:cantSplit/>
           <w:jc w:val="center"/>
         </w:trPr>
         <w:tc>
@@ -19561,7 +19948,7 @@
           <w:sz w:val="24"/>
           <w:szCs w:val="24"/>
         </w:rPr>
-        <w:t xml:space="preserve">Formulir ini berstatus Draft dan baru dipakai sesudah Direktur Utama menandatangani blok Approval dan COO menetapkan struktur kolomnya. VP Commercial menetapkan lokasi rekaman dan meninjau formulir ini setiap tahun (USULAN).</w:t>
+        <w:t xml:space="preserve">Form ini berstatus Draft dan baru dipakai setelah Direktur Utama menandatangani blok Approval dan COO menetapkan struktur kolomnya. VP Commercial menetapkan lokasi record dan meninjau form ini setiap tahun (USULAN).</w:t>
       </w:r>
     </w:p>
     <w:sectPr>

--- a/out/05_Commercial/SNX-COM-FRM-02 Project Handover Record (Rev00 DRAFT).docx
+++ b/out/05_Commercial/SNX-COM-FRM-02 Project Handover Record (Rev00 DRAFT).docx
@@ -5301,7 +5301,7 @@
                 <w:sz w:val="24"/>
                 <w:szCs w:val="24"/>
               </w:rPr>
-              <w:t>Menetapkan struktur kolom Tabel 1 sampai Tabel 12.</w:t>
+              <w:t>Menetapkan struktur kolom Tabel 1 sampai Tabel 12 (USULAN).</w:t>
             </w:r>
           </w:p>
         </w:tc>

--- a/out/05_Commercial/SNX-COM-FRM-02 Project Handover Record (Rev00 DRAFT).docx
+++ b/out/05_Commercial/SNX-COM-FRM-02 Project Handover Record (Rev00 DRAFT).docx
@@ -5057,7 +5057,7 @@
                 <w:sz w:val="24"/>
                 <w:szCs w:val="24"/>
               </w:rPr>
-              <w:t>Bersama COO menyetujui komitmen yang belum tercatat (butir 4.7); peran Commercial di butir itu dipetakan ke VP Commercial (USULAN).</w:t>
+              <w:t>Bersama COO menyetujui komitmen yang belum tercatat (butir 4.7). Peran Commercial di butir itu dipetakan ke VP Commercial (USULAN).</w:t>
             </w:r>
           </w:p>
         </w:tc>

--- a/out/05_Commercial/SNX-COM-FRM-02 Project Handover Record (Rev00 DRAFT).docx
+++ b/out/05_Commercial/SNX-COM-FRM-02 Project Handover Record (Rev00 DRAFT).docx
@@ -5301,7 +5301,7 @@
                 <w:sz w:val="24"/>
                 <w:szCs w:val="24"/>
               </w:rPr>
-              <w:t>Menetapkan struktur kolom Tabel 1 sampai Tabel 12 (USULAN).</w:t>
+              <w:t>Menetapkan struktur kolom (butir 4.15).</w:t>
             </w:r>
           </w:p>
         </w:tc>
